--- a/Templates/ипотека/Решение резолютивка военка.docx
+++ b/Templates/ипотека/Решение резолютивка военка.docx
@@ -415,7 +415,7 @@
           <w:szCs w:val="28"/>
           <w:lang w:eastAsia="ru-RU"/>
         </w:rPr>
-        <w:t>. 12, 194-199 ГИН РФ, суд</w:t>
+        <w:t>. 12, 194-199 ГПК РФ, суд</w:t>
       </w:r>
     </w:p>
     <w:p>

--- a/Templates/ипотека/Решение резолютивка военка.docx
+++ b/Templates/ипотека/Решение резолютивка военка.docx
@@ -1,6 +1,6 @@
 
 <file path=word/document.xml><?xml version="1.0" encoding="utf-8"?>
-<w:document xmlns:wpc="http://schemas.microsoft.com/office/word/2010/wordprocessingCanvas" xmlns:mc="http://schemas.openxmlformats.org/markup-compatibility/2006" xmlns:o="urn:schemas-microsoft-com:office:office" xmlns:r="http://schemas.openxmlformats.org/officeDocument/2006/relationships" xmlns:m="http://schemas.openxmlformats.org/officeDocument/2006/math" xmlns:v="urn:schemas-microsoft-com:vml" xmlns:wp14="http://schemas.microsoft.com/office/word/2010/wordprocessingDrawing" xmlns:wp="http://schemas.openxmlformats.org/drawingml/2006/wordprocessingDrawing" xmlns:w10="urn:schemas-microsoft-com:office:word" xmlns:w="http://schemas.openxmlformats.org/wordprocessingml/2006/main" xmlns:w14="http://schemas.microsoft.com/office/word/2010/wordml" xmlns:wpg="http://schemas.microsoft.com/office/word/2010/wordprocessingGroup" xmlns:wpi="http://schemas.microsoft.com/office/word/2010/wordprocessingInk" xmlns:wne="http://schemas.microsoft.com/office/word/2006/wordml" xmlns:wps="http://schemas.microsoft.com/office/word/2010/wordprocessingShape" mc:Ignorable="w14 wp14">
+<w:document xmlns:wpc="http://schemas.microsoft.com/office/word/2010/wordprocessingCanvas" xmlns:cx="http://schemas.microsoft.com/office/drawing/2014/chartex" xmlns:cx1="http://schemas.microsoft.com/office/drawing/2015/9/8/chartex" xmlns:cx2="http://schemas.microsoft.com/office/drawing/2015/10/21/chartex" xmlns:cx3="http://schemas.microsoft.com/office/drawing/2016/5/9/chartex" xmlns:cx4="http://schemas.microsoft.com/office/drawing/2016/5/10/chartex" xmlns:cx5="http://schemas.microsoft.com/office/drawing/2016/5/11/chartex" xmlns:cx6="http://schemas.microsoft.com/office/drawing/2016/5/12/chartex" xmlns:cx7="http://schemas.microsoft.com/office/drawing/2016/5/13/chartex" xmlns:cx8="http://schemas.microsoft.com/office/drawing/2016/5/14/chartex" xmlns:mc="http://schemas.openxmlformats.org/markup-compatibility/2006" xmlns:aink="http://schemas.microsoft.com/office/drawing/2016/ink" xmlns:am3d="http://schemas.microsoft.com/office/drawing/2017/model3d" xmlns:o="urn:schemas-microsoft-com:office:office" xmlns:r="http://schemas.openxmlformats.org/officeDocument/2006/relationships" xmlns:m="http://schemas.openxmlformats.org/officeDocument/2006/math" xmlns:v="urn:schemas-microsoft-com:vml" xmlns:wp14="http://schemas.microsoft.com/office/word/2010/wordprocessingDrawing" xmlns:wp="http://schemas.openxmlformats.org/drawingml/2006/wordprocessingDrawing" xmlns:w10="urn:schemas-microsoft-com:office:word" xmlns:w="http://schemas.openxmlformats.org/wordprocessingml/2006/main" xmlns:w14="http://schemas.microsoft.com/office/word/2010/wordml" xmlns:w15="http://schemas.microsoft.com/office/word/2012/wordml" xmlns:w16cex="http://schemas.microsoft.com/office/word/2018/wordml/cex" xmlns:w16cid="http://schemas.microsoft.com/office/word/2016/wordml/cid" xmlns:w16="http://schemas.microsoft.com/office/word/2018/wordml" xmlns:w16sdtdh="http://schemas.microsoft.com/office/word/2020/wordml/sdtdatahash" xmlns:w16se="http://schemas.microsoft.com/office/word/2015/wordml/symex" xmlns:wpg="http://schemas.microsoft.com/office/word/2010/wordprocessingGroup" xmlns:wpi="http://schemas.microsoft.com/office/word/2010/wordprocessingInk" xmlns:wne="http://schemas.microsoft.com/office/word/2006/wordml" xmlns:wps="http://schemas.microsoft.com/office/word/2010/wordprocessingShape" mc:Ignorable="w14 w15 w16se w16cid w16 w16cex w16sdtdh wp14">
   <w:body>
     <w:p>
       <w:pPr>
@@ -393,29 +393,7 @@
           <w:szCs w:val="28"/>
           <w:lang w:eastAsia="ru-RU"/>
         </w:rPr>
-        <w:t xml:space="preserve">руководствуясь </w:t>
-      </w:r>
-      <w:proofErr w:type="spellStart"/>
-      <w:r>
-        <w:rPr>
-          <w:rFonts w:ascii="Times New Roman" w:eastAsia="Times New Roman" w:hAnsi="Times New Roman"/>
-          <w:spacing w:val="2"/>
-          <w:sz w:val="28"/>
-          <w:szCs w:val="28"/>
-          <w:lang w:eastAsia="ru-RU"/>
-        </w:rPr>
-        <w:t>ст.ст</w:t>
-      </w:r>
-      <w:proofErr w:type="spellEnd"/>
-      <w:r>
-        <w:rPr>
-          <w:rFonts w:ascii="Times New Roman" w:eastAsia="Times New Roman" w:hAnsi="Times New Roman"/>
-          <w:spacing w:val="2"/>
-          <w:sz w:val="28"/>
-          <w:szCs w:val="28"/>
-          <w:lang w:eastAsia="ru-RU"/>
-        </w:rPr>
-        <w:t>. 12, 194-199 ГПК РФ, суд</w:t>
+        <w:t>руководствуясь ст.ст. 12, 194-199 ГПК РФ, суд</w:t>
       </w:r>
     </w:p>
     <w:p>
@@ -651,29 +629,7 @@
           <w:szCs w:val="28"/>
           <w:lang w:eastAsia="ru-RU"/>
         </w:rPr>
-        <w:t xml:space="preserve">Взыскать с [2.1], [3] года рождения (ИНН [4]) в пользу [1381] денежные средства в размере [1377], в том числе: [1370] - сумма задолженности, состоящая из первоначального взноса по ипотечному кредиту и суммы, уплаченной истцом, в счет погашения обязательств по </w:t>
-      </w:r>
-      <w:proofErr w:type="gramStart"/>
-      <w:r>
-        <w:rPr>
-          <w:rFonts w:ascii="Times New Roman" w:eastAsia="Times New Roman" w:hAnsi="Times New Roman"/>
-          <w:spacing w:val="2"/>
-          <w:sz w:val="28"/>
-          <w:szCs w:val="28"/>
-          <w:lang w:eastAsia="ru-RU"/>
-        </w:rPr>
-        <w:t>ипотечное</w:t>
-      </w:r>
-      <w:proofErr w:type="gramEnd"/>
-      <w:r>
-        <w:rPr>
-          <w:rFonts w:ascii="Times New Roman" w:eastAsia="Times New Roman" w:hAnsi="Times New Roman"/>
-          <w:spacing w:val="2"/>
-          <w:sz w:val="28"/>
-          <w:szCs w:val="28"/>
-          <w:lang w:eastAsia="ru-RU"/>
-        </w:rPr>
-        <w:t xml:space="preserve"> кредиту; [1375] - проценты за пользование целевым жилищным займом, начисленные на сумму задолженности по ЦЖЗ в размере [1370], исходя из ставки рефинансирования установленной Центральным банком Российской Федерации в размере [1371], установленной на дату увольнения [2.1] с военной службы с [1373] по [1374], [1376] - пени в размере [1372] от суммы просроченного платежа за каждый день просрочки.</w:t>
+        <w:t>Взыскать с [2.1], [3] года рождения (ИНН [4]) в пользу [1381] денежные средства в размере [1377], в том числе: [1370] - сумма задолженности, состоящая из первоначального взноса по ипотечному кредиту и суммы, уплаченной истцом, в счет погашения обязательств по ипотечное кредиту; [1375] - проценты за пользование целевым жилищным займом, начисленные на сумму задолженности по ЦЖЗ в размере [1370], исходя из ставки рефинансирования установленной Центральным банком Российской Федерации в размере [1371], установленной на дату увольнения [2.1] с военной службы с [1373] по [1374], [1376] - пени в размере [1372] от суммы просроченного платежа за каждый день просрочки.</w:t>
       </w:r>
     </w:p>
     <w:p>
@@ -772,7 +728,6 @@
           <w:lang w:eastAsia="ru-RU"/>
         </w:rPr>
       </w:pPr>
-      <w:proofErr w:type="gramStart"/>
       <w:r>
         <w:rPr>
           <w:rFonts w:ascii="Times New Roman" w:eastAsia="Times New Roman" w:hAnsi="Times New Roman"/>
@@ -790,17 +745,7 @@
           <w:szCs w:val="28"/>
           <w:lang w:eastAsia="ru-RU"/>
         </w:rPr>
-        <w:t>пользу [989] (ИНН [991] ОГРН [990]) задолженность по кредитному договору от [100] № [110] за период за период с [120] по [121] (включительно) в размере в размере [12], в том числе: просроченные проценты - [14], просроченный основной долг - [13], неустойки - [15], а также расходы по оплате государственной пошлины в размере [16], а всего</w:t>
-      </w:r>
-      <w:proofErr w:type="gramEnd"/>
-      <w:r>
-        <w:rPr>
-          <w:rFonts w:ascii="Times New Roman" w:eastAsia="Times New Roman" w:hAnsi="Times New Roman"/>
-          <w:sz w:val="28"/>
-          <w:szCs w:val="28"/>
-          <w:lang w:eastAsia="ru-RU"/>
-        </w:rPr>
-        <w:t xml:space="preserve"> взыскать [1360]</w:t>
+        <w:t>пользу [989] (ИНН [991] ОГРН [990]) задолженность по кредитному договору от [100] № [110] за период с [120] по [121] (включительно) в размере [12], в том числе: просроченные проценты - [14], просроченный основной долг - [13], неустойки - [15], а также расходы по оплате государственной пошлины в размере [16], а всего взыскать [1360]</w:t>
       </w:r>
     </w:p>
     <w:p>
@@ -873,7 +818,7 @@
           <w:rFonts w:ascii="Times New Roman" w:hAnsi="Times New Roman"/>
           <w:sz w:val="28"/>
           <w:szCs w:val="28"/>
-          <w:lang w:val="en-US" w:eastAsia="ru-RU"/>
+          <w:lang w:eastAsia="ru-RU"/>
         </w:rPr>
       </w:pPr>
       <w:r>
@@ -914,7 +859,6 @@
           <w:rFonts w:ascii="Times New Roman" w:hAnsi="Times New Roman"/>
           <w:sz w:val="26"/>
           <w:szCs w:val="26"/>
-          <w:lang w:val="en-US"/>
         </w:rPr>
       </w:pPr>
       <w:r>
@@ -925,8 +869,6 @@
         </w:rPr>
         <w:t>[889]</w:t>
       </w:r>
-      <w:bookmarkStart w:id="0" w:name="_GoBack"/>
-      <w:bookmarkEnd w:id="0"/>
     </w:p>
     <w:p>
       <w:pPr>
@@ -1050,7 +992,7 @@
 </file>
 
 <file path=word/styles.xml><?xml version="1.0" encoding="utf-8"?>
-<w:styles xmlns:mc="http://schemas.openxmlformats.org/markup-compatibility/2006" xmlns:r="http://schemas.openxmlformats.org/officeDocument/2006/relationships" xmlns:w="http://schemas.openxmlformats.org/wordprocessingml/2006/main" xmlns:w14="http://schemas.microsoft.com/office/word/2010/wordml" mc:Ignorable="w14">
+<w:styles xmlns:mc="http://schemas.openxmlformats.org/markup-compatibility/2006" xmlns:r="http://schemas.openxmlformats.org/officeDocument/2006/relationships" xmlns:w="http://schemas.openxmlformats.org/wordprocessingml/2006/main" xmlns:w14="http://schemas.microsoft.com/office/word/2010/wordml" xmlns:w15="http://schemas.microsoft.com/office/word/2012/wordml" xmlns:w16cex="http://schemas.microsoft.com/office/word/2018/wordml/cex" xmlns:w16cid="http://schemas.microsoft.com/office/word/2016/wordml/cid" xmlns:w16="http://schemas.microsoft.com/office/word/2018/wordml" xmlns:w16sdtdh="http://schemas.microsoft.com/office/word/2020/wordml/sdtdatahash" xmlns:w16se="http://schemas.microsoft.com/office/word/2015/wordml/symex" mc:Ignorable="w14 w15 w16se w16cid w16 w16cex w16sdtdh">
   <w:docDefaults>
     <w:rPrDefault>
       <w:rPr>
@@ -1066,338 +1008,383 @@
       </w:pPr>
     </w:pPrDefault>
   </w:docDefaults>
-  <w:latentStyles w:defLockedState="0" w:defUIPriority="99" w:defSemiHidden="1" w:defUnhideWhenUsed="1" w:defQFormat="0" w:count="267">
-    <w:lsdException w:name="Normal" w:semiHidden="0" w:uiPriority="0" w:unhideWhenUsed="0" w:qFormat="1"/>
-    <w:lsdException w:name="heading 1" w:semiHidden="0" w:uiPriority="9" w:unhideWhenUsed="0" w:qFormat="1"/>
-    <w:lsdException w:name="heading 2" w:uiPriority="9" w:qFormat="1"/>
-    <w:lsdException w:name="heading 3" w:uiPriority="9" w:qFormat="1"/>
-    <w:lsdException w:name="heading 4" w:uiPriority="9" w:qFormat="1"/>
-    <w:lsdException w:name="heading 5" w:uiPriority="9" w:qFormat="1"/>
-    <w:lsdException w:name="heading 6" w:uiPriority="9" w:qFormat="1"/>
-    <w:lsdException w:name="heading 7" w:uiPriority="9" w:qFormat="1"/>
-    <w:lsdException w:name="heading 8" w:uiPriority="9" w:qFormat="1"/>
-    <w:lsdException w:name="heading 9" w:uiPriority="9" w:qFormat="1"/>
-    <w:lsdException w:name="toc 1" w:uiPriority="39"/>
-    <w:lsdException w:name="toc 2" w:uiPriority="39"/>
-    <w:lsdException w:name="toc 3" w:uiPriority="39"/>
-    <w:lsdException w:name="toc 4" w:uiPriority="39"/>
-    <w:lsdException w:name="toc 5" w:uiPriority="39"/>
-    <w:lsdException w:name="toc 6" w:uiPriority="39"/>
-    <w:lsdException w:name="toc 7" w:uiPriority="39"/>
-    <w:lsdException w:name="toc 8" w:uiPriority="39"/>
-    <w:lsdException w:name="toc 9" w:uiPriority="39"/>
-    <w:lsdException w:name="caption" w:uiPriority="35" w:qFormat="1"/>
-    <w:lsdException w:name="Title" w:semiHidden="0" w:uiPriority="10" w:unhideWhenUsed="0" w:qFormat="1"/>
-    <w:lsdException w:name="Default Paragraph Font" w:uiPriority="1"/>
-    <w:lsdException w:name="Subtitle" w:semiHidden="0" w:uiPriority="11" w:unhideWhenUsed="0" w:qFormat="1"/>
-    <w:lsdException w:name="Strong" w:semiHidden="0" w:uiPriority="22" w:unhideWhenUsed="0" w:qFormat="1"/>
-    <w:lsdException w:name="Emphasis" w:semiHidden="0" w:uiPriority="20" w:unhideWhenUsed="0" w:qFormat="1"/>
-    <w:lsdException w:name="Table Grid" w:semiHidden="0" w:uiPriority="59" w:unhideWhenUsed="0"/>
-    <w:lsdException w:name="Placeholder Text" w:unhideWhenUsed="0"/>
-    <w:lsdException w:name="No Spacing" w:semiHidden="0" w:uiPriority="1" w:unhideWhenUsed="0" w:qFormat="1"/>
-    <w:lsdException w:name="Light Shading" w:semiHidden="0" w:uiPriority="60" w:unhideWhenUsed="0"/>
-    <w:lsdException w:name="Light List" w:semiHidden="0" w:uiPriority="61" w:unhideWhenUsed="0"/>
-    <w:lsdException w:name="Light Grid" w:semiHidden="0" w:uiPriority="62" w:unhideWhenUsed="0"/>
-    <w:lsdException w:name="Medium Shading 1" w:semiHidden="0" w:uiPriority="63" w:unhideWhenUsed="0"/>
-    <w:lsdException w:name="Medium Shading 2" w:semiHidden="0" w:uiPriority="64" w:unhideWhenUsed="0"/>
-    <w:lsdException w:name="Medium List 1" w:semiHidden="0" w:uiPriority="65" w:unhideWhenUsed="0"/>
-    <w:lsdException w:name="Medium List 2" w:semiHidden="0" w:uiPriority="66" w:unhideWhenUsed="0"/>
-    <w:lsdException w:name="Medium Grid 1" w:semiHidden="0" w:uiPriority="67" w:unhideWhenUsed="0"/>
-    <w:lsdException w:name="Medium Grid 2" w:semiHidden="0" w:uiPriority="68" w:unhideWhenUsed="0"/>
-    <w:lsdException w:name="Medium Grid 3" w:semiHidden="0" w:uiPriority="69" w:unhideWhenUsed="0"/>
-    <w:lsdException w:name="Dark List" w:semiHidden="0" w:uiPriority="70" w:unhideWhenUsed="0"/>
-    <w:lsdException w:name="Colorful Shading" w:semiHidden="0" w:uiPriority="71" w:unhideWhenUsed="0"/>
-    <w:lsdException w:name="Colorful List" w:semiHidden="0" w:uiPriority="72" w:unhideWhenUsed="0"/>
-    <w:lsdException w:name="Colorful Grid" w:semiHidden="0" w:uiPriority="73" w:unhideWhenUsed="0"/>
-    <w:lsdException w:name="Light Shading Accent 1" w:semiHidden="0" w:uiPriority="60" w:unhideWhenUsed="0"/>
-    <w:lsdException w:name="Light List Accent 1" w:semiHidden="0" w:uiPriority="61" w:unhideWhenUsed="0"/>
-    <w:lsdException w:name="Light Grid Accent 1" w:semiHidden="0" w:uiPriority="62" w:unhideWhenUsed="0"/>
-    <w:lsdException w:name="Medium Shading 1 Accent 1" w:semiHidden="0" w:uiPriority="63" w:unhideWhenUsed="0"/>
-    <w:lsdException w:name="Medium Shading 2 Accent 1" w:semiHidden="0" w:uiPriority="64" w:unhideWhenUsed="0"/>
-    <w:lsdException w:name="Medium List 1 Accent 1" w:semiHidden="0" w:uiPriority="65" w:unhideWhenUsed="0"/>
-    <w:lsdException w:name="Revision" w:unhideWhenUsed="0"/>
-    <w:lsdException w:name="List Paragraph" w:semiHidden="0" w:uiPriority="34" w:unhideWhenUsed="0" w:qFormat="1"/>
-    <w:lsdException w:name="Quote" w:semiHidden="0" w:uiPriority="29" w:unhideWhenUsed="0" w:qFormat="1"/>
-    <w:lsdException w:name="Intense Quote" w:semiHidden="0" w:uiPriority="30" w:unhideWhenUsed="0" w:qFormat="1"/>
-    <w:lsdException w:name="Medium List 2 Accent 1" w:semiHidden="0" w:uiPriority="66" w:unhideWhenUsed="0"/>
-    <w:lsdException w:name="Medium Grid 1 Accent 1" w:semiHidden="0" w:uiPriority="67" w:unhideWhenUsed="0"/>
-    <w:lsdException w:name="Medium Grid 2 Accent 1" w:semiHidden="0" w:uiPriority="68" w:unhideWhenUsed="0"/>
-    <w:lsdException w:name="Medium Grid 3 Accent 1" w:semiHidden="0" w:uiPriority="69" w:unhideWhenUsed="0"/>
-    <w:lsdException w:name="Dark List Accent 1" w:semiHidden="0" w:uiPriority="70" w:unhideWhenUsed="0"/>
-    <w:lsdException w:name="Colorful Shading Accent 1" w:semiHidden="0" w:uiPriority="71" w:unhideWhenUsed="0"/>
-    <w:lsdException w:name="Colorful List Accent 1" w:semiHidden="0" w:uiPriority="72" w:unhideWhenUsed="0"/>
-    <w:lsdException w:name="Colorful Grid Accent 1" w:semiHidden="0" w:uiPriority="73" w:unhideWhenUsed="0"/>
-    <w:lsdException w:name="Light Shading Accent 2" w:semiHidden="0" w:uiPriority="60" w:unhideWhenUsed="0"/>
-    <w:lsdException w:name="Light List Accent 2" w:semiHidden="0" w:uiPriority="61" w:unhideWhenUsed="0"/>
-    <w:lsdException w:name="Light Grid Accent 2" w:semiHidden="0" w:uiPriority="62" w:unhideWhenUsed="0"/>
-    <w:lsdException w:name="Medium Shading 1 Accent 2" w:semiHidden="0" w:uiPriority="63" w:unhideWhenUsed="0"/>
-    <w:lsdException w:name="Medium Shading 2 Accent 2" w:semiHidden="0" w:uiPriority="64" w:unhideWhenUsed="0"/>
-    <w:lsdException w:name="Medium List 1 Accent 2" w:semiHidden="0" w:uiPriority="65" w:unhideWhenUsed="0"/>
-    <w:lsdException w:name="Medium List 2 Accent 2" w:semiHidden="0" w:uiPriority="66" w:unhideWhenUsed="0"/>
-    <w:lsdException w:name="Medium Grid 1 Accent 2" w:semiHidden="0" w:uiPriority="67" w:unhideWhenUsed="0"/>
-    <w:lsdException w:name="Medium Grid 2 Accent 2" w:semiHidden="0" w:uiPriority="68" w:unhideWhenUsed="0"/>
-    <w:lsdException w:name="Medium Grid 3 Accent 2" w:semiHidden="0" w:uiPriority="69" w:unhideWhenUsed="0"/>
-    <w:lsdException w:name="Dark List Accent 2" w:semiHidden="0" w:uiPriority="70" w:unhideWhenUsed="0"/>
-    <w:lsdException w:name="Colorful Shading Accent 2" w:semiHidden="0" w:uiPriority="71" w:unhideWhenUsed="0"/>
-    <w:lsdException w:name="Colorful List Accent 2" w:semiHidden="0" w:uiPriority="72" w:unhideWhenUsed="0"/>
-    <w:lsdException w:name="Colorful Grid Accent 2" w:semiHidden="0" w:uiPriority="73" w:unhideWhenUsed="0"/>
-    <w:lsdException w:name="Light Shading Accent 3" w:semiHidden="0" w:uiPriority="60" w:unhideWhenUsed="0"/>
-    <w:lsdException w:name="Light List Accent 3" w:semiHidden="0" w:uiPriority="61" w:unhideWhenUsed="0"/>
-    <w:lsdException w:name="Light Grid Accent 3" w:semiHidden="0" w:uiPriority="62" w:unhideWhenUsed="0"/>
-    <w:lsdException w:name="Medium Shading 1 Accent 3" w:semiHidden="0" w:uiPriority="63" w:unhideWhenUsed="0"/>
-    <w:lsdException w:name="Medium Shading 2 Accent 3" w:semiHidden="0" w:uiPriority="64" w:unhideWhenUsed="0"/>
-    <w:lsdException w:name="Medium List 1 Accent 3" w:semiHidden="0" w:uiPriority="65" w:unhideWhenUsed="0"/>
-    <w:lsdException w:name="Medium List 2 Accent 3" w:semiHidden="0" w:uiPriority="66" w:unhideWhenUsed="0"/>
-    <w:lsdException w:name="Medium Grid 1 Accent 3" w:semiHidden="0" w:uiPriority="67" w:unhideWhenUsed="0"/>
-    <w:lsdException w:name="Medium Grid 2 Accent 3" w:semiHidden="0" w:uiPriority="68" w:unhideWhenUsed="0"/>
-    <w:lsdException w:name="Medium Grid 3 Accent 3" w:semiHidden="0" w:uiPriority="69" w:unhideWhenUsed="0"/>
-    <w:lsdException w:name="Dark List Accent 3" w:semiHidden="0" w:uiPriority="70" w:unhideWhenUsed="0"/>
-    <w:lsdException w:name="Colorful Shading Accent 3" w:semiHidden="0" w:uiPriority="71" w:unhideWhenUsed="0"/>
-    <w:lsdException w:name="Colorful List Accent 3" w:semiHidden="0" w:uiPriority="72" w:unhideWhenUsed="0"/>
-    <w:lsdException w:name="Colorful Grid Accent 3" w:semiHidden="0" w:uiPriority="73" w:unhideWhenUsed="0"/>
-    <w:lsdException w:name="Light Shading Accent 4" w:semiHidden="0" w:uiPriority="60" w:unhideWhenUsed="0"/>
-    <w:lsdException w:name="Light List Accent 4" w:semiHidden="0" w:uiPriority="61" w:unhideWhenUsed="0"/>
-    <w:lsdException w:name="Light Grid Accent 4" w:semiHidden="0" w:uiPriority="62" w:unhideWhenUsed="0"/>
-    <w:lsdException w:name="Medium Shading 1 Accent 4" w:semiHidden="0" w:uiPriority="63" w:unhideWhenUsed="0"/>
-    <w:lsdException w:name="Medium Shading 2 Accent 4" w:semiHidden="0" w:uiPriority="64" w:unhideWhenUsed="0"/>
-    <w:lsdException w:name="Medium List 1 Accent 4" w:semiHidden="0" w:uiPriority="65" w:unhideWhenUsed="0"/>
-    <w:lsdException w:name="Medium List 2 Accent 4" w:semiHidden="0" w:uiPriority="66" w:unhideWhenUsed="0"/>
-    <w:lsdException w:name="Medium Grid 1 Accent 4" w:semiHidden="0" w:uiPriority="67" w:unhideWhenUsed="0"/>
-    <w:lsdException w:name="Medium Grid 2 Accent 4" w:semiHidden="0" w:uiPriority="68" w:unhideWhenUsed="0"/>
-    <w:lsdException w:name="Medium Grid 3 Accent 4" w:semiHidden="0" w:uiPriority="69" w:unhideWhenUsed="0"/>
-    <w:lsdException w:name="Dark List Accent 4" w:semiHidden="0" w:uiPriority="70" w:unhideWhenUsed="0"/>
-    <w:lsdException w:name="Colorful Shading Accent 4" w:semiHidden="0" w:uiPriority="71" w:unhideWhenUsed="0"/>
-    <w:lsdException w:name="Colorful List Accent 4" w:semiHidden="0" w:uiPriority="72" w:unhideWhenUsed="0"/>
-    <w:lsdException w:name="Colorful Grid Accent 4" w:semiHidden="0" w:uiPriority="73" w:unhideWhenUsed="0"/>
-    <w:lsdException w:name="Light Shading Accent 5" w:semiHidden="0" w:uiPriority="60" w:unhideWhenUsed="0"/>
-    <w:lsdException w:name="Light List Accent 5" w:semiHidden="0" w:uiPriority="61" w:unhideWhenUsed="0"/>
-    <w:lsdException w:name="Light Grid Accent 5" w:semiHidden="0" w:uiPriority="62" w:unhideWhenUsed="0"/>
-    <w:lsdException w:name="Medium Shading 1 Accent 5" w:semiHidden="0" w:uiPriority="63" w:unhideWhenUsed="0"/>
-    <w:lsdException w:name="Medium Shading 2 Accent 5" w:semiHidden="0" w:uiPriority="64" w:unhideWhenUsed="0"/>
-    <w:lsdException w:name="Medium List 1 Accent 5" w:semiHidden="0" w:uiPriority="65" w:unhideWhenUsed="0"/>
-    <w:lsdException w:name="Medium List 2 Accent 5" w:semiHidden="0" w:uiPriority="66" w:unhideWhenUsed="0"/>
-    <w:lsdException w:name="Medium Grid 1 Accent 5" w:semiHidden="0" w:uiPriority="67" w:unhideWhenUsed="0"/>
-    <w:lsdException w:name="Medium Grid 2 Accent 5" w:semiHidden="0" w:uiPriority="68" w:unhideWhenUsed="0"/>
-    <w:lsdException w:name="Medium Grid 3 Accent 5" w:semiHidden="0" w:uiPriority="69" w:unhideWhenUsed="0"/>
-    <w:lsdException w:name="Dark List Accent 5" w:semiHidden="0" w:uiPriority="70" w:unhideWhenUsed="0"/>
-    <w:lsdException w:name="Colorful Shading Accent 5" w:semiHidden="0" w:uiPriority="71" w:unhideWhenUsed="0"/>
-    <w:lsdException w:name="Colorful List Accent 5" w:semiHidden="0" w:uiPriority="72" w:unhideWhenUsed="0"/>
-    <w:lsdException w:name="Colorful Grid Accent 5" w:semiHidden="0" w:uiPriority="73" w:unhideWhenUsed="0"/>
-    <w:lsdException w:name="Light Shading Accent 6" w:semiHidden="0" w:uiPriority="60" w:unhideWhenUsed="0"/>
-    <w:lsdException w:name="Light List Accent 6" w:semiHidden="0" w:uiPriority="61" w:unhideWhenUsed="0"/>
-    <w:lsdException w:name="Light Grid Accent 6" w:semiHidden="0" w:uiPriority="62" w:unhideWhenUsed="0"/>
-    <w:lsdException w:name="Medium Shading 1 Accent 6" w:semiHidden="0" w:uiPriority="63" w:unhideWhenUsed="0"/>
-    <w:lsdException w:name="Medium Shading 2 Accent 6" w:semiHidden="0" w:uiPriority="64" w:unhideWhenUsed="0"/>
-    <w:lsdException w:name="Medium List 1 Accent 6" w:semiHidden="0" w:uiPriority="65" w:unhideWhenUsed="0"/>
-    <w:lsdException w:name="Medium List 2 Accent 6" w:semiHidden="0" w:uiPriority="66" w:unhideWhenUsed="0"/>
-    <w:lsdException w:name="Medium Grid 1 Accent 6" w:semiHidden="0" w:uiPriority="67" w:unhideWhenUsed="0"/>
-    <w:lsdException w:name="Medium Grid 2 Accent 6" w:semiHidden="0" w:uiPriority="68" w:unhideWhenUsed="0"/>
-    <w:lsdException w:name="Medium Grid 3 Accent 6" w:semiHidden="0" w:uiPriority="69" w:unhideWhenUsed="0"/>
-    <w:lsdException w:name="Dark List Accent 6" w:semiHidden="0" w:uiPriority="70" w:unhideWhenUsed="0"/>
-    <w:lsdException w:name="Colorful Shading Accent 6" w:semiHidden="0" w:uiPriority="71" w:unhideWhenUsed="0"/>
-    <w:lsdException w:name="Colorful List Accent 6" w:semiHidden="0" w:uiPriority="72" w:unhideWhenUsed="0"/>
-    <w:lsdException w:name="Colorful Grid Accent 6" w:semiHidden="0" w:uiPriority="73" w:unhideWhenUsed="0"/>
-    <w:lsdException w:name="Subtle Emphasis" w:semiHidden="0" w:uiPriority="19" w:unhideWhenUsed="0" w:qFormat="1"/>
-    <w:lsdException w:name="Intense Emphasis" w:semiHidden="0" w:uiPriority="21" w:unhideWhenUsed="0" w:qFormat="1"/>
-    <w:lsdException w:name="Subtle Reference" w:semiHidden="0" w:uiPriority="31" w:unhideWhenUsed="0" w:qFormat="1"/>
-    <w:lsdException w:name="Intense Reference" w:semiHidden="0" w:uiPriority="32" w:unhideWhenUsed="0" w:qFormat="1"/>
-    <w:lsdException w:name="Book Title" w:semiHidden="0" w:uiPriority="33" w:unhideWhenUsed="0" w:qFormat="1"/>
-    <w:lsdException w:name="Bibliography" w:uiPriority="37"/>
-    <w:lsdException w:name="TOC Heading" w:uiPriority="39" w:qFormat="1"/>
-  </w:latentStyles>
-  <w:style w:type="paragraph" w:default="1" w:styleId="a">
-    <w:name w:val="Normal"/>
-    <w:qFormat/>
-    <w:rsid w:val="005262FF"/>
-    <w:rPr>
-      <w:rFonts w:ascii="Calibri" w:eastAsia="Calibri" w:hAnsi="Calibri" w:cs="Times New Roman"/>
-    </w:rPr>
-  </w:style>
-  <w:style w:type="character" w:default="1" w:styleId="a0">
-    <w:name w:val="Default Paragraph Font"/>
-    <w:uiPriority w:val="1"/>
-    <w:semiHidden/>
-    <w:unhideWhenUsed/>
-  </w:style>
-  <w:style w:type="table" w:default="1" w:styleId="a1">
-    <w:name w:val="Normal Table"/>
-    <w:uiPriority w:val="99"/>
-    <w:semiHidden/>
-    <w:unhideWhenUsed/>
-    <w:tblPr>
-      <w:tblInd w:w="0" w:type="dxa"/>
-      <w:tblCellMar>
-        <w:top w:w="0" w:type="dxa"/>
-        <w:left w:w="108" w:type="dxa"/>
-        <w:bottom w:w="0" w:type="dxa"/>
-        <w:right w:w="108" w:type="dxa"/>
-      </w:tblCellMar>
-    </w:tblPr>
-  </w:style>
-  <w:style w:type="numbering" w:default="1" w:styleId="a2">
-    <w:name w:val="No List"/>
-    <w:uiPriority w:val="99"/>
-    <w:semiHidden/>
-    <w:unhideWhenUsed/>
-  </w:style>
-</w:styles>
-</file>
-
-<file path=word/stylesWithEffects.xml><?xml version="1.0" encoding="utf-8"?>
-<w:styles xmlns:wpc="http://schemas.microsoft.com/office/word/2010/wordprocessingCanvas" xmlns:mc="http://schemas.openxmlformats.org/markup-compatibility/2006" xmlns:o="urn:schemas-microsoft-com:office:office" xmlns:r="http://schemas.openxmlformats.org/officeDocument/2006/relationships" xmlns:m="http://schemas.openxmlformats.org/officeDocument/2006/math" xmlns:v="urn:schemas-microsoft-com:vml" xmlns:wp14="http://schemas.microsoft.com/office/word/2010/wordprocessingDrawing" xmlns:wp="http://schemas.openxmlformats.org/drawingml/2006/wordprocessingDrawing" xmlns:w10="urn:schemas-microsoft-com:office:word" xmlns:w="http://schemas.openxmlformats.org/wordprocessingml/2006/main" xmlns:w14="http://schemas.microsoft.com/office/word/2010/wordml" xmlns:wpg="http://schemas.microsoft.com/office/word/2010/wordprocessingGroup" xmlns:wpi="http://schemas.microsoft.com/office/word/2010/wordprocessingInk" xmlns:wne="http://schemas.microsoft.com/office/word/2006/wordml" xmlns:wps="http://schemas.microsoft.com/office/word/2010/wordprocessingShape" mc:Ignorable="w14 wp14">
-  <w:docDefaults>
-    <w:rPrDefault>
-      <w:rPr>
-        <w:rFonts w:asciiTheme="minorHAnsi" w:eastAsiaTheme="minorHAnsi" w:hAnsiTheme="minorHAnsi" w:cstheme="minorBidi"/>
-        <w:sz w:val="22"/>
-        <w:szCs w:val="22"/>
-        <w:lang w:val="ru-RU" w:eastAsia="en-US" w:bidi="ar-SA"/>
-      </w:rPr>
-    </w:rPrDefault>
-    <w:pPrDefault>
-      <w:pPr>
-        <w:spacing w:after="200" w:line="276" w:lineRule="auto"/>
-      </w:pPr>
-    </w:pPrDefault>
-  </w:docDefaults>
-  <w:latentStyles w:defLockedState="0" w:defUIPriority="99" w:defSemiHidden="1" w:defUnhideWhenUsed="1" w:defQFormat="0" w:count="267">
-    <w:lsdException w:name="Normal" w:semiHidden="0" w:uiPriority="0" w:unhideWhenUsed="0" w:qFormat="1"/>
-    <w:lsdException w:name="heading 1" w:semiHidden="0" w:uiPriority="9" w:unhideWhenUsed="0" w:qFormat="1"/>
-    <w:lsdException w:name="heading 2" w:uiPriority="9" w:qFormat="1"/>
-    <w:lsdException w:name="heading 3" w:uiPriority="9" w:qFormat="1"/>
-    <w:lsdException w:name="heading 4" w:uiPriority="9" w:qFormat="1"/>
-    <w:lsdException w:name="heading 5" w:uiPriority="9" w:qFormat="1"/>
-    <w:lsdException w:name="heading 6" w:uiPriority="9" w:qFormat="1"/>
-    <w:lsdException w:name="heading 7" w:uiPriority="9" w:qFormat="1"/>
-    <w:lsdException w:name="heading 8" w:uiPriority="9" w:qFormat="1"/>
-    <w:lsdException w:name="heading 9" w:uiPriority="9" w:qFormat="1"/>
-    <w:lsdException w:name="toc 1" w:uiPriority="39"/>
-    <w:lsdException w:name="toc 2" w:uiPriority="39"/>
-    <w:lsdException w:name="toc 3" w:uiPriority="39"/>
-    <w:lsdException w:name="toc 4" w:uiPriority="39"/>
-    <w:lsdException w:name="toc 5" w:uiPriority="39"/>
-    <w:lsdException w:name="toc 6" w:uiPriority="39"/>
-    <w:lsdException w:name="toc 7" w:uiPriority="39"/>
-    <w:lsdException w:name="toc 8" w:uiPriority="39"/>
-    <w:lsdException w:name="toc 9" w:uiPriority="39"/>
-    <w:lsdException w:name="caption" w:uiPriority="35" w:qFormat="1"/>
-    <w:lsdException w:name="Title" w:semiHidden="0" w:uiPriority="10" w:unhideWhenUsed="0" w:qFormat="1"/>
-    <w:lsdException w:name="Default Paragraph Font" w:uiPriority="1"/>
-    <w:lsdException w:name="Subtitle" w:semiHidden="0" w:uiPriority="11" w:unhideWhenUsed="0" w:qFormat="1"/>
-    <w:lsdException w:name="Strong" w:semiHidden="0" w:uiPriority="22" w:unhideWhenUsed="0" w:qFormat="1"/>
-    <w:lsdException w:name="Emphasis" w:semiHidden="0" w:uiPriority="20" w:unhideWhenUsed="0" w:qFormat="1"/>
-    <w:lsdException w:name="Table Grid" w:semiHidden="0" w:uiPriority="59" w:unhideWhenUsed="0"/>
-    <w:lsdException w:name="Placeholder Text" w:unhideWhenUsed="0"/>
-    <w:lsdException w:name="No Spacing" w:semiHidden="0" w:uiPriority="1" w:unhideWhenUsed="0" w:qFormat="1"/>
-    <w:lsdException w:name="Light Shading" w:semiHidden="0" w:uiPriority="60" w:unhideWhenUsed="0"/>
-    <w:lsdException w:name="Light List" w:semiHidden="0" w:uiPriority="61" w:unhideWhenUsed="0"/>
-    <w:lsdException w:name="Light Grid" w:semiHidden="0" w:uiPriority="62" w:unhideWhenUsed="0"/>
-    <w:lsdException w:name="Medium Shading 1" w:semiHidden="0" w:uiPriority="63" w:unhideWhenUsed="0"/>
-    <w:lsdException w:name="Medium Shading 2" w:semiHidden="0" w:uiPriority="64" w:unhideWhenUsed="0"/>
-    <w:lsdException w:name="Medium List 1" w:semiHidden="0" w:uiPriority="65" w:unhideWhenUsed="0"/>
-    <w:lsdException w:name="Medium List 2" w:semiHidden="0" w:uiPriority="66" w:unhideWhenUsed="0"/>
-    <w:lsdException w:name="Medium Grid 1" w:semiHidden="0" w:uiPriority="67" w:unhideWhenUsed="0"/>
-    <w:lsdException w:name="Medium Grid 2" w:semiHidden="0" w:uiPriority="68" w:unhideWhenUsed="0"/>
-    <w:lsdException w:name="Medium Grid 3" w:semiHidden="0" w:uiPriority="69" w:unhideWhenUsed="0"/>
-    <w:lsdException w:name="Dark List" w:semiHidden="0" w:uiPriority="70" w:unhideWhenUsed="0"/>
-    <w:lsdException w:name="Colorful Shading" w:semiHidden="0" w:uiPriority="71" w:unhideWhenUsed="0"/>
-    <w:lsdException w:name="Colorful List" w:semiHidden="0" w:uiPriority="72" w:unhideWhenUsed="0"/>
-    <w:lsdException w:name="Colorful Grid" w:semiHidden="0" w:uiPriority="73" w:unhideWhenUsed="0"/>
-    <w:lsdException w:name="Light Shading Accent 1" w:semiHidden="0" w:uiPriority="60" w:unhideWhenUsed="0"/>
-    <w:lsdException w:name="Light List Accent 1" w:semiHidden="0" w:uiPriority="61" w:unhideWhenUsed="0"/>
-    <w:lsdException w:name="Light Grid Accent 1" w:semiHidden="0" w:uiPriority="62" w:unhideWhenUsed="0"/>
-    <w:lsdException w:name="Medium Shading 1 Accent 1" w:semiHidden="0" w:uiPriority="63" w:unhideWhenUsed="0"/>
-    <w:lsdException w:name="Medium Shading 2 Accent 1" w:semiHidden="0" w:uiPriority="64" w:unhideWhenUsed="0"/>
-    <w:lsdException w:name="Medium List 1 Accent 1" w:semiHidden="0" w:uiPriority="65" w:unhideWhenUsed="0"/>
-    <w:lsdException w:name="Revision" w:unhideWhenUsed="0"/>
-    <w:lsdException w:name="List Paragraph" w:semiHidden="0" w:uiPriority="34" w:unhideWhenUsed="0" w:qFormat="1"/>
-    <w:lsdException w:name="Quote" w:semiHidden="0" w:uiPriority="29" w:unhideWhenUsed="0" w:qFormat="1"/>
-    <w:lsdException w:name="Intense Quote" w:semiHidden="0" w:uiPriority="30" w:unhideWhenUsed="0" w:qFormat="1"/>
-    <w:lsdException w:name="Medium List 2 Accent 1" w:semiHidden="0" w:uiPriority="66" w:unhideWhenUsed="0"/>
-    <w:lsdException w:name="Medium Grid 1 Accent 1" w:semiHidden="0" w:uiPriority="67" w:unhideWhenUsed="0"/>
-    <w:lsdException w:name="Medium Grid 2 Accent 1" w:semiHidden="0" w:uiPriority="68" w:unhideWhenUsed="0"/>
-    <w:lsdException w:name="Medium Grid 3 Accent 1" w:semiHidden="0" w:uiPriority="69" w:unhideWhenUsed="0"/>
-    <w:lsdException w:name="Dark List Accent 1" w:semiHidden="0" w:uiPriority="70" w:unhideWhenUsed="0"/>
-    <w:lsdException w:name="Colorful Shading Accent 1" w:semiHidden="0" w:uiPriority="71" w:unhideWhenUsed="0"/>
-    <w:lsdException w:name="Colorful List Accent 1" w:semiHidden="0" w:uiPriority="72" w:unhideWhenUsed="0"/>
-    <w:lsdException w:name="Colorful Grid Accent 1" w:semiHidden="0" w:uiPriority="73" w:unhideWhenUsed="0"/>
-    <w:lsdException w:name="Light Shading Accent 2" w:semiHidden="0" w:uiPriority="60" w:unhideWhenUsed="0"/>
-    <w:lsdException w:name="Light List Accent 2" w:semiHidden="0" w:uiPriority="61" w:unhideWhenUsed="0"/>
-    <w:lsdException w:name="Light Grid Accent 2" w:semiHidden="0" w:uiPriority="62" w:unhideWhenUsed="0"/>
-    <w:lsdException w:name="Medium Shading 1 Accent 2" w:semiHidden="0" w:uiPriority="63" w:unhideWhenUsed="0"/>
-    <w:lsdException w:name="Medium Shading 2 Accent 2" w:semiHidden="0" w:uiPriority="64" w:unhideWhenUsed="0"/>
-    <w:lsdException w:name="Medium List 1 Accent 2" w:semiHidden="0" w:uiPriority="65" w:unhideWhenUsed="0"/>
-    <w:lsdException w:name="Medium List 2 Accent 2" w:semiHidden="0" w:uiPriority="66" w:unhideWhenUsed="0"/>
-    <w:lsdException w:name="Medium Grid 1 Accent 2" w:semiHidden="0" w:uiPriority="67" w:unhideWhenUsed="0"/>
-    <w:lsdException w:name="Medium Grid 2 Accent 2" w:semiHidden="0" w:uiPriority="68" w:unhideWhenUsed="0"/>
-    <w:lsdException w:name="Medium Grid 3 Accent 2" w:semiHidden="0" w:uiPriority="69" w:unhideWhenUsed="0"/>
-    <w:lsdException w:name="Dark List Accent 2" w:semiHidden="0" w:uiPriority="70" w:unhideWhenUsed="0"/>
-    <w:lsdException w:name="Colorful Shading Accent 2" w:semiHidden="0" w:uiPriority="71" w:unhideWhenUsed="0"/>
-    <w:lsdException w:name="Colorful List Accent 2" w:semiHidden="0" w:uiPriority="72" w:unhideWhenUsed="0"/>
-    <w:lsdException w:name="Colorful Grid Accent 2" w:semiHidden="0" w:uiPriority="73" w:unhideWhenUsed="0"/>
-    <w:lsdException w:name="Light Shading Accent 3" w:semiHidden="0" w:uiPriority="60" w:unhideWhenUsed="0"/>
-    <w:lsdException w:name="Light List Accent 3" w:semiHidden="0" w:uiPriority="61" w:unhideWhenUsed="0"/>
-    <w:lsdException w:name="Light Grid Accent 3" w:semiHidden="0" w:uiPriority="62" w:unhideWhenUsed="0"/>
-    <w:lsdException w:name="Medium Shading 1 Accent 3" w:semiHidden="0" w:uiPriority="63" w:unhideWhenUsed="0"/>
-    <w:lsdException w:name="Medium Shading 2 Accent 3" w:semiHidden="0" w:uiPriority="64" w:unhideWhenUsed="0"/>
-    <w:lsdException w:name="Medium List 1 Accent 3" w:semiHidden="0" w:uiPriority="65" w:unhideWhenUsed="0"/>
-    <w:lsdException w:name="Medium List 2 Accent 3" w:semiHidden="0" w:uiPriority="66" w:unhideWhenUsed="0"/>
-    <w:lsdException w:name="Medium Grid 1 Accent 3" w:semiHidden="0" w:uiPriority="67" w:unhideWhenUsed="0"/>
-    <w:lsdException w:name="Medium Grid 2 Accent 3" w:semiHidden="0" w:uiPriority="68" w:unhideWhenUsed="0"/>
-    <w:lsdException w:name="Medium Grid 3 Accent 3" w:semiHidden="0" w:uiPriority="69" w:unhideWhenUsed="0"/>
-    <w:lsdException w:name="Dark List Accent 3" w:semiHidden="0" w:uiPriority="70" w:unhideWhenUsed="0"/>
-    <w:lsdException w:name="Colorful Shading Accent 3" w:semiHidden="0" w:uiPriority="71" w:unhideWhenUsed="0"/>
-    <w:lsdException w:name="Colorful List Accent 3" w:semiHidden="0" w:uiPriority="72" w:unhideWhenUsed="0"/>
-    <w:lsdException w:name="Colorful Grid Accent 3" w:semiHidden="0" w:uiPriority="73" w:unhideWhenUsed="0"/>
-    <w:lsdException w:name="Light Shading Accent 4" w:semiHidden="0" w:uiPriority="60" w:unhideWhenUsed="0"/>
-    <w:lsdException w:name="Light List Accent 4" w:semiHidden="0" w:uiPriority="61" w:unhideWhenUsed="0"/>
-    <w:lsdException w:name="Light Grid Accent 4" w:semiHidden="0" w:uiPriority="62" w:unhideWhenUsed="0"/>
-    <w:lsdException w:name="Medium Shading 1 Accent 4" w:semiHidden="0" w:uiPriority="63" w:unhideWhenUsed="0"/>
-    <w:lsdException w:name="Medium Shading 2 Accent 4" w:semiHidden="0" w:uiPriority="64" w:unhideWhenUsed="0"/>
-    <w:lsdException w:name="Medium List 1 Accent 4" w:semiHidden="0" w:uiPriority="65" w:unhideWhenUsed="0"/>
-    <w:lsdException w:name="Medium List 2 Accent 4" w:semiHidden="0" w:uiPriority="66" w:unhideWhenUsed="0"/>
-    <w:lsdException w:name="Medium Grid 1 Accent 4" w:semiHidden="0" w:uiPriority="67" w:unhideWhenUsed="0"/>
-    <w:lsdException w:name="Medium Grid 2 Accent 4" w:semiHidden="0" w:uiPriority="68" w:unhideWhenUsed="0"/>
-    <w:lsdException w:name="Medium Grid 3 Accent 4" w:semiHidden="0" w:uiPriority="69" w:unhideWhenUsed="0"/>
-    <w:lsdException w:name="Dark List Accent 4" w:semiHidden="0" w:uiPriority="70" w:unhideWhenUsed="0"/>
-    <w:lsdException w:name="Colorful Shading Accent 4" w:semiHidden="0" w:uiPriority="71" w:unhideWhenUsed="0"/>
-    <w:lsdException w:name="Colorful List Accent 4" w:semiHidden="0" w:uiPriority="72" w:unhideWhenUsed="0"/>
-    <w:lsdException w:name="Colorful Grid Accent 4" w:semiHidden="0" w:uiPriority="73" w:unhideWhenUsed="0"/>
-    <w:lsdException w:name="Light Shading Accent 5" w:semiHidden="0" w:uiPriority="60" w:unhideWhenUsed="0"/>
-    <w:lsdException w:name="Light List Accent 5" w:semiHidden="0" w:uiPriority="61" w:unhideWhenUsed="0"/>
-    <w:lsdException w:name="Light Grid Accent 5" w:semiHidden="0" w:uiPriority="62" w:unhideWhenUsed="0"/>
-    <w:lsdException w:name="Medium Shading 1 Accent 5" w:semiHidden="0" w:uiPriority="63" w:unhideWhenUsed="0"/>
-    <w:lsdException w:name="Medium Shading 2 Accent 5" w:semiHidden="0" w:uiPriority="64" w:unhideWhenUsed="0"/>
-    <w:lsdException w:name="Medium List 1 Accent 5" w:semiHidden="0" w:uiPriority="65" w:unhideWhenUsed="0"/>
-    <w:lsdException w:name="Medium List 2 Accent 5" w:semiHidden="0" w:uiPriority="66" w:unhideWhenUsed="0"/>
-    <w:lsdException w:name="Medium Grid 1 Accent 5" w:semiHidden="0" w:uiPriority="67" w:unhideWhenUsed="0"/>
-    <w:lsdException w:name="Medium Grid 2 Accent 5" w:semiHidden="0" w:uiPriority="68" w:unhideWhenUsed="0"/>
-    <w:lsdException w:name="Medium Grid 3 Accent 5" w:semiHidden="0" w:uiPriority="69" w:unhideWhenUsed="0"/>
-    <w:lsdException w:name="Dark List Accent 5" w:semiHidden="0" w:uiPriority="70" w:unhideWhenUsed="0"/>
-    <w:lsdException w:name="Colorful Shading Accent 5" w:semiHidden="0" w:uiPriority="71" w:unhideWhenUsed="0"/>
-    <w:lsdException w:name="Colorful List Accent 5" w:semiHidden="0" w:uiPriority="72" w:unhideWhenUsed="0"/>
-    <w:lsdException w:name="Colorful Grid Accent 5" w:semiHidden="0" w:uiPriority="73" w:unhideWhenUsed="0"/>
-    <w:lsdException w:name="Light Shading Accent 6" w:semiHidden="0" w:uiPriority="60" w:unhideWhenUsed="0"/>
-    <w:lsdException w:name="Light List Accent 6" w:semiHidden="0" w:uiPriority="61" w:unhideWhenUsed="0"/>
-    <w:lsdException w:name="Light Grid Accent 6" w:semiHidden="0" w:uiPriority="62" w:unhideWhenUsed="0"/>
-    <w:lsdException w:name="Medium Shading 1 Accent 6" w:semiHidden="0" w:uiPriority="63" w:unhideWhenUsed="0"/>
-    <w:lsdException w:name="Medium Shading 2 Accent 6" w:semiHidden="0" w:uiPriority="64" w:unhideWhenUsed="0"/>
-    <w:lsdException w:name="Medium List 1 Accent 6" w:semiHidden="0" w:uiPriority="65" w:unhideWhenUsed="0"/>
-    <w:lsdException w:name="Medium List 2 Accent 6" w:semiHidden="0" w:uiPriority="66" w:unhideWhenUsed="0"/>
-    <w:lsdException w:name="Medium Grid 1 Accent 6" w:semiHidden="0" w:uiPriority="67" w:unhideWhenUsed="0"/>
-    <w:lsdException w:name="Medium Grid 2 Accent 6" w:semiHidden="0" w:uiPriority="68" w:unhideWhenUsed="0"/>
-    <w:lsdException w:name="Medium Grid 3 Accent 6" w:semiHidden="0" w:uiPriority="69" w:unhideWhenUsed="0"/>
-    <w:lsdException w:name="Dark List Accent 6" w:semiHidden="0" w:uiPriority="70" w:unhideWhenUsed="0"/>
-    <w:lsdException w:name="Colorful Shading Accent 6" w:semiHidden="0" w:uiPriority="71" w:unhideWhenUsed="0"/>
-    <w:lsdException w:name="Colorful List Accent 6" w:semiHidden="0" w:uiPriority="72" w:unhideWhenUsed="0"/>
-    <w:lsdException w:name="Colorful Grid Accent 6" w:semiHidden="0" w:uiPriority="73" w:unhideWhenUsed="0"/>
-    <w:lsdException w:name="Subtle Emphasis" w:semiHidden="0" w:uiPriority="19" w:unhideWhenUsed="0" w:qFormat="1"/>
-    <w:lsdException w:name="Intense Emphasis" w:semiHidden="0" w:uiPriority="21" w:unhideWhenUsed="0" w:qFormat="1"/>
-    <w:lsdException w:name="Subtle Reference" w:semiHidden="0" w:uiPriority="31" w:unhideWhenUsed="0" w:qFormat="1"/>
-    <w:lsdException w:name="Intense Reference" w:semiHidden="0" w:uiPriority="32" w:unhideWhenUsed="0" w:qFormat="1"/>
-    <w:lsdException w:name="Book Title" w:semiHidden="0" w:uiPriority="33" w:unhideWhenUsed="0" w:qFormat="1"/>
-    <w:lsdException w:name="Bibliography" w:uiPriority="37"/>
-    <w:lsdException w:name="TOC Heading" w:uiPriority="39" w:qFormat="1"/>
+  <w:latentStyles w:defLockedState="0" w:defUIPriority="99" w:defSemiHidden="0" w:defUnhideWhenUsed="0" w:defQFormat="0" w:count="376">
+    <w:lsdException w:name="Normal" w:uiPriority="0" w:qFormat="1"/>
+    <w:lsdException w:name="heading 1" w:uiPriority="9" w:qFormat="1"/>
+    <w:lsdException w:name="heading 2" w:semiHidden="1" w:uiPriority="9" w:unhideWhenUsed="1" w:qFormat="1"/>
+    <w:lsdException w:name="heading 3" w:semiHidden="1" w:uiPriority="9" w:unhideWhenUsed="1" w:qFormat="1"/>
+    <w:lsdException w:name="heading 4" w:semiHidden="1" w:uiPriority="9" w:unhideWhenUsed="1" w:qFormat="1"/>
+    <w:lsdException w:name="heading 5" w:semiHidden="1" w:uiPriority="9" w:unhideWhenUsed="1" w:qFormat="1"/>
+    <w:lsdException w:name="heading 6" w:semiHidden="1" w:uiPriority="9" w:unhideWhenUsed="1" w:qFormat="1"/>
+    <w:lsdException w:name="heading 7" w:semiHidden="1" w:uiPriority="9" w:unhideWhenUsed="1" w:qFormat="1"/>
+    <w:lsdException w:name="heading 8" w:semiHidden="1" w:uiPriority="9" w:unhideWhenUsed="1" w:qFormat="1"/>
+    <w:lsdException w:name="heading 9" w:semiHidden="1" w:uiPriority="9" w:unhideWhenUsed="1" w:qFormat="1"/>
+    <w:lsdException w:name="index 1" w:semiHidden="1" w:unhideWhenUsed="1"/>
+    <w:lsdException w:name="index 2" w:semiHidden="1" w:unhideWhenUsed="1"/>
+    <w:lsdException w:name="index 3" w:semiHidden="1" w:unhideWhenUsed="1"/>
+    <w:lsdException w:name="index 4" w:semiHidden="1" w:unhideWhenUsed="1"/>
+    <w:lsdException w:name="index 5" w:semiHidden="1" w:unhideWhenUsed="1"/>
+    <w:lsdException w:name="index 6" w:semiHidden="1" w:unhideWhenUsed="1"/>
+    <w:lsdException w:name="index 7" w:semiHidden="1" w:unhideWhenUsed="1"/>
+    <w:lsdException w:name="index 8" w:semiHidden="1" w:unhideWhenUsed="1"/>
+    <w:lsdException w:name="index 9" w:semiHidden="1" w:unhideWhenUsed="1"/>
+    <w:lsdException w:name="toc 1" w:semiHidden="1" w:uiPriority="39" w:unhideWhenUsed="1"/>
+    <w:lsdException w:name="toc 2" w:semiHidden="1" w:uiPriority="39" w:unhideWhenUsed="1"/>
+    <w:lsdException w:name="toc 3" w:semiHidden="1" w:uiPriority="39" w:unhideWhenUsed="1"/>
+    <w:lsdException w:name="toc 4" w:semiHidden="1" w:uiPriority="39" w:unhideWhenUsed="1"/>
+    <w:lsdException w:name="toc 5" w:semiHidden="1" w:uiPriority="39" w:unhideWhenUsed="1"/>
+    <w:lsdException w:name="toc 6" w:semiHidden="1" w:uiPriority="39" w:unhideWhenUsed="1"/>
+    <w:lsdException w:name="toc 7" w:semiHidden="1" w:uiPriority="39" w:unhideWhenUsed="1"/>
+    <w:lsdException w:name="toc 8" w:semiHidden="1" w:uiPriority="39" w:unhideWhenUsed="1"/>
+    <w:lsdException w:name="toc 9" w:semiHidden="1" w:uiPriority="39" w:unhideWhenUsed="1"/>
+    <w:lsdException w:name="Normal Indent" w:semiHidden="1" w:unhideWhenUsed="1"/>
+    <w:lsdException w:name="footnote text" w:semiHidden="1" w:unhideWhenUsed="1"/>
+    <w:lsdException w:name="annotation text" w:semiHidden="1" w:unhideWhenUsed="1"/>
+    <w:lsdException w:name="header" w:semiHidden="1" w:unhideWhenUsed="1"/>
+    <w:lsdException w:name="footer" w:semiHidden="1" w:unhideWhenUsed="1"/>
+    <w:lsdException w:name="index heading" w:semiHidden="1" w:unhideWhenUsed="1"/>
+    <w:lsdException w:name="caption" w:semiHidden="1" w:uiPriority="35" w:unhideWhenUsed="1" w:qFormat="1"/>
+    <w:lsdException w:name="table of figures" w:semiHidden="1" w:unhideWhenUsed="1"/>
+    <w:lsdException w:name="envelope address" w:semiHidden="1" w:unhideWhenUsed="1"/>
+    <w:lsdException w:name="envelope return" w:semiHidden="1" w:unhideWhenUsed="1"/>
+    <w:lsdException w:name="footnote reference" w:semiHidden="1" w:unhideWhenUsed="1"/>
+    <w:lsdException w:name="annotation reference" w:semiHidden="1" w:unhideWhenUsed="1"/>
+    <w:lsdException w:name="line number" w:semiHidden="1" w:unhideWhenUsed="1"/>
+    <w:lsdException w:name="page number" w:semiHidden="1" w:unhideWhenUsed="1"/>
+    <w:lsdException w:name="endnote reference" w:semiHidden="1" w:unhideWhenUsed="1"/>
+    <w:lsdException w:name="endnote text" w:semiHidden="1" w:unhideWhenUsed="1"/>
+    <w:lsdException w:name="table of authorities" w:semiHidden="1" w:unhideWhenUsed="1"/>
+    <w:lsdException w:name="macro" w:semiHidden="1" w:unhideWhenUsed="1"/>
+    <w:lsdException w:name="toa heading" w:semiHidden="1" w:unhideWhenUsed="1"/>
+    <w:lsdException w:name="List" w:semiHidden="1" w:unhideWhenUsed="1"/>
+    <w:lsdException w:name="List Bullet" w:semiHidden="1" w:unhideWhenUsed="1"/>
+    <w:lsdException w:name="List Number" w:semiHidden="1" w:unhideWhenUsed="1"/>
+    <w:lsdException w:name="List 2" w:semiHidden="1" w:unhideWhenUsed="1"/>
+    <w:lsdException w:name="List 3" w:semiHidden="1" w:unhideWhenUsed="1"/>
+    <w:lsdException w:name="List 4" w:semiHidden="1" w:unhideWhenUsed="1"/>
+    <w:lsdException w:name="List 5" w:semiHidden="1" w:unhideWhenUsed="1"/>
+    <w:lsdException w:name="List Bullet 2" w:semiHidden="1" w:unhideWhenUsed="1"/>
+    <w:lsdException w:name="List Bullet 3" w:semiHidden="1" w:unhideWhenUsed="1"/>
+    <w:lsdException w:name="List Bullet 4" w:semiHidden="1" w:unhideWhenUsed="1"/>
+    <w:lsdException w:name="List Bullet 5" w:semiHidden="1" w:unhideWhenUsed="1"/>
+    <w:lsdException w:name="List Number 2" w:semiHidden="1" w:unhideWhenUsed="1"/>
+    <w:lsdException w:name="List Number 3" w:semiHidden="1" w:unhideWhenUsed="1"/>
+    <w:lsdException w:name="List Number 4" w:semiHidden="1" w:unhideWhenUsed="1"/>
+    <w:lsdException w:name="List Number 5" w:semiHidden="1" w:unhideWhenUsed="1"/>
+    <w:lsdException w:name="Title" w:uiPriority="10" w:qFormat="1"/>
+    <w:lsdException w:name="Closing" w:semiHidden="1" w:unhideWhenUsed="1"/>
+    <w:lsdException w:name="Signature" w:semiHidden="1" w:unhideWhenUsed="1"/>
+    <w:lsdException w:name="Default Paragraph Font" w:semiHidden="1" w:uiPriority="1" w:unhideWhenUsed="1"/>
+    <w:lsdException w:name="Body Text" w:semiHidden="1" w:unhideWhenUsed="1"/>
+    <w:lsdException w:name="Body Text Indent" w:semiHidden="1" w:unhideWhenUsed="1"/>
+    <w:lsdException w:name="List Continue" w:semiHidden="1" w:unhideWhenUsed="1"/>
+    <w:lsdException w:name="List Continue 2" w:semiHidden="1" w:unhideWhenUsed="1"/>
+    <w:lsdException w:name="List Continue 3" w:semiHidden="1" w:unhideWhenUsed="1"/>
+    <w:lsdException w:name="List Continue 4" w:semiHidden="1" w:unhideWhenUsed="1"/>
+    <w:lsdException w:name="List Continue 5" w:semiHidden="1" w:unhideWhenUsed="1"/>
+    <w:lsdException w:name="Message Header" w:semiHidden="1" w:unhideWhenUsed="1"/>
+    <w:lsdException w:name="Subtitle" w:uiPriority="11" w:qFormat="1"/>
+    <w:lsdException w:name="Salutation" w:semiHidden="1" w:unhideWhenUsed="1"/>
+    <w:lsdException w:name="Date" w:semiHidden="1" w:unhideWhenUsed="1"/>
+    <w:lsdException w:name="Body Text First Indent" w:semiHidden="1" w:unhideWhenUsed="1"/>
+    <w:lsdException w:name="Body Text First Indent 2" w:semiHidden="1" w:unhideWhenUsed="1"/>
+    <w:lsdException w:name="Note Heading" w:semiHidden="1" w:unhideWhenUsed="1"/>
+    <w:lsdException w:name="Body Text 2" w:semiHidden="1" w:unhideWhenUsed="1"/>
+    <w:lsdException w:name="Body Text 3" w:semiHidden="1" w:unhideWhenUsed="1"/>
+    <w:lsdException w:name="Body Text Indent 2" w:semiHidden="1" w:unhideWhenUsed="1"/>
+    <w:lsdException w:name="Body Text Indent 3" w:semiHidden="1" w:unhideWhenUsed="1"/>
+    <w:lsdException w:name="Block Text" w:semiHidden="1" w:unhideWhenUsed="1"/>
+    <w:lsdException w:name="Hyperlink" w:semiHidden="1" w:unhideWhenUsed="1"/>
+    <w:lsdException w:name="FollowedHyperlink" w:semiHidden="1" w:unhideWhenUsed="1"/>
+    <w:lsdException w:name="Strong" w:uiPriority="22" w:qFormat="1"/>
+    <w:lsdException w:name="Emphasis" w:uiPriority="20" w:qFormat="1"/>
+    <w:lsdException w:name="Document Map" w:semiHidden="1" w:unhideWhenUsed="1"/>
+    <w:lsdException w:name="Plain Text" w:semiHidden="1" w:unhideWhenUsed="1"/>
+    <w:lsdException w:name="E-mail Signature" w:semiHidden="1" w:unhideWhenUsed="1"/>
+    <w:lsdException w:name="HTML Top of Form" w:semiHidden="1" w:unhideWhenUsed="1"/>
+    <w:lsdException w:name="HTML Bottom of Form" w:semiHidden="1" w:unhideWhenUsed="1"/>
+    <w:lsdException w:name="Normal (Web)" w:semiHidden="1" w:unhideWhenUsed="1"/>
+    <w:lsdException w:name="HTML Acronym" w:semiHidden="1" w:unhideWhenUsed="1"/>
+    <w:lsdException w:name="HTML Address" w:semiHidden="1" w:unhideWhenUsed="1"/>
+    <w:lsdException w:name="HTML Cite" w:semiHidden="1" w:unhideWhenUsed="1"/>
+    <w:lsdException w:name="HTML Code" w:semiHidden="1" w:unhideWhenUsed="1"/>
+    <w:lsdException w:name="HTML Definition" w:semiHidden="1" w:unhideWhenUsed="1"/>
+    <w:lsdException w:name="HTML Keyboard" w:semiHidden="1" w:unhideWhenUsed="1"/>
+    <w:lsdException w:name="HTML Preformatted" w:semiHidden="1" w:unhideWhenUsed="1"/>
+    <w:lsdException w:name="HTML Sample" w:semiHidden="1" w:unhideWhenUsed="1"/>
+    <w:lsdException w:name="HTML Typewriter" w:semiHidden="1" w:unhideWhenUsed="1"/>
+    <w:lsdException w:name="HTML Variable" w:semiHidden="1" w:unhideWhenUsed="1"/>
+    <w:lsdException w:name="Normal Table" w:semiHidden="1" w:unhideWhenUsed="1"/>
+    <w:lsdException w:name="annotation subject" w:semiHidden="1" w:unhideWhenUsed="1"/>
+    <w:lsdException w:name="No List" w:semiHidden="1" w:unhideWhenUsed="1"/>
+    <w:lsdException w:name="Outline List 1" w:semiHidden="1" w:unhideWhenUsed="1"/>
+    <w:lsdException w:name="Outline List 2" w:semiHidden="1" w:unhideWhenUsed="1"/>
+    <w:lsdException w:name="Outline List 3" w:semiHidden="1" w:unhideWhenUsed="1"/>
+    <w:lsdException w:name="Table Simple 1" w:semiHidden="1" w:unhideWhenUsed="1"/>
+    <w:lsdException w:name="Table Simple 2" w:semiHidden="1" w:unhideWhenUsed="1"/>
+    <w:lsdException w:name="Table Simple 3" w:semiHidden="1" w:unhideWhenUsed="1"/>
+    <w:lsdException w:name="Table Classic 1" w:semiHidden="1" w:unhideWhenUsed="1"/>
+    <w:lsdException w:name="Table Classic 2" w:semiHidden="1" w:unhideWhenUsed="1"/>
+    <w:lsdException w:name="Table Classic 3" w:semiHidden="1" w:unhideWhenUsed="1"/>
+    <w:lsdException w:name="Table Classic 4" w:semiHidden="1" w:unhideWhenUsed="1"/>
+    <w:lsdException w:name="Table Colorful 1" w:semiHidden="1" w:unhideWhenUsed="1"/>
+    <w:lsdException w:name="Table Colorful 2" w:semiHidden="1" w:unhideWhenUsed="1"/>
+    <w:lsdException w:name="Table Colorful 3" w:semiHidden="1" w:unhideWhenUsed="1"/>
+    <w:lsdException w:name="Table Columns 1" w:semiHidden="1" w:unhideWhenUsed="1"/>
+    <w:lsdException w:name="Table Columns 2" w:semiHidden="1" w:unhideWhenUsed="1"/>
+    <w:lsdException w:name="Table Columns 3" w:semiHidden="1" w:unhideWhenUsed="1"/>
+    <w:lsdException w:name="Table Columns 4" w:semiHidden="1" w:unhideWhenUsed="1"/>
+    <w:lsdException w:name="Table Columns 5" w:semiHidden="1" w:unhideWhenUsed="1"/>
+    <w:lsdException w:name="Table Grid 1" w:semiHidden="1" w:unhideWhenUsed="1"/>
+    <w:lsdException w:name="Table Grid 2" w:semiHidden="1" w:unhideWhenUsed="1"/>
+    <w:lsdException w:name="Table Grid 3" w:semiHidden="1" w:unhideWhenUsed="1"/>
+    <w:lsdException w:name="Table Grid 4" w:semiHidden="1" w:unhideWhenUsed="1"/>
+    <w:lsdException w:name="Table Grid 5" w:semiHidden="1" w:unhideWhenUsed="1"/>
+    <w:lsdException w:name="Table Grid 6" w:semiHidden="1" w:unhideWhenUsed="1"/>
+    <w:lsdException w:name="Table Grid 7" w:semiHidden="1" w:unhideWhenUsed="1"/>
+    <w:lsdException w:name="Table Grid 8" w:semiHidden="1" w:unhideWhenUsed="1"/>
+    <w:lsdException w:name="Table List 1" w:semiHidden="1" w:unhideWhenUsed="1"/>
+    <w:lsdException w:name="Table List 2" w:semiHidden="1" w:unhideWhenUsed="1"/>
+    <w:lsdException w:name="Table List 3" w:semiHidden="1" w:unhideWhenUsed="1"/>
+    <w:lsdException w:name="Table List 4" w:semiHidden="1" w:unhideWhenUsed="1"/>
+    <w:lsdException w:name="Table List 5" w:semiHidden="1" w:unhideWhenUsed="1"/>
+    <w:lsdException w:name="Table List 6" w:semiHidden="1" w:unhideWhenUsed="1"/>
+    <w:lsdException w:name="Table List 7" w:semiHidden="1" w:unhideWhenUsed="1"/>
+    <w:lsdException w:name="Table List 8" w:semiHidden="1" w:unhideWhenUsed="1"/>
+    <w:lsdException w:name="Table 3D effects 1" w:semiHidden="1" w:unhideWhenUsed="1"/>
+    <w:lsdException w:name="Table 3D effects 2" w:semiHidden="1" w:unhideWhenUsed="1"/>
+    <w:lsdException w:name="Table 3D effects 3" w:semiHidden="1" w:unhideWhenUsed="1"/>
+    <w:lsdException w:name="Table Contemporary" w:semiHidden="1" w:unhideWhenUsed="1"/>
+    <w:lsdException w:name="Table Elegant" w:semiHidden="1" w:unhideWhenUsed="1"/>
+    <w:lsdException w:name="Table Professional" w:semiHidden="1" w:unhideWhenUsed="1"/>
+    <w:lsdException w:name="Table Subtle 1" w:semiHidden="1" w:unhideWhenUsed="1"/>
+    <w:lsdException w:name="Table Subtle 2" w:semiHidden="1" w:unhideWhenUsed="1"/>
+    <w:lsdException w:name="Table Web 1" w:semiHidden="1" w:unhideWhenUsed="1"/>
+    <w:lsdException w:name="Table Web 2" w:semiHidden="1" w:unhideWhenUsed="1"/>
+    <w:lsdException w:name="Table Web 3" w:semiHidden="1" w:unhideWhenUsed="1"/>
+    <w:lsdException w:name="Balloon Text" w:semiHidden="1" w:unhideWhenUsed="1"/>
+    <w:lsdException w:name="Table Grid" w:semiHidden="1" w:uiPriority="59" w:unhideWhenUsed="1"/>
+    <w:lsdException w:name="Table Theme" w:semiHidden="1" w:unhideWhenUsed="1"/>
+    <w:lsdException w:name="Placeholder Text" w:semiHidden="1"/>
+    <w:lsdException w:name="No Spacing" w:uiPriority="1" w:qFormat="1"/>
+    <w:lsdException w:name="Light Shading" w:uiPriority="60"/>
+    <w:lsdException w:name="Light List" w:uiPriority="61"/>
+    <w:lsdException w:name="Light Grid" w:uiPriority="62"/>
+    <w:lsdException w:name="Medium Shading 1" w:uiPriority="63"/>
+    <w:lsdException w:name="Medium Shading 2" w:uiPriority="64"/>
+    <w:lsdException w:name="Medium List 1" w:uiPriority="65"/>
+    <w:lsdException w:name="Medium List 2" w:uiPriority="66"/>
+    <w:lsdException w:name="Medium Grid 1" w:uiPriority="67"/>
+    <w:lsdException w:name="Medium Grid 2" w:uiPriority="68"/>
+    <w:lsdException w:name="Medium Grid 3" w:uiPriority="69"/>
+    <w:lsdException w:name="Dark List" w:uiPriority="70"/>
+    <w:lsdException w:name="Colorful Shading" w:uiPriority="71"/>
+    <w:lsdException w:name="Colorful List" w:uiPriority="72"/>
+    <w:lsdException w:name="Colorful Grid" w:uiPriority="73"/>
+    <w:lsdException w:name="Light Shading Accent 1" w:uiPriority="60"/>
+    <w:lsdException w:name="Light List Accent 1" w:uiPriority="61"/>
+    <w:lsdException w:name="Light Grid Accent 1" w:uiPriority="62"/>
+    <w:lsdException w:name="Medium Shading 1 Accent 1" w:uiPriority="63"/>
+    <w:lsdException w:name="Medium Shading 2 Accent 1" w:uiPriority="64"/>
+    <w:lsdException w:name="Medium List 1 Accent 1" w:uiPriority="65"/>
+    <w:lsdException w:name="Revision" w:semiHidden="1"/>
+    <w:lsdException w:name="List Paragraph" w:uiPriority="34" w:qFormat="1"/>
+    <w:lsdException w:name="Quote" w:uiPriority="29" w:qFormat="1"/>
+    <w:lsdException w:name="Intense Quote" w:uiPriority="30" w:qFormat="1"/>
+    <w:lsdException w:name="Medium List 2 Accent 1" w:uiPriority="66"/>
+    <w:lsdException w:name="Medium Grid 1 Accent 1" w:uiPriority="67"/>
+    <w:lsdException w:name="Medium Grid 2 Accent 1" w:uiPriority="68"/>
+    <w:lsdException w:name="Medium Grid 3 Accent 1" w:uiPriority="69"/>
+    <w:lsdException w:name="Dark List Accent 1" w:uiPriority="70"/>
+    <w:lsdException w:name="Colorful Shading Accent 1" w:uiPriority="71"/>
+    <w:lsdException w:name="Colorful List Accent 1" w:uiPriority="72"/>
+    <w:lsdException w:name="Colorful Grid Accent 1" w:uiPriority="73"/>
+    <w:lsdException w:name="Light Shading Accent 2" w:uiPriority="60"/>
+    <w:lsdException w:name="Light List Accent 2" w:uiPriority="61"/>
+    <w:lsdException w:name="Light Grid Accent 2" w:uiPriority="62"/>
+    <w:lsdException w:name="Medium Shading 1 Accent 2" w:uiPriority="63"/>
+    <w:lsdException w:name="Medium Shading 2 Accent 2" w:uiPriority="64"/>
+    <w:lsdException w:name="Medium List 1 Accent 2" w:uiPriority="65"/>
+    <w:lsdException w:name="Medium List 2 Accent 2" w:uiPriority="66"/>
+    <w:lsdException w:name="Medium Grid 1 Accent 2" w:uiPriority="67"/>
+    <w:lsdException w:name="Medium Grid 2 Accent 2" w:uiPriority="68"/>
+    <w:lsdException w:name="Medium Grid 3 Accent 2" w:uiPriority="69"/>
+    <w:lsdException w:name="Dark List Accent 2" w:uiPriority="70"/>
+    <w:lsdException w:name="Colorful Shading Accent 2" w:uiPriority="71"/>
+    <w:lsdException w:name="Colorful List Accent 2" w:uiPriority="72"/>
+    <w:lsdException w:name="Colorful Grid Accent 2" w:uiPriority="73"/>
+    <w:lsdException w:name="Light Shading Accent 3" w:uiPriority="60"/>
+    <w:lsdException w:name="Light List Accent 3" w:uiPriority="61"/>
+    <w:lsdException w:name="Light Grid Accent 3" w:uiPriority="62"/>
+    <w:lsdException w:name="Medium Shading 1 Accent 3" w:uiPriority="63"/>
+    <w:lsdException w:name="Medium Shading 2 Accent 3" w:uiPriority="64"/>
+    <w:lsdException w:name="Medium List 1 Accent 3" w:uiPriority="65"/>
+    <w:lsdException w:name="Medium List 2 Accent 3" w:uiPriority="66"/>
+    <w:lsdException w:name="Medium Grid 1 Accent 3" w:uiPriority="67"/>
+    <w:lsdException w:name="Medium Grid 2 Accent 3" w:uiPriority="68"/>
+    <w:lsdException w:name="Medium Grid 3 Accent 3" w:uiPriority="69"/>
+    <w:lsdException w:name="Dark List Accent 3" w:uiPriority="70"/>
+    <w:lsdException w:name="Colorful Shading Accent 3" w:uiPriority="71"/>
+    <w:lsdException w:name="Colorful List Accent 3" w:uiPriority="72"/>
+    <w:lsdException w:name="Colorful Grid Accent 3" w:uiPriority="73"/>
+    <w:lsdException w:name="Light Shading Accent 4" w:uiPriority="60"/>
+    <w:lsdException w:name="Light List Accent 4" w:uiPriority="61"/>
+    <w:lsdException w:name="Light Grid Accent 4" w:uiPriority="62"/>
+    <w:lsdException w:name="Medium Shading 1 Accent 4" w:uiPriority="63"/>
+    <w:lsdException w:name="Medium Shading 2 Accent 4" w:uiPriority="64"/>
+    <w:lsdException w:name="Medium List 1 Accent 4" w:uiPriority="65"/>
+    <w:lsdException w:name="Medium List 2 Accent 4" w:uiPriority="66"/>
+    <w:lsdException w:name="Medium Grid 1 Accent 4" w:uiPriority="67"/>
+    <w:lsdException w:name="Medium Grid 2 Accent 4" w:uiPriority="68"/>
+    <w:lsdException w:name="Medium Grid 3 Accent 4" w:uiPriority="69"/>
+    <w:lsdException w:name="Dark List Accent 4" w:uiPriority="70"/>
+    <w:lsdException w:name="Colorful Shading Accent 4" w:uiPriority="71"/>
+    <w:lsdException w:name="Colorful List Accent 4" w:uiPriority="72"/>
+    <w:lsdException w:name="Colorful Grid Accent 4" w:uiPriority="73"/>
+    <w:lsdException w:name="Light Shading Accent 5" w:uiPriority="60"/>
+    <w:lsdException w:name="Light List Accent 5" w:uiPriority="61"/>
+    <w:lsdException w:name="Light Grid Accent 5" w:uiPriority="62"/>
+    <w:lsdException w:name="Medium Shading 1 Accent 5" w:uiPriority="63"/>
+    <w:lsdException w:name="Medium Shading 2 Accent 5" w:uiPriority="64"/>
+    <w:lsdException w:name="Medium List 1 Accent 5" w:uiPriority="65"/>
+    <w:lsdException w:name="Medium List 2 Accent 5" w:uiPriority="66"/>
+    <w:lsdException w:name="Medium Grid 1 Accent 5" w:uiPriority="67"/>
+    <w:lsdException w:name="Medium Grid 2 Accent 5" w:uiPriority="68"/>
+    <w:lsdException w:name="Medium Grid 3 Accent 5" w:uiPriority="69"/>
+    <w:lsdException w:name="Dark List Accent 5" w:uiPriority="70"/>
+    <w:lsdException w:name="Colorful Shading Accent 5" w:uiPriority="71"/>
+    <w:lsdException w:name="Colorful List Accent 5" w:uiPriority="72"/>
+    <w:lsdException w:name="Colorful Grid Accent 5" w:uiPriority="73"/>
+    <w:lsdException w:name="Light Shading Accent 6" w:uiPriority="60"/>
+    <w:lsdException w:name="Light List Accent 6" w:uiPriority="61"/>
+    <w:lsdException w:name="Light Grid Accent 6" w:uiPriority="62"/>
+    <w:lsdException w:name="Medium Shading 1 Accent 6" w:uiPriority="63"/>
+    <w:lsdException w:name="Medium Shading 2 Accent 6" w:uiPriority="64"/>
+    <w:lsdException w:name="Medium List 1 Accent 6" w:uiPriority="65"/>
+    <w:lsdException w:name="Medium List 2 Accent 6" w:uiPriority="66"/>
+    <w:lsdException w:name="Medium Grid 1 Accent 6" w:uiPriority="67"/>
+    <w:lsdException w:name="Medium Grid 2 Accent 6" w:uiPriority="68"/>
+    <w:lsdException w:name="Medium Grid 3 Accent 6" w:uiPriority="69"/>
+    <w:lsdException w:name="Dark List Accent 6" w:uiPriority="70"/>
+    <w:lsdException w:name="Colorful Shading Accent 6" w:uiPriority="71"/>
+    <w:lsdException w:name="Colorful List Accent 6" w:uiPriority="72"/>
+    <w:lsdException w:name="Colorful Grid Accent 6" w:uiPriority="73"/>
+    <w:lsdException w:name="Subtle Emphasis" w:uiPriority="19" w:qFormat="1"/>
+    <w:lsdException w:name="Intense Emphasis" w:uiPriority="21" w:qFormat="1"/>
+    <w:lsdException w:name="Subtle Reference" w:uiPriority="31" w:qFormat="1"/>
+    <w:lsdException w:name="Intense Reference" w:uiPriority="32" w:qFormat="1"/>
+    <w:lsdException w:name="Book Title" w:uiPriority="33" w:qFormat="1"/>
+    <w:lsdException w:name="Bibliography" w:semiHidden="1" w:uiPriority="37" w:unhideWhenUsed="1"/>
+    <w:lsdException w:name="TOC Heading" w:semiHidden="1" w:uiPriority="39" w:unhideWhenUsed="1" w:qFormat="1"/>
+    <w:lsdException w:name="Plain Table 1" w:uiPriority="41"/>
+    <w:lsdException w:name="Plain Table 2" w:uiPriority="42"/>
+    <w:lsdException w:name="Plain Table 3" w:uiPriority="43"/>
+    <w:lsdException w:name="Plain Table 4" w:uiPriority="44"/>
+    <w:lsdException w:name="Plain Table 5" w:uiPriority="45"/>
+    <w:lsdException w:name="Grid Table Light" w:uiPriority="40"/>
+    <w:lsdException w:name="Grid Table 1 Light" w:uiPriority="46"/>
+    <w:lsdException w:name="Grid Table 2" w:uiPriority="47"/>
+    <w:lsdException w:name="Grid Table 3" w:uiPriority="48"/>
+    <w:lsdException w:name="Grid Table 4" w:uiPriority="49"/>
+    <w:lsdException w:name="Grid Table 5 Dark" w:uiPriority="50"/>
+    <w:lsdException w:name="Grid Table 6 Colorful" w:uiPriority="51"/>
+    <w:lsdException w:name="Grid Table 7 Colorful" w:uiPriority="52"/>
+    <w:lsdException w:name="Grid Table 1 Light Accent 1" w:uiPriority="46"/>
+    <w:lsdException w:name="Grid Table 2 Accent 1" w:uiPriority="47"/>
+    <w:lsdException w:name="Grid Table 3 Accent 1" w:uiPriority="48"/>
+    <w:lsdException w:name="Grid Table 4 Accent 1" w:uiPriority="49"/>
+    <w:lsdException w:name="Grid Table 5 Dark Accent 1" w:uiPriority="50"/>
+    <w:lsdException w:name="Grid Table 6 Colorful Accent 1" w:uiPriority="51"/>
+    <w:lsdException w:name="Grid Table 7 Colorful Accent 1" w:uiPriority="52"/>
+    <w:lsdException w:name="Grid Table 1 Light Accent 2" w:uiPriority="46"/>
+    <w:lsdException w:name="Grid Table 2 Accent 2" w:uiPriority="47"/>
+    <w:lsdException w:name="Grid Table 3 Accent 2" w:uiPriority="48"/>
+    <w:lsdException w:name="Grid Table 4 Accent 2" w:uiPriority="49"/>
+    <w:lsdException w:name="Grid Table 5 Dark Accent 2" w:uiPriority="50"/>
+    <w:lsdException w:name="Grid Table 6 Colorful Accent 2" w:uiPriority="51"/>
+    <w:lsdException w:name="Grid Table 7 Colorful Accent 2" w:uiPriority="52"/>
+    <w:lsdException w:name="Grid Table 1 Light Accent 3" w:uiPriority="46"/>
+    <w:lsdException w:name="Grid Table 2 Accent 3" w:uiPriority="47"/>
+    <w:lsdException w:name="Grid Table 3 Accent 3" w:uiPriority="48"/>
+    <w:lsdException w:name="Grid Table 4 Accent 3" w:uiPriority="49"/>
+    <w:lsdException w:name="Grid Table 5 Dark Accent 3" w:uiPriority="50"/>
+    <w:lsdException w:name="Grid Table 6 Colorful Accent 3" w:uiPriority="51"/>
+    <w:lsdException w:name="Grid Table 7 Colorful Accent 3" w:uiPriority="52"/>
+    <w:lsdException w:name="Grid Table 1 Light Accent 4" w:uiPriority="46"/>
+    <w:lsdException w:name="Grid Table 2 Accent 4" w:uiPriority="47"/>
+    <w:lsdException w:name="Grid Table 3 Accent 4" w:uiPriority="48"/>
+    <w:lsdException w:name="Grid Table 4 Accent 4" w:uiPriority="49"/>
+    <w:lsdException w:name="Grid Table 5 Dark Accent 4" w:uiPriority="50"/>
+    <w:lsdException w:name="Grid Table 6 Colorful Accent 4" w:uiPriority="51"/>
+    <w:lsdException w:name="Grid Table 7 Colorful Accent 4" w:uiPriority="52"/>
+    <w:lsdException w:name="Grid Table 1 Light Accent 5" w:uiPriority="46"/>
+    <w:lsdException w:name="Grid Table 2 Accent 5" w:uiPriority="47"/>
+    <w:lsdException w:name="Grid Table 3 Accent 5" w:uiPriority="48"/>
+    <w:lsdException w:name="Grid Table 4 Accent 5" w:uiPriority="49"/>
+    <w:lsdException w:name="Grid Table 5 Dark Accent 5" w:uiPriority="50"/>
+    <w:lsdException w:name="Grid Table 6 Colorful Accent 5" w:uiPriority="51"/>
+    <w:lsdException w:name="Grid Table 7 Colorful Accent 5" w:uiPriority="52"/>
+    <w:lsdException w:name="Grid Table 1 Light Accent 6" w:uiPriority="46"/>
+    <w:lsdException w:name="Grid Table 2 Accent 6" w:uiPriority="47"/>
+    <w:lsdException w:name="Grid Table 3 Accent 6" w:uiPriority="48"/>
+    <w:lsdException w:name="Grid Table 4 Accent 6" w:uiPriority="49"/>
+    <w:lsdException w:name="Grid Table 5 Dark Accent 6" w:uiPriority="50"/>
+    <w:lsdException w:name="Grid Table 6 Colorful Accent 6" w:uiPriority="51"/>
+    <w:lsdException w:name="Grid Table 7 Colorful Accent 6" w:uiPriority="52"/>
+    <w:lsdException w:name="List Table 1 Light" w:uiPriority="46"/>
+    <w:lsdException w:name="List Table 2" w:uiPriority="47"/>
+    <w:lsdException w:name="List Table 3" w:uiPriority="48"/>
+    <w:lsdException w:name="List Table 4" w:uiPriority="49"/>
+    <w:lsdException w:name="List Table 5 Dark" w:uiPriority="50"/>
+    <w:lsdException w:name="List Table 6 Colorful" w:uiPriority="51"/>
+    <w:lsdException w:name="List Table 7 Colorful" w:uiPriority="52"/>
+    <w:lsdException w:name="List Table 1 Light Accent 1" w:uiPriority="46"/>
+    <w:lsdException w:name="List Table 2 Accent 1" w:uiPriority="47"/>
+    <w:lsdException w:name="List Table 3 Accent 1" w:uiPriority="48"/>
+    <w:lsdException w:name="List Table 4 Accent 1" w:uiPriority="49"/>
+    <w:lsdException w:name="List Table 5 Dark Accent 1" w:uiPriority="50"/>
+    <w:lsdException w:name="List Table 6 Colorful Accent 1" w:uiPriority="51"/>
+    <w:lsdException w:name="List Table 7 Colorful Accent 1" w:uiPriority="52"/>
+    <w:lsdException w:name="List Table 1 Light Accent 2" w:uiPriority="46"/>
+    <w:lsdException w:name="List Table 2 Accent 2" w:uiPriority="47"/>
+    <w:lsdException w:name="List Table 3 Accent 2" w:uiPriority="48"/>
+    <w:lsdException w:name="List Table 4 Accent 2" w:uiPriority="49"/>
+    <w:lsdException w:name="List Table 5 Dark Accent 2" w:uiPriority="50"/>
+    <w:lsdException w:name="List Table 6 Colorful Accent 2" w:uiPriority="51"/>
+    <w:lsdException w:name="List Table 7 Colorful Accent 2" w:uiPriority="52"/>
+    <w:lsdException w:name="List Table 1 Light Accent 3" w:uiPriority="46"/>
+    <w:lsdException w:name="List Table 2 Accent 3" w:uiPriority="47"/>
+    <w:lsdException w:name="List Table 3 Accent 3" w:uiPriority="48"/>
+    <w:lsdException w:name="List Table 4 Accent 3" w:uiPriority="49"/>
+    <w:lsdException w:name="List Table 5 Dark Accent 3" w:uiPriority="50"/>
+    <w:lsdException w:name="List Table 6 Colorful Accent 3" w:uiPriority="51"/>
+    <w:lsdException w:name="List Table 7 Colorful Accent 3" w:uiPriority="52"/>
+    <w:lsdException w:name="List Table 1 Light Accent 4" w:uiPriority="46"/>
+    <w:lsdException w:name="List Table 2 Accent 4" w:uiPriority="47"/>
+    <w:lsdException w:name="List Table 3 Accent 4" w:uiPriority="48"/>
+    <w:lsdException w:name="List Table 4 Accent 4" w:uiPriority="49"/>
+    <w:lsdException w:name="List Table 5 Dark Accent 4" w:uiPriority="50"/>
+    <w:lsdException w:name="List Table 6 Colorful Accent 4" w:uiPriority="51"/>
+    <w:lsdException w:name="List Table 7 Colorful Accent 4" w:uiPriority="52"/>
+    <w:lsdException w:name="List Table 1 Light Accent 5" w:uiPriority="46"/>
+    <w:lsdException w:name="List Table 2 Accent 5" w:uiPriority="47"/>
+    <w:lsdException w:name="List Table 3 Accent 5" w:uiPriority="48"/>
+    <w:lsdException w:name="List Table 4 Accent 5" w:uiPriority="49"/>
+    <w:lsdException w:name="List Table 5 Dark Accent 5" w:uiPriority="50"/>
+    <w:lsdException w:name="List Table 6 Colorful Accent 5" w:uiPriority="51"/>
+    <w:lsdException w:name="List Table 7 Colorful Accent 5" w:uiPriority="52"/>
+    <w:lsdException w:name="List Table 1 Light Accent 6" w:uiPriority="46"/>
+    <w:lsdException w:name="List Table 2 Accent 6" w:uiPriority="47"/>
+    <w:lsdException w:name="List Table 3 Accent 6" w:uiPriority="48"/>
+    <w:lsdException w:name="List Table 4 Accent 6" w:uiPriority="49"/>
+    <w:lsdException w:name="List Table 5 Dark Accent 6" w:uiPriority="50"/>
+    <w:lsdException w:name="List Table 6 Colorful Accent 6" w:uiPriority="51"/>
+    <w:lsdException w:name="List Table 7 Colorful Accent 6" w:uiPriority="52"/>
+    <w:lsdException w:name="Mention" w:semiHidden="1" w:unhideWhenUsed="1"/>
+    <w:lsdException w:name="Smart Hyperlink" w:semiHidden="1" w:unhideWhenUsed="1"/>
+    <w:lsdException w:name="Hashtag" w:semiHidden="1" w:unhideWhenUsed="1"/>
+    <w:lsdException w:name="Unresolved Mention" w:semiHidden="1" w:unhideWhenUsed="1"/>
+    <w:lsdException w:name="Smart Link" w:semiHidden="1" w:unhideWhenUsed="1"/>
   </w:latentStyles>
   <w:style w:type="paragraph" w:default="1" w:styleId="a">
     <w:name w:val="Normal"/>

--- a/Templates/ипотека/Решение резолютивка военка.docx
+++ b/Templates/ипотека/Решение резолютивка военка.docx
@@ -950,7 +950,7 @@
       <w:pPr>
         <w:spacing w:after="0" w:line="240" w:lineRule="auto"/>
         <w:ind w:firstLine="567"/>
-        <w:jc w:val="both"/>
+        <w:jc w:val="right"/>
         <w:rPr>
           <w:rFonts w:ascii="Times New Roman" w:eastAsia="Times New Roman" w:hAnsi="Times New Roman"/>
           <w:b/>

--- a/Templates/ипотека/Решение резолютивка военка.docx
+++ b/Templates/ипотека/Решение резолютивка военка.docx
@@ -948,9 +948,12 @@
     </w:p>
     <w:p>
       <w:pPr>
+        <w:tabs>
+          <w:tab w:pos="9355" w:val="right"/>
+        </w:tabs>
         <w:spacing w:after="0" w:line="240" w:lineRule="auto"/>
         <w:ind w:firstLine="567"/>
-        <w:jc w:val="right"/>
+        <w:jc w:val="left"/>
         <w:rPr>
           <w:rFonts w:ascii="Times New Roman" w:eastAsia="Times New Roman" w:hAnsi="Times New Roman"/>
           <w:b/>
@@ -967,7 +970,7 @@
           <w:szCs w:val="28"/>
           <w:lang w:eastAsia="ru-RU"/>
         </w:rPr>
-        <w:t>Судья:                                                                                                [415]</w:t>
+        <w:t>Судья:</w:t>
       </w:r>
       <w:r>
         <w:rPr>
@@ -977,7 +980,8 @@
           <w:szCs w:val="28"/>
           <w:lang w:eastAsia="ru-RU"/>
         </w:rPr>
-        <w:t xml:space="preserve">                                                                                                              </w:t>
+        <w:tab/>
+        <w:t>[415]</w:t>
       </w:r>
     </w:p>
     <w:p/>

--- a/Templates/ипотека/Решение резолютивка военка.docx
+++ b/Templates/ипотека/Решение резолютивка военка.docx
@@ -180,26 +180,29 @@
     </w:p>
     <w:p>
       <w:pPr>
+        <w:tabs>
+          <w:tab w:val="right" w:pos="9355"/>
+        </w:tabs>
         <w:spacing w:after="0" w:line="240" w:lineRule="auto"/>
         <w:ind w:firstLine="567"/>
-        <w:jc w:val="both"/>
-        <w:rPr>
-          <w:rFonts w:ascii="Times New Roman" w:eastAsia="Times New Roman" w:hAnsi="Times New Roman"/>
-          <w:spacing w:val="2"/>
-          <w:sz w:val="28"/>
-          <w:szCs w:val="28"/>
-          <w:lang w:eastAsia="ru-RU"/>
-        </w:rPr>
-      </w:pPr>
-      <w:r>
-        <w:rPr>
-          <w:rFonts w:ascii="Times New Roman" w:eastAsia="Times New Roman" w:hAnsi="Times New Roman"/>
-          <w:spacing w:val="2"/>
-          <w:sz w:val="28"/>
-          <w:szCs w:val="28"/>
-          <w:lang w:eastAsia="ru-RU"/>
-        </w:rPr>
-        <w:t xml:space="preserve">[7]                                                                                                [1307] </w:t>
+        <w:jc w:val="left"/>
+        <w:rPr>
+          <w:rFonts w:ascii="Times New Roman" w:eastAsia="Times New Roman" w:hAnsi="Times New Roman"/>
+          <w:spacing w:val="2"/>
+          <w:sz w:val="28"/>
+          <w:szCs w:val="28"/>
+          <w:lang w:eastAsia="ru-RU"/>
+        </w:rPr>
+      </w:pPr>
+      <w:r>
+        <w:rPr>
+          <w:rFonts w:ascii="Times New Roman" w:eastAsia="Times New Roman" w:hAnsi="Times New Roman"/>
+          <w:spacing w:val="2"/>
+          <w:sz w:val="28"/>
+          <w:szCs w:val="28"/>
+          <w:lang w:eastAsia="ru-RU"/>
+        </w:rPr>
+        <w:t xml:space="preserve">[7]</w:t>
       </w:r>
       <w:r>
         <w:rPr>
@@ -210,7 +213,16 @@
           <w:lang w:eastAsia="ru-RU"/>
         </w:rPr>
         <w:tab/>
-        <w:t xml:space="preserve">                                    </w:t>
+      </w:r>
+      <w:r>
+        <w:rPr>
+          <w:rFonts w:ascii="Times New Roman" w:eastAsia="Times New Roman" w:hAnsi="Times New Roman"/>
+          <w:spacing w:val="2"/>
+          <w:sz w:val="28"/>
+          <w:szCs w:val="28"/>
+          <w:lang w:eastAsia="ru-RU"/>
+        </w:rPr>
+        <w:t xml:space="preserve">[1307]</w:t>
       </w:r>
     </w:p>
     <w:p>

--- a/Templates/ипотека/Решение резолютивка военка.docx
+++ b/Templates/ипотека/Решение резолютивка военка.docx
@@ -4,6 +4,9 @@
   <w:body>
     <w:p>
       <w:pPr>
+        <w:tabs>
+          <w:tab w:pos="9355" w:val="right"/>
+        </w:tabs>
         <w:spacing w:after="0" w:line="240" w:lineRule="auto"/>
         <w:ind w:firstLine="540"/>
         <w:jc w:val="right"/>
@@ -25,7 +28,7 @@
           <w:szCs w:val="28"/>
           <w:lang w:eastAsia="ru-RU"/>
         </w:rPr>
-        <w:t xml:space="preserve">  </w:t>
+        <w:tab/>
       </w:r>
       <w:r>
         <w:rPr>

--- a/Templates/ипотека/Решение резолютивка военка.docx
+++ b/Templates/ипотека/Решение резолютивка военка.docx
@@ -1,211 +1,210 @@
 
 <file path=word/document.xml><?xml version="1.0" encoding="utf-8"?>
-<w:document xmlns:wpc="http://schemas.microsoft.com/office/word/2010/wordprocessingCanvas" xmlns:cx="http://schemas.microsoft.com/office/drawing/2014/chartex" xmlns:cx1="http://schemas.microsoft.com/office/drawing/2015/9/8/chartex" xmlns:cx2="http://schemas.microsoft.com/office/drawing/2015/10/21/chartex" xmlns:cx3="http://schemas.microsoft.com/office/drawing/2016/5/9/chartex" xmlns:cx4="http://schemas.microsoft.com/office/drawing/2016/5/10/chartex" xmlns:cx5="http://schemas.microsoft.com/office/drawing/2016/5/11/chartex" xmlns:cx6="http://schemas.microsoft.com/office/drawing/2016/5/12/chartex" xmlns:cx7="http://schemas.microsoft.com/office/drawing/2016/5/13/chartex" xmlns:cx8="http://schemas.microsoft.com/office/drawing/2016/5/14/chartex" xmlns:mc="http://schemas.openxmlformats.org/markup-compatibility/2006" xmlns:aink="http://schemas.microsoft.com/office/drawing/2016/ink" xmlns:am3d="http://schemas.microsoft.com/office/drawing/2017/model3d" xmlns:o="urn:schemas-microsoft-com:office:office" xmlns:r="http://schemas.openxmlformats.org/officeDocument/2006/relationships" xmlns:m="http://schemas.openxmlformats.org/officeDocument/2006/math" xmlns:v="urn:schemas-microsoft-com:vml" xmlns:wp14="http://schemas.microsoft.com/office/word/2010/wordprocessingDrawing" xmlns:wp="http://schemas.openxmlformats.org/drawingml/2006/wordprocessingDrawing" xmlns:w10="urn:schemas-microsoft-com:office:word" xmlns:w="http://schemas.openxmlformats.org/wordprocessingml/2006/main" xmlns:w14="http://schemas.microsoft.com/office/word/2010/wordml" xmlns:w15="http://schemas.microsoft.com/office/word/2012/wordml" xmlns:w16cex="http://schemas.microsoft.com/office/word/2018/wordml/cex" xmlns:w16cid="http://schemas.microsoft.com/office/word/2016/wordml/cid" xmlns:w16="http://schemas.microsoft.com/office/word/2018/wordml" xmlns:w16sdtdh="http://schemas.microsoft.com/office/word/2020/wordml/sdtdatahash" xmlns:w16se="http://schemas.microsoft.com/office/word/2015/wordml/symex" xmlns:wpg="http://schemas.microsoft.com/office/word/2010/wordprocessingGroup" xmlns:wpi="http://schemas.microsoft.com/office/word/2010/wordprocessingInk" xmlns:wne="http://schemas.microsoft.com/office/word/2006/wordml" xmlns:wps="http://schemas.microsoft.com/office/word/2010/wordprocessingShape" mc:Ignorable="w14 w15 w16se w16cid w16 w16cex w16sdtdh wp14">
+<w:document xmlns:wpc="http://schemas.microsoft.com/office/word/2010/wordprocessingCanvas" xmlns:mc="http://schemas.openxmlformats.org/markup-compatibility/2006" xmlns:o="urn:schemas-microsoft-com:office:office" xmlns:r="http://schemas.openxmlformats.org/officeDocument/2006/relationships" xmlns:m="http://schemas.openxmlformats.org/officeDocument/2006/math" xmlns:v="urn:schemas-microsoft-com:vml" xmlns:wp14="http://schemas.microsoft.com/office/word/2010/wordprocessingDrawing" xmlns:wp="http://schemas.openxmlformats.org/drawingml/2006/wordprocessingDrawing" xmlns:w10="urn:schemas-microsoft-com:office:word" xmlns:w="http://schemas.openxmlformats.org/wordprocessingml/2006/main" xmlns:w14="http://schemas.microsoft.com/office/word/2010/wordml" xmlns:wpg="http://schemas.microsoft.com/office/word/2010/wordprocessingGroup" xmlns:wpi="http://schemas.microsoft.com/office/word/2010/wordprocessingInk" xmlns:wne="http://schemas.microsoft.com/office/word/2006/wordml" xmlns:wps="http://schemas.microsoft.com/office/word/2010/wordprocessingShape" mc:Ignorable="w14 wp14">
   <w:body>
-    <w:p>
-      <w:pPr>
-        <w:tabs>
-          <w:tab w:pos="9355" w:val="right"/>
-        </w:tabs>
-        <w:spacing w:after="0" w:line="240" w:lineRule="auto"/>
-        <w:ind w:firstLine="540"/>
-        <w:jc w:val="right"/>
-        <w:rPr>
-          <w:rFonts w:ascii="Times New Roman" w:eastAsia="Times New Roman" w:hAnsi="Times New Roman"/>
-          <w:spacing w:val="2"/>
-          <w:sz w:val="28"/>
-          <w:szCs w:val="28"/>
-          <w:lang w:eastAsia="ru-RU"/>
-        </w:rPr>
-      </w:pPr>
-      <w:r>
-        <w:rPr>
-          <w:rFonts w:ascii="Times New Roman" w:eastAsia="Times New Roman" w:hAnsi="Times New Roman"/>
-          <w:b/>
-          <w:bCs/>
-          <w:spacing w:val="2"/>
-          <w:sz w:val="28"/>
-          <w:szCs w:val="28"/>
-          <w:lang w:eastAsia="ru-RU"/>
-        </w:rPr>
-        <w:tab/>
-      </w:r>
-      <w:r>
-        <w:rPr>
-          <w:rFonts w:ascii="Times New Roman" w:eastAsia="Times New Roman" w:hAnsi="Times New Roman"/>
-          <w:bCs/>
-          <w:spacing w:val="2"/>
-          <w:sz w:val="28"/>
-          <w:szCs w:val="28"/>
-          <w:lang w:eastAsia="ru-RU"/>
-        </w:rPr>
-        <w:t>Дело № [1]</w:t>
-      </w:r>
-    </w:p>
-    <w:p>
-      <w:pPr>
-        <w:spacing w:after="0" w:line="240" w:lineRule="auto"/>
-        <w:ind w:firstLine="540"/>
-        <w:jc w:val="right"/>
-        <w:rPr>
-          <w:rFonts w:ascii="Times New Roman" w:eastAsia="Times New Roman" w:hAnsi="Times New Roman"/>
-          <w:spacing w:val="2"/>
-          <w:sz w:val="28"/>
-          <w:szCs w:val="28"/>
-          <w:lang w:eastAsia="ru-RU"/>
-        </w:rPr>
-      </w:pPr>
-      <w:r>
-        <w:rPr>
-          <w:rFonts w:ascii="Times New Roman" w:eastAsia="Times New Roman" w:hAnsi="Times New Roman"/>
-          <w:bCs/>
-          <w:spacing w:val="2"/>
-          <w:sz w:val="28"/>
-          <w:szCs w:val="28"/>
-          <w:lang w:eastAsia="ru-RU"/>
-        </w:rPr>
-        <w:t>________</w:t>
-      </w:r>
-    </w:p>
-    <w:p>
-      <w:pPr>
-        <w:spacing w:after="0" w:line="240" w:lineRule="auto"/>
-        <w:ind w:firstLine="540"/>
-        <w:jc w:val="right"/>
-        <w:rPr>
-          <w:rFonts w:ascii="Times New Roman" w:eastAsia="Times New Roman" w:hAnsi="Times New Roman"/>
-          <w:b/>
-          <w:bCs/>
-          <w:spacing w:val="2"/>
-          <w:sz w:val="28"/>
-          <w:szCs w:val="28"/>
-          <w:lang w:eastAsia="ru-RU"/>
-        </w:rPr>
-      </w:pPr>
-    </w:p>
-    <w:p>
-      <w:pPr>
-        <w:spacing w:after="0" w:line="240" w:lineRule="auto"/>
-        <w:ind w:firstLine="540"/>
-        <w:jc w:val="center"/>
-        <w:rPr>
-          <w:rFonts w:ascii="Times New Roman" w:eastAsia="Times New Roman" w:hAnsi="Times New Roman"/>
-          <w:b/>
-          <w:bCs/>
-          <w:spacing w:val="2"/>
-          <w:sz w:val="28"/>
-          <w:szCs w:val="28"/>
-          <w:lang w:eastAsia="ru-RU"/>
-        </w:rPr>
-      </w:pPr>
-      <w:r>
-        <w:rPr>
-          <w:rFonts w:ascii="Times New Roman" w:eastAsia="Times New Roman" w:hAnsi="Times New Roman"/>
-          <w:b/>
-          <w:bCs/>
-          <w:spacing w:val="2"/>
-          <w:sz w:val="28"/>
-          <w:szCs w:val="28"/>
-          <w:lang w:eastAsia="ru-RU"/>
-        </w:rPr>
-        <w:t>РЕШЕНИЕ</w:t>
-      </w:r>
-    </w:p>
-    <w:p>
-      <w:pPr>
-        <w:spacing w:after="0" w:line="240" w:lineRule="auto"/>
-        <w:ind w:firstLine="540"/>
-        <w:jc w:val="center"/>
-        <w:rPr>
-          <w:rFonts w:ascii="Times New Roman" w:eastAsia="Times New Roman" w:hAnsi="Times New Roman"/>
-          <w:b/>
-          <w:bCs/>
-          <w:spacing w:val="2"/>
-          <w:sz w:val="28"/>
-          <w:szCs w:val="28"/>
-          <w:lang w:eastAsia="ru-RU"/>
-        </w:rPr>
-      </w:pPr>
-      <w:r>
-        <w:rPr>
-          <w:rFonts w:ascii="Times New Roman" w:eastAsia="Times New Roman" w:hAnsi="Times New Roman"/>
-          <w:b/>
-          <w:bCs/>
-          <w:spacing w:val="2"/>
-          <w:sz w:val="28"/>
-          <w:szCs w:val="28"/>
-          <w:lang w:eastAsia="ru-RU"/>
-        </w:rPr>
-        <w:t>Именем Российской Федерации</w:t>
-      </w:r>
-    </w:p>
-    <w:p>
-      <w:pPr>
-        <w:spacing w:after="0" w:line="240" w:lineRule="auto"/>
-        <w:ind w:firstLine="540"/>
-        <w:jc w:val="center"/>
-        <w:rPr>
-          <w:rFonts w:ascii="Times New Roman" w:eastAsia="Times New Roman" w:hAnsi="Times New Roman"/>
-          <w:b/>
-          <w:bCs/>
-          <w:spacing w:val="2"/>
-          <w:sz w:val="28"/>
-          <w:szCs w:val="28"/>
-          <w:lang w:eastAsia="ru-RU"/>
-        </w:rPr>
-      </w:pPr>
-      <w:r>
-        <w:rPr>
-          <w:rFonts w:ascii="Times New Roman" w:eastAsia="Times New Roman" w:hAnsi="Times New Roman"/>
-          <w:b/>
-          <w:bCs/>
-          <w:spacing w:val="2"/>
-          <w:sz w:val="28"/>
-          <w:szCs w:val="28"/>
-          <w:lang w:eastAsia="ru-RU"/>
-        </w:rPr>
-        <w:t>(резолютивная часть)</w:t>
-      </w:r>
-    </w:p>
-    <w:p>
-      <w:pPr>
-        <w:spacing w:after="0" w:line="240" w:lineRule="auto"/>
-        <w:ind w:firstLine="540"/>
-        <w:jc w:val="both"/>
-        <w:rPr>
-          <w:rFonts w:ascii="Times New Roman" w:eastAsia="Times New Roman" w:hAnsi="Times New Roman"/>
-          <w:spacing w:val="2"/>
-          <w:sz w:val="28"/>
-          <w:szCs w:val="28"/>
-          <w:lang w:eastAsia="ru-RU"/>
-        </w:rPr>
-      </w:pPr>
-    </w:p>
     <w:p>
       <w:pPr>
         <w:tabs>
           <w:tab w:val="right" w:pos="9355"/>
         </w:tabs>
         <w:spacing w:after="0" w:line="240" w:lineRule="auto"/>
+        <w:ind w:firstLine="540"/>
+        <w:jc w:val="right"/>
+        <w:rPr>
+          <w:rFonts w:ascii="Times New Roman" w:eastAsia="Times New Roman" w:hAnsi="Times New Roman"/>
+          <w:spacing w:val="2"/>
+          <w:sz w:val="28"/>
+          <w:szCs w:val="28"/>
+          <w:lang w:eastAsia="ru-RU"/>
+        </w:rPr>
+      </w:pPr>
+      <w:r>
+        <w:rPr>
+          <w:rFonts w:ascii="Times New Roman" w:eastAsia="Times New Roman" w:hAnsi="Times New Roman"/>
+          <w:b/>
+          <w:bCs/>
+          <w:spacing w:val="2"/>
+          <w:sz w:val="28"/>
+          <w:szCs w:val="28"/>
+          <w:lang w:eastAsia="ru-RU"/>
+        </w:rPr>
+        <w:tab/>
+      </w:r>
+      <w:r>
+        <w:rPr>
+          <w:rFonts w:ascii="Times New Roman" w:eastAsia="Times New Roman" w:hAnsi="Times New Roman"/>
+          <w:bCs/>
+          <w:spacing w:val="2"/>
+          <w:sz w:val="28"/>
+          <w:szCs w:val="28"/>
+          <w:lang w:eastAsia="ru-RU"/>
+        </w:rPr>
+        <w:t>Дело № [1]</w:t>
+      </w:r>
+    </w:p>
+    <w:p>
+      <w:pPr>
+        <w:spacing w:after="0" w:line="240" w:lineRule="auto"/>
+        <w:ind w:firstLine="540"/>
+        <w:jc w:val="right"/>
+        <w:rPr>
+          <w:rFonts w:ascii="Times New Roman" w:eastAsia="Times New Roman" w:hAnsi="Times New Roman"/>
+          <w:spacing w:val="2"/>
+          <w:sz w:val="28"/>
+          <w:szCs w:val="28"/>
+          <w:lang w:eastAsia="ru-RU"/>
+        </w:rPr>
+      </w:pPr>
+      <w:r>
+        <w:rPr>
+          <w:rFonts w:ascii="Times New Roman" w:eastAsia="Times New Roman" w:hAnsi="Times New Roman"/>
+          <w:bCs/>
+          <w:spacing w:val="2"/>
+          <w:sz w:val="28"/>
+          <w:szCs w:val="28"/>
+          <w:lang w:eastAsia="ru-RU"/>
+        </w:rPr>
+        <w:t>________</w:t>
+      </w:r>
+    </w:p>
+    <w:p>
+      <w:pPr>
+        <w:spacing w:after="0" w:line="240" w:lineRule="auto"/>
+        <w:ind w:firstLine="540"/>
+        <w:jc w:val="right"/>
+        <w:rPr>
+          <w:rFonts w:ascii="Times New Roman" w:eastAsia="Times New Roman" w:hAnsi="Times New Roman"/>
+          <w:b/>
+          <w:bCs/>
+          <w:spacing w:val="2"/>
+          <w:sz w:val="28"/>
+          <w:szCs w:val="28"/>
+          <w:lang w:eastAsia="ru-RU"/>
+        </w:rPr>
+      </w:pPr>
+    </w:p>
+    <w:p>
+      <w:pPr>
+        <w:spacing w:after="0" w:line="240" w:lineRule="auto"/>
+        <w:ind w:firstLine="540"/>
+        <w:jc w:val="center"/>
+        <w:rPr>
+          <w:rFonts w:ascii="Times New Roman" w:eastAsia="Times New Roman" w:hAnsi="Times New Roman"/>
+          <w:b/>
+          <w:bCs/>
+          <w:spacing w:val="2"/>
+          <w:sz w:val="28"/>
+          <w:szCs w:val="28"/>
+          <w:lang w:eastAsia="ru-RU"/>
+        </w:rPr>
+      </w:pPr>
+      <w:r>
+        <w:rPr>
+          <w:rFonts w:ascii="Times New Roman" w:eastAsia="Times New Roman" w:hAnsi="Times New Roman"/>
+          <w:b/>
+          <w:bCs/>
+          <w:spacing w:val="2"/>
+          <w:sz w:val="28"/>
+          <w:szCs w:val="28"/>
+          <w:lang w:eastAsia="ru-RU"/>
+        </w:rPr>
+        <w:t>РЕШЕНИЕ</w:t>
+      </w:r>
+    </w:p>
+    <w:p>
+      <w:pPr>
+        <w:spacing w:after="0" w:line="240" w:lineRule="auto"/>
+        <w:ind w:firstLine="540"/>
+        <w:jc w:val="center"/>
+        <w:rPr>
+          <w:rFonts w:ascii="Times New Roman" w:eastAsia="Times New Roman" w:hAnsi="Times New Roman"/>
+          <w:b/>
+          <w:bCs/>
+          <w:spacing w:val="2"/>
+          <w:sz w:val="28"/>
+          <w:szCs w:val="28"/>
+          <w:lang w:eastAsia="ru-RU"/>
+        </w:rPr>
+      </w:pPr>
+      <w:r>
+        <w:rPr>
+          <w:rFonts w:ascii="Times New Roman" w:eastAsia="Times New Roman" w:hAnsi="Times New Roman"/>
+          <w:b/>
+          <w:bCs/>
+          <w:spacing w:val="2"/>
+          <w:sz w:val="28"/>
+          <w:szCs w:val="28"/>
+          <w:lang w:eastAsia="ru-RU"/>
+        </w:rPr>
+        <w:t>Именем Российской Федерации</w:t>
+      </w:r>
+    </w:p>
+    <w:p>
+      <w:pPr>
+        <w:spacing w:after="0" w:line="240" w:lineRule="auto"/>
+        <w:ind w:firstLine="540"/>
+        <w:jc w:val="center"/>
+        <w:rPr>
+          <w:rFonts w:ascii="Times New Roman" w:eastAsia="Times New Roman" w:hAnsi="Times New Roman"/>
+          <w:b/>
+          <w:bCs/>
+          <w:spacing w:val="2"/>
+          <w:sz w:val="28"/>
+          <w:szCs w:val="28"/>
+          <w:lang w:eastAsia="ru-RU"/>
+        </w:rPr>
+      </w:pPr>
+      <w:r>
+        <w:rPr>
+          <w:rFonts w:ascii="Times New Roman" w:eastAsia="Times New Roman" w:hAnsi="Times New Roman"/>
+          <w:b/>
+          <w:bCs/>
+          <w:spacing w:val="2"/>
+          <w:sz w:val="28"/>
+          <w:szCs w:val="28"/>
+          <w:lang w:eastAsia="ru-RU"/>
+        </w:rPr>
+        <w:t>(резолютивная часть)</w:t>
+      </w:r>
+    </w:p>
+    <w:p>
+      <w:pPr>
+        <w:spacing w:after="0" w:line="240" w:lineRule="auto"/>
+        <w:ind w:firstLine="540"/>
+        <w:jc w:val="both"/>
+        <w:rPr>
+          <w:rFonts w:ascii="Times New Roman" w:eastAsia="Times New Roman" w:hAnsi="Times New Roman"/>
+          <w:spacing w:val="2"/>
+          <w:sz w:val="28"/>
+          <w:szCs w:val="28"/>
+          <w:lang w:eastAsia="ru-RU"/>
+        </w:rPr>
+      </w:pPr>
+    </w:p>
+    <w:p>
+      <w:pPr>
+        <w:tabs>
+          <w:tab w:val="right" w:pos="9355"/>
+        </w:tabs>
+        <w:spacing w:after="0" w:line="240" w:lineRule="auto"/>
         <w:ind w:firstLine="567"/>
-        <w:jc w:val="left"/>
-        <w:rPr>
-          <w:rFonts w:ascii="Times New Roman" w:eastAsia="Times New Roman" w:hAnsi="Times New Roman"/>
-          <w:spacing w:val="2"/>
-          <w:sz w:val="28"/>
-          <w:szCs w:val="28"/>
-          <w:lang w:eastAsia="ru-RU"/>
-        </w:rPr>
-      </w:pPr>
-      <w:r>
-        <w:rPr>
-          <w:rFonts w:ascii="Times New Roman" w:eastAsia="Times New Roman" w:hAnsi="Times New Roman"/>
-          <w:spacing w:val="2"/>
-          <w:sz w:val="28"/>
-          <w:szCs w:val="28"/>
-          <w:lang w:eastAsia="ru-RU"/>
-        </w:rPr>
-        <w:t xml:space="preserve">[7]</w:t>
+        <w:rPr>
+          <w:rFonts w:ascii="Times New Roman" w:eastAsia="Times New Roman" w:hAnsi="Times New Roman"/>
+          <w:spacing w:val="2"/>
+          <w:sz w:val="28"/>
+          <w:szCs w:val="28"/>
+          <w:lang w:eastAsia="ru-RU"/>
+        </w:rPr>
+      </w:pPr>
+      <w:r>
+        <w:rPr>
+          <w:rFonts w:ascii="Times New Roman" w:eastAsia="Times New Roman" w:hAnsi="Times New Roman"/>
+          <w:spacing w:val="2"/>
+          <w:sz w:val="28"/>
+          <w:szCs w:val="28"/>
+          <w:lang w:eastAsia="ru-RU"/>
+        </w:rPr>
+        <w:t>[7]</w:t>
       </w:r>
       <w:r>
         <w:rPr>
@@ -216,16 +215,7 @@
           <w:lang w:eastAsia="ru-RU"/>
         </w:rPr>
         <w:tab/>
-      </w:r>
-      <w:r>
-        <w:rPr>
-          <w:rFonts w:ascii="Times New Roman" w:eastAsia="Times New Roman" w:hAnsi="Times New Roman"/>
-          <w:spacing w:val="2"/>
-          <w:sz w:val="28"/>
-          <w:szCs w:val="28"/>
-          <w:lang w:eastAsia="ru-RU"/>
-        </w:rPr>
-        <w:t xml:space="preserve">[1307]</w:t>
+        <w:t>[1307]</w:t>
       </w:r>
     </w:p>
     <w:p>
@@ -320,7 +310,27 @@
           <w:szCs w:val="28"/>
           <w:lang w:eastAsia="ru-RU"/>
         </w:rPr>
-        <w:t xml:space="preserve">рассмотрев в открытом судебном заседании гражданское дело по исковому заявлению [1381] к </w:t>
+        <w:t>рассмотрев в открытом судебном заседании гражданское дело по исковому заявлению [</w:t>
+      </w:r>
+      <w:r>
+        <w:rPr>
+          <w:rFonts w:ascii="Times New Roman" w:eastAsia="Times New Roman" w:hAnsi="Times New Roman"/>
+          <w:spacing w:val="2"/>
+          <w:sz w:val="28"/>
+          <w:szCs w:val="28"/>
+          <w:lang w:eastAsia="ru-RU"/>
+        </w:rPr>
+        <w:t>989</w:t>
+      </w:r>
+      <w:r>
+        <w:rPr>
+          <w:rFonts w:ascii="Times New Roman" w:eastAsia="Times New Roman" w:hAnsi="Times New Roman"/>
+          <w:spacing w:val="2"/>
+          <w:sz w:val="28"/>
+          <w:szCs w:val="28"/>
+          <w:lang w:eastAsia="ru-RU"/>
+        </w:rPr>
+        <w:t xml:space="preserve">] к </w:t>
       </w:r>
       <w:r>
         <w:rPr>
@@ -339,7 +349,27 @@
           <w:szCs w:val="28"/>
           <w:lang w:eastAsia="ru-RU"/>
         </w:rPr>
-        <w:t>, третьи лица: [989], [25.1] о расторжении договора целевого жилищного займа, взыскании задолженности, обращении взыскания на предмет залога</w:t>
+        <w:t>, третьи лица: [</w:t>
+      </w:r>
+      <w:r>
+        <w:rPr>
+          <w:rFonts w:ascii="Times New Roman" w:eastAsia="Times New Roman" w:hAnsi="Times New Roman"/>
+          <w:spacing w:val="2"/>
+          <w:sz w:val="28"/>
+          <w:szCs w:val="28"/>
+          <w:lang w:eastAsia="ru-RU"/>
+        </w:rPr>
+        <w:t>1381</w:t>
+      </w:r>
+      <w:r>
+        <w:rPr>
+          <w:rFonts w:ascii="Times New Roman" w:eastAsia="Times New Roman" w:hAnsi="Times New Roman"/>
+          <w:spacing w:val="2"/>
+          <w:sz w:val="28"/>
+          <w:szCs w:val="28"/>
+          <w:lang w:eastAsia="ru-RU"/>
+        </w:rPr>
+        <w:t>], [25.1] о расторжении договора целевого жилищного займа, взыскании задолженности, обращении взыскания на предмет залога</w:t>
       </w:r>
       <w:r>
         <w:rPr>
@@ -371,7 +401,25 @@
           <w:szCs w:val="28"/>
           <w:lang w:eastAsia="ru-RU"/>
         </w:rPr>
-        <w:t>по заявлению третьего лица, заявляющего самостоятельные требования относительно предмета спора, [989] к [2.2] о расторжении кредитного договора, взыскании задолженности, судебных расходов, обращении взыскания на предмет залога,</w:t>
+        <w:t>по заявлению третьего лица, заявляющего самостоятельные требования относительно предмета спора, [</w:t>
+      </w:r>
+      <w:r>
+        <w:rPr>
+          <w:rFonts w:ascii="Times New Roman" w:eastAsia="Times New Roman" w:hAnsi="Times New Roman"/>
+          <w:sz w:val="28"/>
+          <w:szCs w:val="28"/>
+          <w:lang w:eastAsia="ru-RU"/>
+        </w:rPr>
+        <w:t>1381</w:t>
+      </w:r>
+      <w:r>
+        <w:rPr>
+          <w:rFonts w:ascii="Times New Roman" w:eastAsia="Times New Roman" w:hAnsi="Times New Roman"/>
+          <w:sz w:val="28"/>
+          <w:szCs w:val="28"/>
+          <w:lang w:eastAsia="ru-RU"/>
+        </w:rPr>
+        <w:t>] к [2.2] о расторжении кредитного договора, взыскании задолженности, судебных расходов, обращении взыскания на предмет залога,</w:t>
       </w:r>
     </w:p>
     <w:p>
@@ -408,7 +456,29 @@
           <w:szCs w:val="28"/>
           <w:lang w:eastAsia="ru-RU"/>
         </w:rPr>
-        <w:t>руководствуясь ст.ст. 12, 194-199 ГПК РФ, суд</w:t>
+        <w:t xml:space="preserve">руководствуясь </w:t>
+      </w:r>
+      <w:proofErr w:type="spellStart"/>
+      <w:r>
+        <w:rPr>
+          <w:rFonts w:ascii="Times New Roman" w:eastAsia="Times New Roman" w:hAnsi="Times New Roman"/>
+          <w:spacing w:val="2"/>
+          <w:sz w:val="28"/>
+          <w:szCs w:val="28"/>
+          <w:lang w:eastAsia="ru-RU"/>
+        </w:rPr>
+        <w:t>ст.ст</w:t>
+      </w:r>
+      <w:proofErr w:type="spellEnd"/>
+      <w:r>
+        <w:rPr>
+          <w:rFonts w:ascii="Times New Roman" w:eastAsia="Times New Roman" w:hAnsi="Times New Roman"/>
+          <w:spacing w:val="2"/>
+          <w:sz w:val="28"/>
+          <w:szCs w:val="28"/>
+          <w:lang w:eastAsia="ru-RU"/>
+        </w:rPr>
+        <w:t>. 12, 194-199 ГПК РФ, суд</w:t>
       </w:r>
     </w:p>
     <w:p>
@@ -499,7 +569,27 @@
           <w:szCs w:val="28"/>
           <w:lang w:eastAsia="ru-RU"/>
         </w:rPr>
-        <w:t xml:space="preserve">[1381] к </w:t>
+        <w:t>[</w:t>
+      </w:r>
+      <w:r>
+        <w:rPr>
+          <w:rFonts w:ascii="Times New Roman" w:eastAsia="Times New Roman" w:hAnsi="Times New Roman"/>
+          <w:spacing w:val="2"/>
+          <w:sz w:val="28"/>
+          <w:szCs w:val="28"/>
+          <w:lang w:eastAsia="ru-RU"/>
+        </w:rPr>
+        <w:t>989</w:t>
+      </w:r>
+      <w:r>
+        <w:rPr>
+          <w:rFonts w:ascii="Times New Roman" w:eastAsia="Times New Roman" w:hAnsi="Times New Roman"/>
+          <w:spacing w:val="2"/>
+          <w:sz w:val="28"/>
+          <w:szCs w:val="28"/>
+          <w:lang w:eastAsia="ru-RU"/>
+        </w:rPr>
+        <w:t xml:space="preserve">] к </w:t>
       </w:r>
       <w:r>
         <w:rPr>
@@ -518,7 +608,27 @@
           <w:szCs w:val="28"/>
           <w:lang w:eastAsia="ru-RU"/>
         </w:rPr>
-        <w:t xml:space="preserve">, третьи лица: [989], [25.1] о расторжении договора целевого жилищного займа, взыскании задолженности, обращении взыскания на предмет залога – </w:t>
+        <w:t>, третьи лица: [</w:t>
+      </w:r>
+      <w:r>
+        <w:rPr>
+          <w:rFonts w:ascii="Times New Roman" w:eastAsia="Times New Roman" w:hAnsi="Times New Roman"/>
+          <w:spacing w:val="2"/>
+          <w:sz w:val="28"/>
+          <w:szCs w:val="28"/>
+          <w:lang w:eastAsia="ru-RU"/>
+        </w:rPr>
+        <w:t>1381</w:t>
+      </w:r>
+      <w:r>
+        <w:rPr>
+          <w:rFonts w:ascii="Times New Roman" w:eastAsia="Times New Roman" w:hAnsi="Times New Roman"/>
+          <w:spacing w:val="2"/>
+          <w:sz w:val="28"/>
+          <w:szCs w:val="28"/>
+          <w:lang w:eastAsia="ru-RU"/>
+        </w:rPr>
+        <w:t xml:space="preserve">], [25.1] о расторжении договора целевого жилищного займа, взыскании задолженности, обращении взыскания на предмет залога – </w:t>
       </w:r>
       <w:r>
         <w:rPr>
@@ -560,7 +670,25 @@
           <w:szCs w:val="28"/>
           <w:lang w:eastAsia="ru-RU"/>
         </w:rPr>
-        <w:t xml:space="preserve">Заявлению третьего лица, заявляющего самостоятельные требования относительно предмета спора, [989] к [2.2] о расторжении кредитного договора, взыскании задолженности, судебных расходов, обращении взыскания на предмет залога – </w:t>
+        <w:t>Заявлению третьего лица, заявляющего самостоятельные требования относительно предмета спора, [</w:t>
+      </w:r>
+      <w:r>
+        <w:rPr>
+          <w:rFonts w:ascii="Times New Roman" w:eastAsia="Times New Roman" w:hAnsi="Times New Roman"/>
+          <w:sz w:val="28"/>
+          <w:szCs w:val="28"/>
+          <w:lang w:eastAsia="ru-RU"/>
+        </w:rPr>
+        <w:t>1381</w:t>
+      </w:r>
+      <w:r>
+        <w:rPr>
+          <w:rFonts w:ascii="Times New Roman" w:eastAsia="Times New Roman" w:hAnsi="Times New Roman"/>
+          <w:sz w:val="28"/>
+          <w:szCs w:val="28"/>
+          <w:lang w:eastAsia="ru-RU"/>
+        </w:rPr>
+        <w:t xml:space="preserve">] к [2.2] о расторжении кредитного договора, взыскании задолженности, судебных расходов, обращении взыскания на предмет залога – </w:t>
       </w:r>
       <w:r>
         <w:rPr>
@@ -601,7 +729,27 @@
           <w:szCs w:val="28"/>
           <w:lang w:eastAsia="ru-RU"/>
         </w:rPr>
-        <w:t xml:space="preserve">Расторгнуть Договор ЦЖЗ от [1379] г. № [1378] заключенный между [1381] и </w:t>
+        <w:t>Расторгнуть Договор ЦЖЗ от [1379] г. № [1378] заключенный между [</w:t>
+      </w:r>
+      <w:r>
+        <w:rPr>
+          <w:rFonts w:ascii="Times New Roman" w:eastAsia="Times New Roman" w:hAnsi="Times New Roman"/>
+          <w:spacing w:val="2"/>
+          <w:sz w:val="28"/>
+          <w:szCs w:val="28"/>
+          <w:lang w:eastAsia="ru-RU"/>
+        </w:rPr>
+        <w:t>989</w:t>
+      </w:r>
+      <w:r>
+        <w:rPr>
+          <w:rFonts w:ascii="Times New Roman" w:eastAsia="Times New Roman" w:hAnsi="Times New Roman"/>
+          <w:spacing w:val="2"/>
+          <w:sz w:val="28"/>
+          <w:szCs w:val="28"/>
+          <w:lang w:eastAsia="ru-RU"/>
+        </w:rPr>
+        <w:t xml:space="preserve">] и </w:t>
       </w:r>
       <w:r>
         <w:rPr>
@@ -644,8 +792,62 @@
           <w:szCs w:val="28"/>
           <w:lang w:eastAsia="ru-RU"/>
         </w:rPr>
-        <w:t>Взыскать с [2.1], [3] года рождения (ИНН [4]) в пользу [1381] денежные средства в размере [1377], в том числе: [1370] - сумма задолженности, состоящая из первоначального взноса по ипотечному кредиту и суммы, уплаченной истцом, в счет погашения обязательств по ипотечное кредиту; [1375] - проценты за пользование целевым жилищным займом, начисленные на сумму задолженности по ЦЖЗ в размере [1370], исходя из ставки рефинансирования установленной Центральным банком Российской Федерации в размере [1371], установленной на дату увольнения [2.1] с военной службы с [1373] по [1374], [1376] - пени в размере [1372] от суммы просроченного платежа за каждый день просрочки.</w:t>
-      </w:r>
+        <w:t>Взыскать с [2.1], [3] года рождения (ИНН [4]) в пользу [</w:t>
+      </w:r>
+      <w:r>
+        <w:rPr>
+          <w:rFonts w:ascii="Times New Roman" w:eastAsia="Times New Roman" w:hAnsi="Times New Roman"/>
+          <w:spacing w:val="2"/>
+          <w:sz w:val="28"/>
+          <w:szCs w:val="28"/>
+          <w:lang w:eastAsia="ru-RU"/>
+        </w:rPr>
+        <w:t>989</w:t>
+      </w:r>
+      <w:r>
+        <w:rPr>
+          <w:rFonts w:ascii="Times New Roman" w:eastAsia="Times New Roman" w:hAnsi="Times New Roman"/>
+          <w:spacing w:val="2"/>
+          <w:sz w:val="28"/>
+          <w:szCs w:val="28"/>
+          <w:lang w:eastAsia="ru-RU"/>
+        </w:rPr>
+        <w:t xml:space="preserve">] денежные средства в размере [1377], в том числе: [1370] - сумма задолженности, состоящая из первоначального взноса по ипотечному кредиту и суммы, уплаченной истцом, в счет погашения обязательств по </w:t>
+      </w:r>
+      <w:proofErr w:type="gramStart"/>
+      <w:r>
+        <w:rPr>
+          <w:rFonts w:ascii="Times New Roman" w:eastAsia="Times New Roman" w:hAnsi="Times New Roman"/>
+          <w:spacing w:val="2"/>
+          <w:sz w:val="28"/>
+          <w:szCs w:val="28"/>
+          <w:lang w:eastAsia="ru-RU"/>
+        </w:rPr>
+        <w:t>ипотечное</w:t>
+      </w:r>
+      <w:proofErr w:type="gramEnd"/>
+      <w:r>
+        <w:rPr>
+          <w:rFonts w:ascii="Times New Roman" w:eastAsia="Times New Roman" w:hAnsi="Times New Roman"/>
+          <w:spacing w:val="2"/>
+          <w:sz w:val="28"/>
+          <w:szCs w:val="28"/>
+          <w:lang w:eastAsia="ru-RU"/>
+        </w:rPr>
+        <w:t xml:space="preserve"> кредиту; </w:t>
+      </w:r>
+      <w:proofErr w:type="gramStart"/>
+      <w:r>
+        <w:rPr>
+          <w:rFonts w:ascii="Times New Roman" w:eastAsia="Times New Roman" w:hAnsi="Times New Roman"/>
+          <w:spacing w:val="2"/>
+          <w:sz w:val="28"/>
+          <w:szCs w:val="28"/>
+          <w:lang w:eastAsia="ru-RU"/>
+        </w:rPr>
+        <w:t>[1375] - проценты за пользование целевым жилищным займом, начисленные на сумму задолженности по ЦЖЗ в размере [1370], исходя из ставки рефинансирования установленной Центральным банком Российской Федерации в размере [1371], установленной на дату увольнения [2.1] с военной службы с [1373] по [1374], [1376] - пени в размере [1372] от суммы просроченного платежа за каждый день просрочки.</w:t>
+      </w:r>
+      <w:proofErr w:type="gramEnd"/>
     </w:p>
     <w:p>
       <w:pPr>
@@ -668,7 +870,27 @@
           <w:szCs w:val="28"/>
           <w:lang w:eastAsia="ru-RU"/>
         </w:rPr>
-        <w:t xml:space="preserve">Взыскать с [2.1], [3] года рождения (ИНН [4]) в пользу [1381] </w:t>
+        <w:t>Взыскать с [2.1], [3] года рождения (ИНН [4]) в пользу [</w:t>
+      </w:r>
+      <w:r>
+        <w:rPr>
+          <w:rFonts w:ascii="Times New Roman" w:eastAsia="Times New Roman" w:hAnsi="Times New Roman"/>
+          <w:spacing w:val="2"/>
+          <w:sz w:val="28"/>
+          <w:szCs w:val="28"/>
+          <w:lang w:eastAsia="ru-RU"/>
+        </w:rPr>
+        <w:t>989</w:t>
+      </w:r>
+      <w:r>
+        <w:rPr>
+          <w:rFonts w:ascii="Times New Roman" w:eastAsia="Times New Roman" w:hAnsi="Times New Roman"/>
+          <w:spacing w:val="2"/>
+          <w:sz w:val="28"/>
+          <w:szCs w:val="28"/>
+          <w:lang w:eastAsia="ru-RU"/>
+        </w:rPr>
+        <w:t xml:space="preserve">] </w:t>
       </w:r>
       <w:r>
         <w:rPr>
@@ -743,6 +965,7 @@
           <w:lang w:eastAsia="ru-RU"/>
         </w:rPr>
       </w:pPr>
+      <w:proofErr w:type="gramStart"/>
       <w:r>
         <w:rPr>
           <w:rFonts w:ascii="Times New Roman" w:eastAsia="Times New Roman" w:hAnsi="Times New Roman"/>
@@ -762,6 +985,7 @@
         </w:rPr>
         <w:t>пользу [989] (ИНН [991] ОГРН [990]) задолженность по кредитному договору от [100] № [110] за период с [120] по [121] (включительно) в размере [12], в том числе: просроченные проценты - [14], просроченный основной долг - [13], неустойки - [15], а также расходы по оплате государственной пошлины в размере [16], а всего взыскать [1360]</w:t>
       </w:r>
+      <w:proofErr w:type="gramEnd"/>
     </w:p>
     <w:p>
       <w:pPr>
@@ -964,11 +1188,10 @@
     <w:p>
       <w:pPr>
         <w:tabs>
-          <w:tab w:pos="9355" w:val="right"/>
+          <w:tab w:val="right" w:pos="9355"/>
         </w:tabs>
         <w:spacing w:after="0" w:line="240" w:lineRule="auto"/>
         <w:ind w:firstLine="567"/>
-        <w:jc w:val="left"/>
         <w:rPr>
           <w:rFonts w:ascii="Times New Roman" w:eastAsia="Times New Roman" w:hAnsi="Times New Roman"/>
           <w:b/>
@@ -998,6 +1221,8 @@
         <w:tab/>
         <w:t>[415]</w:t>
       </w:r>
+      <w:bookmarkStart w:id="0" w:name="_GoBack"/>
+      <w:bookmarkEnd w:id="0"/>
     </w:p>
     <w:p/>
     <w:sectPr>
@@ -1011,7 +1236,7 @@
 </file>
 
 <file path=word/styles.xml><?xml version="1.0" encoding="utf-8"?>
-<w:styles xmlns:mc="http://schemas.openxmlformats.org/markup-compatibility/2006" xmlns:r="http://schemas.openxmlformats.org/officeDocument/2006/relationships" xmlns:w="http://schemas.openxmlformats.org/wordprocessingml/2006/main" xmlns:w14="http://schemas.microsoft.com/office/word/2010/wordml" xmlns:w15="http://schemas.microsoft.com/office/word/2012/wordml" xmlns:w16cex="http://schemas.microsoft.com/office/word/2018/wordml/cex" xmlns:w16cid="http://schemas.microsoft.com/office/word/2016/wordml/cid" xmlns:w16="http://schemas.microsoft.com/office/word/2018/wordml" xmlns:w16sdtdh="http://schemas.microsoft.com/office/word/2020/wordml/sdtdatahash" xmlns:w16se="http://schemas.microsoft.com/office/word/2015/wordml/symex" mc:Ignorable="w14 w15 w16se w16cid w16 w16cex w16sdtdh">
+<w:styles xmlns:mc="http://schemas.openxmlformats.org/markup-compatibility/2006" xmlns:r="http://schemas.openxmlformats.org/officeDocument/2006/relationships" xmlns:w="http://schemas.openxmlformats.org/wordprocessingml/2006/main" xmlns:w14="http://schemas.microsoft.com/office/word/2010/wordml" mc:Ignorable="w14">
   <w:docDefaults>
     <w:rPrDefault>
       <w:rPr>
@@ -1027,383 +1252,338 @@
       </w:pPr>
     </w:pPrDefault>
   </w:docDefaults>
-  <w:latentStyles w:defLockedState="0" w:defUIPriority="99" w:defSemiHidden="0" w:defUnhideWhenUsed="0" w:defQFormat="0" w:count="376">
-    <w:lsdException w:name="Normal" w:uiPriority="0" w:qFormat="1"/>
-    <w:lsdException w:name="heading 1" w:uiPriority="9" w:qFormat="1"/>
-    <w:lsdException w:name="heading 2" w:semiHidden="1" w:uiPriority="9" w:unhideWhenUsed="1" w:qFormat="1"/>
-    <w:lsdException w:name="heading 3" w:semiHidden="1" w:uiPriority="9" w:unhideWhenUsed="1" w:qFormat="1"/>
-    <w:lsdException w:name="heading 4" w:semiHidden="1" w:uiPriority="9" w:unhideWhenUsed="1" w:qFormat="1"/>
-    <w:lsdException w:name="heading 5" w:semiHidden="1" w:uiPriority="9" w:unhideWhenUsed="1" w:qFormat="1"/>
-    <w:lsdException w:name="heading 6" w:semiHidden="1" w:uiPriority="9" w:unhideWhenUsed="1" w:qFormat="1"/>
-    <w:lsdException w:name="heading 7" w:semiHidden="1" w:uiPriority="9" w:unhideWhenUsed="1" w:qFormat="1"/>
-    <w:lsdException w:name="heading 8" w:semiHidden="1" w:uiPriority="9" w:unhideWhenUsed="1" w:qFormat="1"/>
-    <w:lsdException w:name="heading 9" w:semiHidden="1" w:uiPriority="9" w:unhideWhenUsed="1" w:qFormat="1"/>
-    <w:lsdException w:name="index 1" w:semiHidden="1" w:unhideWhenUsed="1"/>
-    <w:lsdException w:name="index 2" w:semiHidden="1" w:unhideWhenUsed="1"/>
-    <w:lsdException w:name="index 3" w:semiHidden="1" w:unhideWhenUsed="1"/>
-    <w:lsdException w:name="index 4" w:semiHidden="1" w:unhideWhenUsed="1"/>
-    <w:lsdException w:name="index 5" w:semiHidden="1" w:unhideWhenUsed="1"/>
-    <w:lsdException w:name="index 6" w:semiHidden="1" w:unhideWhenUsed="1"/>
-    <w:lsdException w:name="index 7" w:semiHidden="1" w:unhideWhenUsed="1"/>
-    <w:lsdException w:name="index 8" w:semiHidden="1" w:unhideWhenUsed="1"/>
-    <w:lsdException w:name="index 9" w:semiHidden="1" w:unhideWhenUsed="1"/>
-    <w:lsdException w:name="toc 1" w:semiHidden="1" w:uiPriority="39" w:unhideWhenUsed="1"/>
-    <w:lsdException w:name="toc 2" w:semiHidden="1" w:uiPriority="39" w:unhideWhenUsed="1"/>
-    <w:lsdException w:name="toc 3" w:semiHidden="1" w:uiPriority="39" w:unhideWhenUsed="1"/>
-    <w:lsdException w:name="toc 4" w:semiHidden="1" w:uiPriority="39" w:unhideWhenUsed="1"/>
-    <w:lsdException w:name="toc 5" w:semiHidden="1" w:uiPriority="39" w:unhideWhenUsed="1"/>
-    <w:lsdException w:name="toc 6" w:semiHidden="1" w:uiPriority="39" w:unhideWhenUsed="1"/>
-    <w:lsdException w:name="toc 7" w:semiHidden="1" w:uiPriority="39" w:unhideWhenUsed="1"/>
-    <w:lsdException w:name="toc 8" w:semiHidden="1" w:uiPriority="39" w:unhideWhenUsed="1"/>
-    <w:lsdException w:name="toc 9" w:semiHidden="1" w:uiPriority="39" w:unhideWhenUsed="1"/>
-    <w:lsdException w:name="Normal Indent" w:semiHidden="1" w:unhideWhenUsed="1"/>
-    <w:lsdException w:name="footnote text" w:semiHidden="1" w:unhideWhenUsed="1"/>
-    <w:lsdException w:name="annotation text" w:semiHidden="1" w:unhideWhenUsed="1"/>
-    <w:lsdException w:name="header" w:semiHidden="1" w:unhideWhenUsed="1"/>
-    <w:lsdException w:name="footer" w:semiHidden="1" w:unhideWhenUsed="1"/>
-    <w:lsdException w:name="index heading" w:semiHidden="1" w:unhideWhenUsed="1"/>
-    <w:lsdException w:name="caption" w:semiHidden="1" w:uiPriority="35" w:unhideWhenUsed="1" w:qFormat="1"/>
-    <w:lsdException w:name="table of figures" w:semiHidden="1" w:unhideWhenUsed="1"/>
-    <w:lsdException w:name="envelope address" w:semiHidden="1" w:unhideWhenUsed="1"/>
-    <w:lsdException w:name="envelope return" w:semiHidden="1" w:unhideWhenUsed="1"/>
-    <w:lsdException w:name="footnote reference" w:semiHidden="1" w:unhideWhenUsed="1"/>
-    <w:lsdException w:name="annotation reference" w:semiHidden="1" w:unhideWhenUsed="1"/>
-    <w:lsdException w:name="line number" w:semiHidden="1" w:unhideWhenUsed="1"/>
-    <w:lsdException w:name="page number" w:semiHidden="1" w:unhideWhenUsed="1"/>
-    <w:lsdException w:name="endnote reference" w:semiHidden="1" w:unhideWhenUsed="1"/>
-    <w:lsdException w:name="endnote text" w:semiHidden="1" w:unhideWhenUsed="1"/>
-    <w:lsdException w:name="table of authorities" w:semiHidden="1" w:unhideWhenUsed="1"/>
-    <w:lsdException w:name="macro" w:semiHidden="1" w:unhideWhenUsed="1"/>
-    <w:lsdException w:name="toa heading" w:semiHidden="1" w:unhideWhenUsed="1"/>
-    <w:lsdException w:name="List" w:semiHidden="1" w:unhideWhenUsed="1"/>
-    <w:lsdException w:name="List Bullet" w:semiHidden="1" w:unhideWhenUsed="1"/>
-    <w:lsdException w:name="List Number" w:semiHidden="1" w:unhideWhenUsed="1"/>
-    <w:lsdException w:name="List 2" w:semiHidden="1" w:unhideWhenUsed="1"/>
-    <w:lsdException w:name="List 3" w:semiHidden="1" w:unhideWhenUsed="1"/>
-    <w:lsdException w:name="List 4" w:semiHidden="1" w:unhideWhenUsed="1"/>
-    <w:lsdException w:name="List 5" w:semiHidden="1" w:unhideWhenUsed="1"/>
-    <w:lsdException w:name="List Bullet 2" w:semiHidden="1" w:unhideWhenUsed="1"/>
-    <w:lsdException w:name="List Bullet 3" w:semiHidden="1" w:unhideWhenUsed="1"/>
-    <w:lsdException w:name="List Bullet 4" w:semiHidden="1" w:unhideWhenUsed="1"/>
-    <w:lsdException w:name="List Bullet 5" w:semiHidden="1" w:unhideWhenUsed="1"/>
-    <w:lsdException w:name="List Number 2" w:semiHidden="1" w:unhideWhenUsed="1"/>
-    <w:lsdException w:name="List Number 3" w:semiHidden="1" w:unhideWhenUsed="1"/>
-    <w:lsdException w:name="List Number 4" w:semiHidden="1" w:unhideWhenUsed="1"/>
-    <w:lsdException w:name="List Number 5" w:semiHidden="1" w:unhideWhenUsed="1"/>
-    <w:lsdException w:name="Title" w:uiPriority="10" w:qFormat="1"/>
-    <w:lsdException w:name="Closing" w:semiHidden="1" w:unhideWhenUsed="1"/>
-    <w:lsdException w:name="Signature" w:semiHidden="1" w:unhideWhenUsed="1"/>
-    <w:lsdException w:name="Default Paragraph Font" w:semiHidden="1" w:uiPriority="1" w:unhideWhenUsed="1"/>
-    <w:lsdException w:name="Body Text" w:semiHidden="1" w:unhideWhenUsed="1"/>
-    <w:lsdException w:name="Body Text Indent" w:semiHidden="1" w:unhideWhenUsed="1"/>
-    <w:lsdException w:name="List Continue" w:semiHidden="1" w:unhideWhenUsed="1"/>
-    <w:lsdException w:name="List Continue 2" w:semiHidden="1" w:unhideWhenUsed="1"/>
-    <w:lsdException w:name="List Continue 3" w:semiHidden="1" w:unhideWhenUsed="1"/>
-    <w:lsdException w:name="List Continue 4" w:semiHidden="1" w:unhideWhenUsed="1"/>
-    <w:lsdException w:name="List Continue 5" w:semiHidden="1" w:unhideWhenUsed="1"/>
-    <w:lsdException w:name="Message Header" w:semiHidden="1" w:unhideWhenUsed="1"/>
-    <w:lsdException w:name="Subtitle" w:uiPriority="11" w:qFormat="1"/>
-    <w:lsdException w:name="Salutation" w:semiHidden="1" w:unhideWhenUsed="1"/>
-    <w:lsdException w:name="Date" w:semiHidden="1" w:unhideWhenUsed="1"/>
-    <w:lsdException w:name="Body Text First Indent" w:semiHidden="1" w:unhideWhenUsed="1"/>
-    <w:lsdException w:name="Body Text First Indent 2" w:semiHidden="1" w:unhideWhenUsed="1"/>
-    <w:lsdException w:name="Note Heading" w:semiHidden="1" w:unhideWhenUsed="1"/>
-    <w:lsdException w:name="Body Text 2" w:semiHidden="1" w:unhideWhenUsed="1"/>
-    <w:lsdException w:name="Body Text 3" w:semiHidden="1" w:unhideWhenUsed="1"/>
-    <w:lsdException w:name="Body Text Indent 2" w:semiHidden="1" w:unhideWhenUsed="1"/>
-    <w:lsdException w:name="Body Text Indent 3" w:semiHidden="1" w:unhideWhenUsed="1"/>
-    <w:lsdException w:name="Block Text" w:semiHidden="1" w:unhideWhenUsed="1"/>
-    <w:lsdException w:name="Hyperlink" w:semiHidden="1" w:unhideWhenUsed="1"/>
-    <w:lsdException w:name="FollowedHyperlink" w:semiHidden="1" w:unhideWhenUsed="1"/>
-    <w:lsdException w:name="Strong" w:uiPriority="22" w:qFormat="1"/>
-    <w:lsdException w:name="Emphasis" w:uiPriority="20" w:qFormat="1"/>
-    <w:lsdException w:name="Document Map" w:semiHidden="1" w:unhideWhenUsed="1"/>
-    <w:lsdException w:name="Plain Text" w:semiHidden="1" w:unhideWhenUsed="1"/>
-    <w:lsdException w:name="E-mail Signature" w:semiHidden="1" w:unhideWhenUsed="1"/>
-    <w:lsdException w:name="HTML Top of Form" w:semiHidden="1" w:unhideWhenUsed="1"/>
-    <w:lsdException w:name="HTML Bottom of Form" w:semiHidden="1" w:unhideWhenUsed="1"/>
-    <w:lsdException w:name="Normal (Web)" w:semiHidden="1" w:unhideWhenUsed="1"/>
-    <w:lsdException w:name="HTML Acronym" w:semiHidden="1" w:unhideWhenUsed="1"/>
-    <w:lsdException w:name="HTML Address" w:semiHidden="1" w:unhideWhenUsed="1"/>
-    <w:lsdException w:name="HTML Cite" w:semiHidden="1" w:unhideWhenUsed="1"/>
-    <w:lsdException w:name="HTML Code" w:semiHidden="1" w:unhideWhenUsed="1"/>
-    <w:lsdException w:name="HTML Definition" w:semiHidden="1" w:unhideWhenUsed="1"/>
-    <w:lsdException w:name="HTML Keyboard" w:semiHidden="1" w:unhideWhenUsed="1"/>
-    <w:lsdException w:name="HTML Preformatted" w:semiHidden="1" w:unhideWhenUsed="1"/>
-    <w:lsdException w:name="HTML Sample" w:semiHidden="1" w:unhideWhenUsed="1"/>
-    <w:lsdException w:name="HTML Typewriter" w:semiHidden="1" w:unhideWhenUsed="1"/>
-    <w:lsdException w:name="HTML Variable" w:semiHidden="1" w:unhideWhenUsed="1"/>
-    <w:lsdException w:name="Normal Table" w:semiHidden="1" w:unhideWhenUsed="1"/>
-    <w:lsdException w:name="annotation subject" w:semiHidden="1" w:unhideWhenUsed="1"/>
-    <w:lsdException w:name="No List" w:semiHidden="1" w:unhideWhenUsed="1"/>
-    <w:lsdException w:name="Outline List 1" w:semiHidden="1" w:unhideWhenUsed="1"/>
-    <w:lsdException w:name="Outline List 2" w:semiHidden="1" w:unhideWhenUsed="1"/>
-    <w:lsdException w:name="Outline List 3" w:semiHidden="1" w:unhideWhenUsed="1"/>
-    <w:lsdException w:name="Table Simple 1" w:semiHidden="1" w:unhideWhenUsed="1"/>
-    <w:lsdException w:name="Table Simple 2" w:semiHidden="1" w:unhideWhenUsed="1"/>
-    <w:lsdException w:name="Table Simple 3" w:semiHidden="1" w:unhideWhenUsed="1"/>
-    <w:lsdException w:name="Table Classic 1" w:semiHidden="1" w:unhideWhenUsed="1"/>
-    <w:lsdException w:name="Table Classic 2" w:semiHidden="1" w:unhideWhenUsed="1"/>
-    <w:lsdException w:name="Table Classic 3" w:semiHidden="1" w:unhideWhenUsed="1"/>
-    <w:lsdException w:name="Table Classic 4" w:semiHidden="1" w:unhideWhenUsed="1"/>
-    <w:lsdException w:name="Table Colorful 1" w:semiHidden="1" w:unhideWhenUsed="1"/>
-    <w:lsdException w:name="Table Colorful 2" w:semiHidden="1" w:unhideWhenUsed="1"/>
-    <w:lsdException w:name="Table Colorful 3" w:semiHidden="1" w:unhideWhenUsed="1"/>
-    <w:lsdException w:name="Table Columns 1" w:semiHidden="1" w:unhideWhenUsed="1"/>
-    <w:lsdException w:name="Table Columns 2" w:semiHidden="1" w:unhideWhenUsed="1"/>
-    <w:lsdException w:name="Table Columns 3" w:semiHidden="1" w:unhideWhenUsed="1"/>
-    <w:lsdException w:name="Table Columns 4" w:semiHidden="1" w:unhideWhenUsed="1"/>
-    <w:lsdException w:name="Table Columns 5" w:semiHidden="1" w:unhideWhenUsed="1"/>
-    <w:lsdException w:name="Table Grid 1" w:semiHidden="1" w:unhideWhenUsed="1"/>
-    <w:lsdException w:name="Table Grid 2" w:semiHidden="1" w:unhideWhenUsed="1"/>
-    <w:lsdException w:name="Table Grid 3" w:semiHidden="1" w:unhideWhenUsed="1"/>
-    <w:lsdException w:name="Table Grid 4" w:semiHidden="1" w:unhideWhenUsed="1"/>
-    <w:lsdException w:name="Table Grid 5" w:semiHidden="1" w:unhideWhenUsed="1"/>
-    <w:lsdException w:name="Table Grid 6" w:semiHidden="1" w:unhideWhenUsed="1"/>
-    <w:lsdException w:name="Table Grid 7" w:semiHidden="1" w:unhideWhenUsed="1"/>
-    <w:lsdException w:name="Table Grid 8" w:semiHidden="1" w:unhideWhenUsed="1"/>
-    <w:lsdException w:name="Table List 1" w:semiHidden="1" w:unhideWhenUsed="1"/>
-    <w:lsdException w:name="Table List 2" w:semiHidden="1" w:unhideWhenUsed="1"/>
-    <w:lsdException w:name="Table List 3" w:semiHidden="1" w:unhideWhenUsed="1"/>
-    <w:lsdException w:name="Table List 4" w:semiHidden="1" w:unhideWhenUsed="1"/>
-    <w:lsdException w:name="Table List 5" w:semiHidden="1" w:unhideWhenUsed="1"/>
-    <w:lsdException w:name="Table List 6" w:semiHidden="1" w:unhideWhenUsed="1"/>
-    <w:lsdException w:name="Table List 7" w:semiHidden="1" w:unhideWhenUsed="1"/>
-    <w:lsdException w:name="Table List 8" w:semiHidden="1" w:unhideWhenUsed="1"/>
-    <w:lsdException w:name="Table 3D effects 1" w:semiHidden="1" w:unhideWhenUsed="1"/>
-    <w:lsdException w:name="Table 3D effects 2" w:semiHidden="1" w:unhideWhenUsed="1"/>
-    <w:lsdException w:name="Table 3D effects 3" w:semiHidden="1" w:unhideWhenUsed="1"/>
-    <w:lsdException w:name="Table Contemporary" w:semiHidden="1" w:unhideWhenUsed="1"/>
-    <w:lsdException w:name="Table Elegant" w:semiHidden="1" w:unhideWhenUsed="1"/>
-    <w:lsdException w:name="Table Professional" w:semiHidden="1" w:unhideWhenUsed="1"/>
-    <w:lsdException w:name="Table Subtle 1" w:semiHidden="1" w:unhideWhenUsed="1"/>
-    <w:lsdException w:name="Table Subtle 2" w:semiHidden="1" w:unhideWhenUsed="1"/>
-    <w:lsdException w:name="Table Web 1" w:semiHidden="1" w:unhideWhenUsed="1"/>
-    <w:lsdException w:name="Table Web 2" w:semiHidden="1" w:unhideWhenUsed="1"/>
-    <w:lsdException w:name="Table Web 3" w:semiHidden="1" w:unhideWhenUsed="1"/>
-    <w:lsdException w:name="Balloon Text" w:semiHidden="1" w:unhideWhenUsed="1"/>
-    <w:lsdException w:name="Table Grid" w:semiHidden="1" w:uiPriority="59" w:unhideWhenUsed="1"/>
-    <w:lsdException w:name="Table Theme" w:semiHidden="1" w:unhideWhenUsed="1"/>
-    <w:lsdException w:name="Placeholder Text" w:semiHidden="1"/>
-    <w:lsdException w:name="No Spacing" w:uiPriority="1" w:qFormat="1"/>
-    <w:lsdException w:name="Light Shading" w:uiPriority="60"/>
-    <w:lsdException w:name="Light List" w:uiPriority="61"/>
-    <w:lsdException w:name="Light Grid" w:uiPriority="62"/>
-    <w:lsdException w:name="Medium Shading 1" w:uiPriority="63"/>
-    <w:lsdException w:name="Medium Shading 2" w:uiPriority="64"/>
-    <w:lsdException w:name="Medium List 1" w:uiPriority="65"/>
-    <w:lsdException w:name="Medium List 2" w:uiPriority="66"/>
-    <w:lsdException w:name="Medium Grid 1" w:uiPriority="67"/>
-    <w:lsdException w:name="Medium Grid 2" w:uiPriority="68"/>
-    <w:lsdException w:name="Medium Grid 3" w:uiPriority="69"/>
-    <w:lsdException w:name="Dark List" w:uiPriority="70"/>
-    <w:lsdException w:name="Colorful Shading" w:uiPriority="71"/>
-    <w:lsdException w:name="Colorful List" w:uiPriority="72"/>
-    <w:lsdException w:name="Colorful Grid" w:uiPriority="73"/>
-    <w:lsdException w:name="Light Shading Accent 1" w:uiPriority="60"/>
-    <w:lsdException w:name="Light List Accent 1" w:uiPriority="61"/>
-    <w:lsdException w:name="Light Grid Accent 1" w:uiPriority="62"/>
-    <w:lsdException w:name="Medium Shading 1 Accent 1" w:uiPriority="63"/>
-    <w:lsdException w:name="Medium Shading 2 Accent 1" w:uiPriority="64"/>
-    <w:lsdException w:name="Medium List 1 Accent 1" w:uiPriority="65"/>
-    <w:lsdException w:name="Revision" w:semiHidden="1"/>
-    <w:lsdException w:name="List Paragraph" w:uiPriority="34" w:qFormat="1"/>
-    <w:lsdException w:name="Quote" w:uiPriority="29" w:qFormat="1"/>
-    <w:lsdException w:name="Intense Quote" w:uiPriority="30" w:qFormat="1"/>
-    <w:lsdException w:name="Medium List 2 Accent 1" w:uiPriority="66"/>
-    <w:lsdException w:name="Medium Grid 1 Accent 1" w:uiPriority="67"/>
-    <w:lsdException w:name="Medium Grid 2 Accent 1" w:uiPriority="68"/>
-    <w:lsdException w:name="Medium Grid 3 Accent 1" w:uiPriority="69"/>
-    <w:lsdException w:name="Dark List Accent 1" w:uiPriority="70"/>
-    <w:lsdException w:name="Colorful Shading Accent 1" w:uiPriority="71"/>
-    <w:lsdException w:name="Colorful List Accent 1" w:uiPriority="72"/>
-    <w:lsdException w:name="Colorful Grid Accent 1" w:uiPriority="73"/>
-    <w:lsdException w:name="Light Shading Accent 2" w:uiPriority="60"/>
-    <w:lsdException w:name="Light List Accent 2" w:uiPriority="61"/>
-    <w:lsdException w:name="Light Grid Accent 2" w:uiPriority="62"/>
-    <w:lsdException w:name="Medium Shading 1 Accent 2" w:uiPriority="63"/>
-    <w:lsdException w:name="Medium Shading 2 Accent 2" w:uiPriority="64"/>
-    <w:lsdException w:name="Medium List 1 Accent 2" w:uiPriority="65"/>
-    <w:lsdException w:name="Medium List 2 Accent 2" w:uiPriority="66"/>
-    <w:lsdException w:name="Medium Grid 1 Accent 2" w:uiPriority="67"/>
-    <w:lsdException w:name="Medium Grid 2 Accent 2" w:uiPriority="68"/>
-    <w:lsdException w:name="Medium Grid 3 Accent 2" w:uiPriority="69"/>
-    <w:lsdException w:name="Dark List Accent 2" w:uiPriority="70"/>
-    <w:lsdException w:name="Colorful Shading Accent 2" w:uiPriority="71"/>
-    <w:lsdException w:name="Colorful List Accent 2" w:uiPriority="72"/>
-    <w:lsdException w:name="Colorful Grid Accent 2" w:uiPriority="73"/>
-    <w:lsdException w:name="Light Shading Accent 3" w:uiPriority="60"/>
-    <w:lsdException w:name="Light List Accent 3" w:uiPriority="61"/>
-    <w:lsdException w:name="Light Grid Accent 3" w:uiPriority="62"/>
-    <w:lsdException w:name="Medium Shading 1 Accent 3" w:uiPriority="63"/>
-    <w:lsdException w:name="Medium Shading 2 Accent 3" w:uiPriority="64"/>
-    <w:lsdException w:name="Medium List 1 Accent 3" w:uiPriority="65"/>
-    <w:lsdException w:name="Medium List 2 Accent 3" w:uiPriority="66"/>
-    <w:lsdException w:name="Medium Grid 1 Accent 3" w:uiPriority="67"/>
-    <w:lsdException w:name="Medium Grid 2 Accent 3" w:uiPriority="68"/>
-    <w:lsdException w:name="Medium Grid 3 Accent 3" w:uiPriority="69"/>
-    <w:lsdException w:name="Dark List Accent 3" w:uiPriority="70"/>
-    <w:lsdException w:name="Colorful Shading Accent 3" w:uiPriority="71"/>
-    <w:lsdException w:name="Colorful List Accent 3" w:uiPriority="72"/>
-    <w:lsdException w:name="Colorful Grid Accent 3" w:uiPriority="73"/>
-    <w:lsdException w:name="Light Shading Accent 4" w:uiPriority="60"/>
-    <w:lsdException w:name="Light List Accent 4" w:uiPriority="61"/>
-    <w:lsdException w:name="Light Grid Accent 4" w:uiPriority="62"/>
-    <w:lsdException w:name="Medium Shading 1 Accent 4" w:uiPriority="63"/>
-    <w:lsdException w:name="Medium Shading 2 Accent 4" w:uiPriority="64"/>
-    <w:lsdException w:name="Medium List 1 Accent 4" w:uiPriority="65"/>
-    <w:lsdException w:name="Medium List 2 Accent 4" w:uiPriority="66"/>
-    <w:lsdException w:name="Medium Grid 1 Accent 4" w:uiPriority="67"/>
-    <w:lsdException w:name="Medium Grid 2 Accent 4" w:uiPriority="68"/>
-    <w:lsdException w:name="Medium Grid 3 Accent 4" w:uiPriority="69"/>
-    <w:lsdException w:name="Dark List Accent 4" w:uiPriority="70"/>
-    <w:lsdException w:name="Colorful Shading Accent 4" w:uiPriority="71"/>
-    <w:lsdException w:name="Colorful List Accent 4" w:uiPriority="72"/>
-    <w:lsdException w:name="Colorful Grid Accent 4" w:uiPriority="73"/>
-    <w:lsdException w:name="Light Shading Accent 5" w:uiPriority="60"/>
-    <w:lsdException w:name="Light List Accent 5" w:uiPriority="61"/>
-    <w:lsdException w:name="Light Grid Accent 5" w:uiPriority="62"/>
-    <w:lsdException w:name="Medium Shading 1 Accent 5" w:uiPriority="63"/>
-    <w:lsdException w:name="Medium Shading 2 Accent 5" w:uiPriority="64"/>
-    <w:lsdException w:name="Medium List 1 Accent 5" w:uiPriority="65"/>
-    <w:lsdException w:name="Medium List 2 Accent 5" w:uiPriority="66"/>
-    <w:lsdException w:name="Medium Grid 1 Accent 5" w:uiPriority="67"/>
-    <w:lsdException w:name="Medium Grid 2 Accent 5" w:uiPriority="68"/>
-    <w:lsdException w:name="Medium Grid 3 Accent 5" w:uiPriority="69"/>
-    <w:lsdException w:name="Dark List Accent 5" w:uiPriority="70"/>
-    <w:lsdException w:name="Colorful Shading Accent 5" w:uiPriority="71"/>
-    <w:lsdException w:name="Colorful List Accent 5" w:uiPriority="72"/>
-    <w:lsdException w:name="Colorful Grid Accent 5" w:uiPriority="73"/>
-    <w:lsdException w:name="Light Shading Accent 6" w:uiPriority="60"/>
-    <w:lsdException w:name="Light List Accent 6" w:uiPriority="61"/>
-    <w:lsdException w:name="Light Grid Accent 6" w:uiPriority="62"/>
-    <w:lsdException w:name="Medium Shading 1 Accent 6" w:uiPriority="63"/>
-    <w:lsdException w:name="Medium Shading 2 Accent 6" w:uiPriority="64"/>
-    <w:lsdException w:name="Medium List 1 Accent 6" w:uiPriority="65"/>
-    <w:lsdException w:name="Medium List 2 Accent 6" w:uiPriority="66"/>
-    <w:lsdException w:name="Medium Grid 1 Accent 6" w:uiPriority="67"/>
-    <w:lsdException w:name="Medium Grid 2 Accent 6" w:uiPriority="68"/>
-    <w:lsdException w:name="Medium Grid 3 Accent 6" w:uiPriority="69"/>
-    <w:lsdException w:name="Dark List Accent 6" w:uiPriority="70"/>
-    <w:lsdException w:name="Colorful Shading Accent 6" w:uiPriority="71"/>
-    <w:lsdException w:name="Colorful List Accent 6" w:uiPriority="72"/>
-    <w:lsdException w:name="Colorful Grid Accent 6" w:uiPriority="73"/>
-    <w:lsdException w:name="Subtle Emphasis" w:uiPriority="19" w:qFormat="1"/>
-    <w:lsdException w:name="Intense Emphasis" w:uiPriority="21" w:qFormat="1"/>
-    <w:lsdException w:name="Subtle Reference" w:uiPriority="31" w:qFormat="1"/>
-    <w:lsdException w:name="Intense Reference" w:uiPriority="32" w:qFormat="1"/>
-    <w:lsdException w:name="Book Title" w:uiPriority="33" w:qFormat="1"/>
-    <w:lsdException w:name="Bibliography" w:semiHidden="1" w:uiPriority="37" w:unhideWhenUsed="1"/>
-    <w:lsdException w:name="TOC Heading" w:semiHidden="1" w:uiPriority="39" w:unhideWhenUsed="1" w:qFormat="1"/>
-    <w:lsdException w:name="Plain Table 1" w:uiPriority="41"/>
-    <w:lsdException w:name="Plain Table 2" w:uiPriority="42"/>
-    <w:lsdException w:name="Plain Table 3" w:uiPriority="43"/>
-    <w:lsdException w:name="Plain Table 4" w:uiPriority="44"/>
-    <w:lsdException w:name="Plain Table 5" w:uiPriority="45"/>
-    <w:lsdException w:name="Grid Table Light" w:uiPriority="40"/>
-    <w:lsdException w:name="Grid Table 1 Light" w:uiPriority="46"/>
-    <w:lsdException w:name="Grid Table 2" w:uiPriority="47"/>
-    <w:lsdException w:name="Grid Table 3" w:uiPriority="48"/>
-    <w:lsdException w:name="Grid Table 4" w:uiPriority="49"/>
-    <w:lsdException w:name="Grid Table 5 Dark" w:uiPriority="50"/>
-    <w:lsdException w:name="Grid Table 6 Colorful" w:uiPriority="51"/>
-    <w:lsdException w:name="Grid Table 7 Colorful" w:uiPriority="52"/>
-    <w:lsdException w:name="Grid Table 1 Light Accent 1" w:uiPriority="46"/>
-    <w:lsdException w:name="Grid Table 2 Accent 1" w:uiPriority="47"/>
-    <w:lsdException w:name="Grid Table 3 Accent 1" w:uiPriority="48"/>
-    <w:lsdException w:name="Grid Table 4 Accent 1" w:uiPriority="49"/>
-    <w:lsdException w:name="Grid Table 5 Dark Accent 1" w:uiPriority="50"/>
-    <w:lsdException w:name="Grid Table 6 Colorful Accent 1" w:uiPriority="51"/>
-    <w:lsdException w:name="Grid Table 7 Colorful Accent 1" w:uiPriority="52"/>
-    <w:lsdException w:name="Grid Table 1 Light Accent 2" w:uiPriority="46"/>
-    <w:lsdException w:name="Grid Table 2 Accent 2" w:uiPriority="47"/>
-    <w:lsdException w:name="Grid Table 3 Accent 2" w:uiPriority="48"/>
-    <w:lsdException w:name="Grid Table 4 Accent 2" w:uiPriority="49"/>
-    <w:lsdException w:name="Grid Table 5 Dark Accent 2" w:uiPriority="50"/>
-    <w:lsdException w:name="Grid Table 6 Colorful Accent 2" w:uiPriority="51"/>
-    <w:lsdException w:name="Grid Table 7 Colorful Accent 2" w:uiPriority="52"/>
-    <w:lsdException w:name="Grid Table 1 Light Accent 3" w:uiPriority="46"/>
-    <w:lsdException w:name="Grid Table 2 Accent 3" w:uiPriority="47"/>
-    <w:lsdException w:name="Grid Table 3 Accent 3" w:uiPriority="48"/>
-    <w:lsdException w:name="Grid Table 4 Accent 3" w:uiPriority="49"/>
-    <w:lsdException w:name="Grid Table 5 Dark Accent 3" w:uiPriority="50"/>
-    <w:lsdException w:name="Grid Table 6 Colorful Accent 3" w:uiPriority="51"/>
-    <w:lsdException w:name="Grid Table 7 Colorful Accent 3" w:uiPriority="52"/>
-    <w:lsdException w:name="Grid Table 1 Light Accent 4" w:uiPriority="46"/>
-    <w:lsdException w:name="Grid Table 2 Accent 4" w:uiPriority="47"/>
-    <w:lsdException w:name="Grid Table 3 Accent 4" w:uiPriority="48"/>
-    <w:lsdException w:name="Grid Table 4 Accent 4" w:uiPriority="49"/>
-    <w:lsdException w:name="Grid Table 5 Dark Accent 4" w:uiPriority="50"/>
-    <w:lsdException w:name="Grid Table 6 Colorful Accent 4" w:uiPriority="51"/>
-    <w:lsdException w:name="Grid Table 7 Colorful Accent 4" w:uiPriority="52"/>
-    <w:lsdException w:name="Grid Table 1 Light Accent 5" w:uiPriority="46"/>
-    <w:lsdException w:name="Grid Table 2 Accent 5" w:uiPriority="47"/>
-    <w:lsdException w:name="Grid Table 3 Accent 5" w:uiPriority="48"/>
-    <w:lsdException w:name="Grid Table 4 Accent 5" w:uiPriority="49"/>
-    <w:lsdException w:name="Grid Table 5 Dark Accent 5" w:uiPriority="50"/>
-    <w:lsdException w:name="Grid Table 6 Colorful Accent 5" w:uiPriority="51"/>
-    <w:lsdException w:name="Grid Table 7 Colorful Accent 5" w:uiPriority="52"/>
-    <w:lsdException w:name="Grid Table 1 Light Accent 6" w:uiPriority="46"/>
-    <w:lsdException w:name="Grid Table 2 Accent 6" w:uiPriority="47"/>
-    <w:lsdException w:name="Grid Table 3 Accent 6" w:uiPriority="48"/>
-    <w:lsdException w:name="Grid Table 4 Accent 6" w:uiPriority="49"/>
-    <w:lsdException w:name="Grid Table 5 Dark Accent 6" w:uiPriority="50"/>
-    <w:lsdException w:name="Grid Table 6 Colorful Accent 6" w:uiPriority="51"/>
-    <w:lsdException w:name="Grid Table 7 Colorful Accent 6" w:uiPriority="52"/>
-    <w:lsdException w:name="List Table 1 Light" w:uiPriority="46"/>
-    <w:lsdException w:name="List Table 2" w:uiPriority="47"/>
-    <w:lsdException w:name="List Table 3" w:uiPriority="48"/>
-    <w:lsdException w:name="List Table 4" w:uiPriority="49"/>
-    <w:lsdException w:name="List Table 5 Dark" w:uiPriority="50"/>
-    <w:lsdException w:name="List Table 6 Colorful" w:uiPriority="51"/>
-    <w:lsdException w:name="List Table 7 Colorful" w:uiPriority="52"/>
-    <w:lsdException w:name="List Table 1 Light Accent 1" w:uiPriority="46"/>
-    <w:lsdException w:name="List Table 2 Accent 1" w:uiPriority="47"/>
-    <w:lsdException w:name="List Table 3 Accent 1" w:uiPriority="48"/>
-    <w:lsdException w:name="List Table 4 Accent 1" w:uiPriority="49"/>
-    <w:lsdException w:name="List Table 5 Dark Accent 1" w:uiPriority="50"/>
-    <w:lsdException w:name="List Table 6 Colorful Accent 1" w:uiPriority="51"/>
-    <w:lsdException w:name="List Table 7 Colorful Accent 1" w:uiPriority="52"/>
-    <w:lsdException w:name="List Table 1 Light Accent 2" w:uiPriority="46"/>
-    <w:lsdException w:name="List Table 2 Accent 2" w:uiPriority="47"/>
-    <w:lsdException w:name="List Table 3 Accent 2" w:uiPriority="48"/>
-    <w:lsdException w:name="List Table 4 Accent 2" w:uiPriority="49"/>
-    <w:lsdException w:name="List Table 5 Dark Accent 2" w:uiPriority="50"/>
-    <w:lsdException w:name="List Table 6 Colorful Accent 2" w:uiPriority="51"/>
-    <w:lsdException w:name="List Table 7 Colorful Accent 2" w:uiPriority="52"/>
-    <w:lsdException w:name="List Table 1 Light Accent 3" w:uiPriority="46"/>
-    <w:lsdException w:name="List Table 2 Accent 3" w:uiPriority="47"/>
-    <w:lsdException w:name="List Table 3 Accent 3" w:uiPriority="48"/>
-    <w:lsdException w:name="List Table 4 Accent 3" w:uiPriority="49"/>
-    <w:lsdException w:name="List Table 5 Dark Accent 3" w:uiPriority="50"/>
-    <w:lsdException w:name="List Table 6 Colorful Accent 3" w:uiPriority="51"/>
-    <w:lsdException w:name="List Table 7 Colorful Accent 3" w:uiPriority="52"/>
-    <w:lsdException w:name="List Table 1 Light Accent 4" w:uiPriority="46"/>
-    <w:lsdException w:name="List Table 2 Accent 4" w:uiPriority="47"/>
-    <w:lsdException w:name="List Table 3 Accent 4" w:uiPriority="48"/>
-    <w:lsdException w:name="List Table 4 Accent 4" w:uiPriority="49"/>
-    <w:lsdException w:name="List Table 5 Dark Accent 4" w:uiPriority="50"/>
-    <w:lsdException w:name="List Table 6 Colorful Accent 4" w:uiPriority="51"/>
-    <w:lsdException w:name="List Table 7 Colorful Accent 4" w:uiPriority="52"/>
-    <w:lsdException w:name="List Table 1 Light Accent 5" w:uiPriority="46"/>
-    <w:lsdException w:name="List Table 2 Accent 5" w:uiPriority="47"/>
-    <w:lsdException w:name="List Table 3 Accent 5" w:uiPriority="48"/>
-    <w:lsdException w:name="List Table 4 Accent 5" w:uiPriority="49"/>
-    <w:lsdException w:name="List Table 5 Dark Accent 5" w:uiPriority="50"/>
-    <w:lsdException w:name="List Table 6 Colorful Accent 5" w:uiPriority="51"/>
-    <w:lsdException w:name="List Table 7 Colorful Accent 5" w:uiPriority="52"/>
-    <w:lsdException w:name="List Table 1 Light Accent 6" w:uiPriority="46"/>
-    <w:lsdException w:name="List Table 2 Accent 6" w:uiPriority="47"/>
-    <w:lsdException w:name="List Table 3 Accent 6" w:uiPriority="48"/>
-    <w:lsdException w:name="List Table 4 Accent 6" w:uiPriority="49"/>
-    <w:lsdException w:name="List Table 5 Dark Accent 6" w:uiPriority="50"/>
-    <w:lsdException w:name="List Table 6 Colorful Accent 6" w:uiPriority="51"/>
-    <w:lsdException w:name="List Table 7 Colorful Accent 6" w:uiPriority="52"/>
-    <w:lsdException w:name="Mention" w:semiHidden="1" w:unhideWhenUsed="1"/>
-    <w:lsdException w:name="Smart Hyperlink" w:semiHidden="1" w:unhideWhenUsed="1"/>
-    <w:lsdException w:name="Hashtag" w:semiHidden="1" w:unhideWhenUsed="1"/>
-    <w:lsdException w:name="Unresolved Mention" w:semiHidden="1" w:unhideWhenUsed="1"/>
-    <w:lsdException w:name="Smart Link" w:semiHidden="1" w:unhideWhenUsed="1"/>
+  <w:latentStyles w:defLockedState="0" w:defUIPriority="99" w:defSemiHidden="1" w:defUnhideWhenUsed="1" w:defQFormat="0" w:count="267">
+    <w:lsdException w:name="Normal" w:semiHidden="0" w:uiPriority="0" w:unhideWhenUsed="0" w:qFormat="1"/>
+    <w:lsdException w:name="heading 1" w:semiHidden="0" w:uiPriority="9" w:unhideWhenUsed="0" w:qFormat="1"/>
+    <w:lsdException w:name="heading 2" w:uiPriority="9" w:qFormat="1"/>
+    <w:lsdException w:name="heading 3" w:uiPriority="9" w:qFormat="1"/>
+    <w:lsdException w:name="heading 4" w:uiPriority="9" w:qFormat="1"/>
+    <w:lsdException w:name="heading 5" w:uiPriority="9" w:qFormat="1"/>
+    <w:lsdException w:name="heading 6" w:uiPriority="9" w:qFormat="1"/>
+    <w:lsdException w:name="heading 7" w:uiPriority="9" w:qFormat="1"/>
+    <w:lsdException w:name="heading 8" w:uiPriority="9" w:qFormat="1"/>
+    <w:lsdException w:name="heading 9" w:uiPriority="9" w:qFormat="1"/>
+    <w:lsdException w:name="toc 1" w:uiPriority="39"/>
+    <w:lsdException w:name="toc 2" w:uiPriority="39"/>
+    <w:lsdException w:name="toc 3" w:uiPriority="39"/>
+    <w:lsdException w:name="toc 4" w:uiPriority="39"/>
+    <w:lsdException w:name="toc 5" w:uiPriority="39"/>
+    <w:lsdException w:name="toc 6" w:uiPriority="39"/>
+    <w:lsdException w:name="toc 7" w:uiPriority="39"/>
+    <w:lsdException w:name="toc 8" w:uiPriority="39"/>
+    <w:lsdException w:name="toc 9" w:uiPriority="39"/>
+    <w:lsdException w:name="caption" w:uiPriority="35" w:qFormat="1"/>
+    <w:lsdException w:name="Title" w:semiHidden="0" w:uiPriority="10" w:unhideWhenUsed="0" w:qFormat="1"/>
+    <w:lsdException w:name="Default Paragraph Font" w:uiPriority="1"/>
+    <w:lsdException w:name="Subtitle" w:semiHidden="0" w:uiPriority="11" w:unhideWhenUsed="0" w:qFormat="1"/>
+    <w:lsdException w:name="Strong" w:semiHidden="0" w:uiPriority="22" w:unhideWhenUsed="0" w:qFormat="1"/>
+    <w:lsdException w:name="Emphasis" w:semiHidden="0" w:uiPriority="20" w:unhideWhenUsed="0" w:qFormat="1"/>
+    <w:lsdException w:name="Table Grid" w:uiPriority="59"/>
+    <w:lsdException w:name="Placeholder Text" w:unhideWhenUsed="0"/>
+    <w:lsdException w:name="No Spacing" w:semiHidden="0" w:uiPriority="1" w:unhideWhenUsed="0" w:qFormat="1"/>
+    <w:lsdException w:name="Light Shading" w:semiHidden="0" w:uiPriority="60" w:unhideWhenUsed="0"/>
+    <w:lsdException w:name="Light List" w:semiHidden="0" w:uiPriority="61" w:unhideWhenUsed="0"/>
+    <w:lsdException w:name="Light Grid" w:semiHidden="0" w:uiPriority="62" w:unhideWhenUsed="0"/>
+    <w:lsdException w:name="Medium Shading 1" w:semiHidden="0" w:uiPriority="63" w:unhideWhenUsed="0"/>
+    <w:lsdException w:name="Medium Shading 2" w:semiHidden="0" w:uiPriority="64" w:unhideWhenUsed="0"/>
+    <w:lsdException w:name="Medium List 1" w:semiHidden="0" w:uiPriority="65" w:unhideWhenUsed="0"/>
+    <w:lsdException w:name="Medium List 2" w:semiHidden="0" w:uiPriority="66" w:unhideWhenUsed="0"/>
+    <w:lsdException w:name="Medium Grid 1" w:semiHidden="0" w:uiPriority="67" w:unhideWhenUsed="0"/>
+    <w:lsdException w:name="Medium Grid 2" w:semiHidden="0" w:uiPriority="68" w:unhideWhenUsed="0"/>
+    <w:lsdException w:name="Medium Grid 3" w:semiHidden="0" w:uiPriority="69" w:unhideWhenUsed="0"/>
+    <w:lsdException w:name="Dark List" w:semiHidden="0" w:uiPriority="70" w:unhideWhenUsed="0"/>
+    <w:lsdException w:name="Colorful Shading" w:semiHidden="0" w:uiPriority="71" w:unhideWhenUsed="0"/>
+    <w:lsdException w:name="Colorful List" w:semiHidden="0" w:uiPriority="72" w:unhideWhenUsed="0"/>
+    <w:lsdException w:name="Colorful Grid" w:semiHidden="0" w:uiPriority="73" w:unhideWhenUsed="0"/>
+    <w:lsdException w:name="Light Shading Accent 1" w:semiHidden="0" w:uiPriority="60" w:unhideWhenUsed="0"/>
+    <w:lsdException w:name="Light List Accent 1" w:semiHidden="0" w:uiPriority="61" w:unhideWhenUsed="0"/>
+    <w:lsdException w:name="Light Grid Accent 1" w:semiHidden="0" w:uiPriority="62" w:unhideWhenUsed="0"/>
+    <w:lsdException w:name="Medium Shading 1 Accent 1" w:semiHidden="0" w:uiPriority="63" w:unhideWhenUsed="0"/>
+    <w:lsdException w:name="Medium Shading 2 Accent 1" w:semiHidden="0" w:uiPriority="64" w:unhideWhenUsed="0"/>
+    <w:lsdException w:name="Medium List 1 Accent 1" w:semiHidden="0" w:uiPriority="65" w:unhideWhenUsed="0"/>
+    <w:lsdException w:name="Revision" w:unhideWhenUsed="0"/>
+    <w:lsdException w:name="List Paragraph" w:semiHidden="0" w:uiPriority="34" w:unhideWhenUsed="0" w:qFormat="1"/>
+    <w:lsdException w:name="Quote" w:semiHidden="0" w:uiPriority="29" w:unhideWhenUsed="0" w:qFormat="1"/>
+    <w:lsdException w:name="Intense Quote" w:semiHidden="0" w:uiPriority="30" w:unhideWhenUsed="0" w:qFormat="1"/>
+    <w:lsdException w:name="Medium List 2 Accent 1" w:semiHidden="0" w:uiPriority="66" w:unhideWhenUsed="0"/>
+    <w:lsdException w:name="Medium Grid 1 Accent 1" w:semiHidden="0" w:uiPriority="67" w:unhideWhenUsed="0"/>
+    <w:lsdException w:name="Medium Grid 2 Accent 1" w:semiHidden="0" w:uiPriority="68" w:unhideWhenUsed="0"/>
+    <w:lsdException w:name="Medium Grid 3 Accent 1" w:semiHidden="0" w:uiPriority="69" w:unhideWhenUsed="0"/>
+    <w:lsdException w:name="Dark List Accent 1" w:semiHidden="0" w:uiPriority="70" w:unhideWhenUsed="0"/>
+    <w:lsdException w:name="Colorful Shading Accent 1" w:semiHidden="0" w:uiPriority="71" w:unhideWhenUsed="0"/>
+    <w:lsdException w:name="Colorful List Accent 1" w:semiHidden="0" w:uiPriority="72" w:unhideWhenUsed="0"/>
+    <w:lsdException w:name="Colorful Grid Accent 1" w:semiHidden="0" w:uiPriority="73" w:unhideWhenUsed="0"/>
+    <w:lsdException w:name="Light Shading Accent 2" w:semiHidden="0" w:uiPriority="60" w:unhideWhenUsed="0"/>
+    <w:lsdException w:name="Light List Accent 2" w:semiHidden="0" w:uiPriority="61" w:unhideWhenUsed="0"/>
+    <w:lsdException w:name="Light Grid Accent 2" w:semiHidden="0" w:uiPriority="62" w:unhideWhenUsed="0"/>
+    <w:lsdException w:name="Medium Shading 1 Accent 2" w:semiHidden="0" w:uiPriority="63" w:unhideWhenUsed="0"/>
+    <w:lsdException w:name="Medium Shading 2 Accent 2" w:semiHidden="0" w:uiPriority="64" w:unhideWhenUsed="0"/>
+    <w:lsdException w:name="Medium List 1 Accent 2" w:semiHidden="0" w:uiPriority="65" w:unhideWhenUsed="0"/>
+    <w:lsdException w:name="Medium List 2 Accent 2" w:semiHidden="0" w:uiPriority="66" w:unhideWhenUsed="0"/>
+    <w:lsdException w:name="Medium Grid 1 Accent 2" w:semiHidden="0" w:uiPriority="67" w:unhideWhenUsed="0"/>
+    <w:lsdException w:name="Medium Grid 2 Accent 2" w:semiHidden="0" w:uiPriority="68" w:unhideWhenUsed="0"/>
+    <w:lsdException w:name="Medium Grid 3 Accent 2" w:semiHidden="0" w:uiPriority="69" w:unhideWhenUsed="0"/>
+    <w:lsdException w:name="Dark List Accent 2" w:semiHidden="0" w:uiPriority="70" w:unhideWhenUsed="0"/>
+    <w:lsdException w:name="Colorful Shading Accent 2" w:semiHidden="0" w:uiPriority="71" w:unhideWhenUsed="0"/>
+    <w:lsdException w:name="Colorful List Accent 2" w:semiHidden="0" w:uiPriority="72" w:unhideWhenUsed="0"/>
+    <w:lsdException w:name="Colorful Grid Accent 2" w:semiHidden="0" w:uiPriority="73" w:unhideWhenUsed="0"/>
+    <w:lsdException w:name="Light Shading Accent 3" w:semiHidden="0" w:uiPriority="60" w:unhideWhenUsed="0"/>
+    <w:lsdException w:name="Light List Accent 3" w:semiHidden="0" w:uiPriority="61" w:unhideWhenUsed="0"/>
+    <w:lsdException w:name="Light Grid Accent 3" w:semiHidden="0" w:uiPriority="62" w:unhideWhenUsed="0"/>
+    <w:lsdException w:name="Medium Shading 1 Accent 3" w:semiHidden="0" w:uiPriority="63" w:unhideWhenUsed="0"/>
+    <w:lsdException w:name="Medium Shading 2 Accent 3" w:semiHidden="0" w:uiPriority="64" w:unhideWhenUsed="0"/>
+    <w:lsdException w:name="Medium List 1 Accent 3" w:semiHidden="0" w:uiPriority="65" w:unhideWhenUsed="0"/>
+    <w:lsdException w:name="Medium List 2 Accent 3" w:semiHidden="0" w:uiPriority="66" w:unhideWhenUsed="0"/>
+    <w:lsdException w:name="Medium Grid 1 Accent 3" w:semiHidden="0" w:uiPriority="67" w:unhideWhenUsed="0"/>
+    <w:lsdException w:name="Medium Grid 2 Accent 3" w:semiHidden="0" w:uiPriority="68" w:unhideWhenUsed="0"/>
+    <w:lsdException w:name="Medium Grid 3 Accent 3" w:semiHidden="0" w:uiPriority="69" w:unhideWhenUsed="0"/>
+    <w:lsdException w:name="Dark List Accent 3" w:semiHidden="0" w:uiPriority="70" w:unhideWhenUsed="0"/>
+    <w:lsdException w:name="Colorful Shading Accent 3" w:semiHidden="0" w:uiPriority="71" w:unhideWhenUsed="0"/>
+    <w:lsdException w:name="Colorful List Accent 3" w:semiHidden="0" w:uiPriority="72" w:unhideWhenUsed="0"/>
+    <w:lsdException w:name="Colorful Grid Accent 3" w:semiHidden="0" w:uiPriority="73" w:unhideWhenUsed="0"/>
+    <w:lsdException w:name="Light Shading Accent 4" w:semiHidden="0" w:uiPriority="60" w:unhideWhenUsed="0"/>
+    <w:lsdException w:name="Light List Accent 4" w:semiHidden="0" w:uiPriority="61" w:unhideWhenUsed="0"/>
+    <w:lsdException w:name="Light Grid Accent 4" w:semiHidden="0" w:uiPriority="62" w:unhideWhenUsed="0"/>
+    <w:lsdException w:name="Medium Shading 1 Accent 4" w:semiHidden="0" w:uiPriority="63" w:unhideWhenUsed="0"/>
+    <w:lsdException w:name="Medium Shading 2 Accent 4" w:semiHidden="0" w:uiPriority="64" w:unhideWhenUsed="0"/>
+    <w:lsdException w:name="Medium List 1 Accent 4" w:semiHidden="0" w:uiPriority="65" w:unhideWhenUsed="0"/>
+    <w:lsdException w:name="Medium List 2 Accent 4" w:semiHidden="0" w:uiPriority="66" w:unhideWhenUsed="0"/>
+    <w:lsdException w:name="Medium Grid 1 Accent 4" w:semiHidden="0" w:uiPriority="67" w:unhideWhenUsed="0"/>
+    <w:lsdException w:name="Medium Grid 2 Accent 4" w:semiHidden="0" w:uiPriority="68" w:unhideWhenUsed="0"/>
+    <w:lsdException w:name="Medium Grid 3 Accent 4" w:semiHidden="0" w:uiPriority="69" w:unhideWhenUsed="0"/>
+    <w:lsdException w:name="Dark List Accent 4" w:semiHidden="0" w:uiPriority="70" w:unhideWhenUsed="0"/>
+    <w:lsdException w:name="Colorful Shading Accent 4" w:semiHidden="0" w:uiPriority="71" w:unhideWhenUsed="0"/>
+    <w:lsdException w:name="Colorful List Accent 4" w:semiHidden="0" w:uiPriority="72" w:unhideWhenUsed="0"/>
+    <w:lsdException w:name="Colorful Grid Accent 4" w:semiHidden="0" w:uiPriority="73" w:unhideWhenUsed="0"/>
+    <w:lsdException w:name="Light Shading Accent 5" w:semiHidden="0" w:uiPriority="60" w:unhideWhenUsed="0"/>
+    <w:lsdException w:name="Light List Accent 5" w:semiHidden="0" w:uiPriority="61" w:unhideWhenUsed="0"/>
+    <w:lsdException w:name="Light Grid Accent 5" w:semiHidden="0" w:uiPriority="62" w:unhideWhenUsed="0"/>
+    <w:lsdException w:name="Medium Shading 1 Accent 5" w:semiHidden="0" w:uiPriority="63" w:unhideWhenUsed="0"/>
+    <w:lsdException w:name="Medium Shading 2 Accent 5" w:semiHidden="0" w:uiPriority="64" w:unhideWhenUsed="0"/>
+    <w:lsdException w:name="Medium List 1 Accent 5" w:semiHidden="0" w:uiPriority="65" w:unhideWhenUsed="0"/>
+    <w:lsdException w:name="Medium List 2 Accent 5" w:semiHidden="0" w:uiPriority="66" w:unhideWhenUsed="0"/>
+    <w:lsdException w:name="Medium Grid 1 Accent 5" w:semiHidden="0" w:uiPriority="67" w:unhideWhenUsed="0"/>
+    <w:lsdException w:name="Medium Grid 2 Accent 5" w:semiHidden="0" w:uiPriority="68" w:unhideWhenUsed="0"/>
+    <w:lsdException w:name="Medium Grid 3 Accent 5" w:semiHidden="0" w:uiPriority="69" w:unhideWhenUsed="0"/>
+    <w:lsdException w:name="Dark List Accent 5" w:semiHidden="0" w:uiPriority="70" w:unhideWhenUsed="0"/>
+    <w:lsdException w:name="Colorful Shading Accent 5" w:semiHidden="0" w:uiPriority="71" w:unhideWhenUsed="0"/>
+    <w:lsdException w:name="Colorful List Accent 5" w:semiHidden="0" w:uiPriority="72" w:unhideWhenUsed="0"/>
+    <w:lsdException w:name="Colorful Grid Accent 5" w:semiHidden="0" w:uiPriority="73" w:unhideWhenUsed="0"/>
+    <w:lsdException w:name="Light Shading Accent 6" w:semiHidden="0" w:uiPriority="60" w:unhideWhenUsed="0"/>
+    <w:lsdException w:name="Light List Accent 6" w:semiHidden="0" w:uiPriority="61" w:unhideWhenUsed="0"/>
+    <w:lsdException w:name="Light Grid Accent 6" w:semiHidden="0" w:uiPriority="62" w:unhideWhenUsed="0"/>
+    <w:lsdException w:name="Medium Shading 1 Accent 6" w:semiHidden="0" w:uiPriority="63" w:unhideWhenUsed="0"/>
+    <w:lsdException w:name="Medium Shading 2 Accent 6" w:semiHidden="0" w:uiPriority="64" w:unhideWhenUsed="0"/>
+    <w:lsdException w:name="Medium List 1 Accent 6" w:semiHidden="0" w:uiPriority="65" w:unhideWhenUsed="0"/>
+    <w:lsdException w:name="Medium List 2 Accent 6" w:semiHidden="0" w:uiPriority="66" w:unhideWhenUsed="0"/>
+    <w:lsdException w:name="Medium Grid 1 Accent 6" w:semiHidden="0" w:uiPriority="67" w:unhideWhenUsed="0"/>
+    <w:lsdException w:name="Medium Grid 2 Accent 6" w:semiHidden="0" w:uiPriority="68" w:unhideWhenUsed="0"/>
+    <w:lsdException w:name="Medium Grid 3 Accent 6" w:semiHidden="0" w:uiPriority="69" w:unhideWhenUsed="0"/>
+    <w:lsdException w:name="Dark List Accent 6" w:semiHidden="0" w:uiPriority="70" w:unhideWhenUsed="0"/>
+    <w:lsdException w:name="Colorful Shading Accent 6" w:semiHidden="0" w:uiPriority="71" w:unhideWhenUsed="0"/>
+    <w:lsdException w:name="Colorful List Accent 6" w:semiHidden="0" w:uiPriority="72" w:unhideWhenUsed="0"/>
+    <w:lsdException w:name="Colorful Grid Accent 6" w:semiHidden="0" w:uiPriority="73" w:unhideWhenUsed="0"/>
+    <w:lsdException w:name="Subtle Emphasis" w:semiHidden="0" w:uiPriority="19" w:unhideWhenUsed="0" w:qFormat="1"/>
+    <w:lsdException w:name="Intense Emphasis" w:semiHidden="0" w:uiPriority="21" w:unhideWhenUsed="0" w:qFormat="1"/>
+    <w:lsdException w:name="Subtle Reference" w:semiHidden="0" w:uiPriority="31" w:unhideWhenUsed="0" w:qFormat="1"/>
+    <w:lsdException w:name="Intense Reference" w:semiHidden="0" w:uiPriority="32" w:unhideWhenUsed="0" w:qFormat="1"/>
+    <w:lsdException w:name="Book Title" w:semiHidden="0" w:uiPriority="33" w:unhideWhenUsed="0" w:qFormat="1"/>
+    <w:lsdException w:name="Bibliography" w:uiPriority="37"/>
+    <w:lsdException w:name="TOC Heading" w:uiPriority="39" w:qFormat="1"/>
+  </w:latentStyles>
+  <w:style w:type="paragraph" w:default="1" w:styleId="a">
+    <w:name w:val="Normal"/>
+    <w:qFormat/>
+    <w:rsid w:val="005262FF"/>
+    <w:rPr>
+      <w:rFonts w:ascii="Calibri" w:eastAsia="Calibri" w:hAnsi="Calibri" w:cs="Times New Roman"/>
+    </w:rPr>
+  </w:style>
+  <w:style w:type="character" w:default="1" w:styleId="a0">
+    <w:name w:val="Default Paragraph Font"/>
+    <w:uiPriority w:val="1"/>
+    <w:semiHidden/>
+    <w:unhideWhenUsed/>
+  </w:style>
+  <w:style w:type="table" w:default="1" w:styleId="a1">
+    <w:name w:val="Normal Table"/>
+    <w:uiPriority w:val="99"/>
+    <w:semiHidden/>
+    <w:unhideWhenUsed/>
+    <w:tblPr>
+      <w:tblInd w:w="0" w:type="dxa"/>
+      <w:tblCellMar>
+        <w:top w:w="0" w:type="dxa"/>
+        <w:left w:w="108" w:type="dxa"/>
+        <w:bottom w:w="0" w:type="dxa"/>
+        <w:right w:w="108" w:type="dxa"/>
+      </w:tblCellMar>
+    </w:tblPr>
+  </w:style>
+  <w:style w:type="numbering" w:default="1" w:styleId="a2">
+    <w:name w:val="No List"/>
+    <w:uiPriority w:val="99"/>
+    <w:semiHidden/>
+    <w:unhideWhenUsed/>
+  </w:style>
+</w:styles>
+</file>
+
+<file path=word/stylesWithEffects.xml><?xml version="1.0" encoding="utf-8"?>
+<w:styles xmlns:wpc="http://schemas.microsoft.com/office/word/2010/wordprocessingCanvas" xmlns:mc="http://schemas.openxmlformats.org/markup-compatibility/2006" xmlns:o="urn:schemas-microsoft-com:office:office" xmlns:r="http://schemas.openxmlformats.org/officeDocument/2006/relationships" xmlns:m="http://schemas.openxmlformats.org/officeDocument/2006/math" xmlns:v="urn:schemas-microsoft-com:vml" xmlns:wp14="http://schemas.microsoft.com/office/word/2010/wordprocessingDrawing" xmlns:wp="http://schemas.openxmlformats.org/drawingml/2006/wordprocessingDrawing" xmlns:w10="urn:schemas-microsoft-com:office:word" xmlns:w="http://schemas.openxmlformats.org/wordprocessingml/2006/main" xmlns:w14="http://schemas.microsoft.com/office/word/2010/wordml" xmlns:wpg="http://schemas.microsoft.com/office/word/2010/wordprocessingGroup" xmlns:wpi="http://schemas.microsoft.com/office/word/2010/wordprocessingInk" xmlns:wne="http://schemas.microsoft.com/office/word/2006/wordml" xmlns:wps="http://schemas.microsoft.com/office/word/2010/wordprocessingShape" mc:Ignorable="w14 wp14">
+  <w:docDefaults>
+    <w:rPrDefault>
+      <w:rPr>
+        <w:rFonts w:asciiTheme="minorHAnsi" w:eastAsiaTheme="minorHAnsi" w:hAnsiTheme="minorHAnsi" w:cstheme="minorBidi"/>
+        <w:sz w:val="22"/>
+        <w:szCs w:val="22"/>
+        <w:lang w:val="ru-RU" w:eastAsia="en-US" w:bidi="ar-SA"/>
+      </w:rPr>
+    </w:rPrDefault>
+    <w:pPrDefault>
+      <w:pPr>
+        <w:spacing w:after="200" w:line="276" w:lineRule="auto"/>
+      </w:pPr>
+    </w:pPrDefault>
+  </w:docDefaults>
+  <w:latentStyles w:defLockedState="0" w:defUIPriority="99" w:defSemiHidden="1" w:defUnhideWhenUsed="1" w:defQFormat="0" w:count="267">
+    <w:lsdException w:name="Normal" w:semiHidden="0" w:uiPriority="0" w:unhideWhenUsed="0" w:qFormat="1"/>
+    <w:lsdException w:name="heading 1" w:semiHidden="0" w:uiPriority="9" w:unhideWhenUsed="0" w:qFormat="1"/>
+    <w:lsdException w:name="heading 2" w:uiPriority="9" w:qFormat="1"/>
+    <w:lsdException w:name="heading 3" w:uiPriority="9" w:qFormat="1"/>
+    <w:lsdException w:name="heading 4" w:uiPriority="9" w:qFormat="1"/>
+    <w:lsdException w:name="heading 5" w:uiPriority="9" w:qFormat="1"/>
+    <w:lsdException w:name="heading 6" w:uiPriority="9" w:qFormat="1"/>
+    <w:lsdException w:name="heading 7" w:uiPriority="9" w:qFormat="1"/>
+    <w:lsdException w:name="heading 8" w:uiPriority="9" w:qFormat="1"/>
+    <w:lsdException w:name="heading 9" w:uiPriority="9" w:qFormat="1"/>
+    <w:lsdException w:name="toc 1" w:uiPriority="39"/>
+    <w:lsdException w:name="toc 2" w:uiPriority="39"/>
+    <w:lsdException w:name="toc 3" w:uiPriority="39"/>
+    <w:lsdException w:name="toc 4" w:uiPriority="39"/>
+    <w:lsdException w:name="toc 5" w:uiPriority="39"/>
+    <w:lsdException w:name="toc 6" w:uiPriority="39"/>
+    <w:lsdException w:name="toc 7" w:uiPriority="39"/>
+    <w:lsdException w:name="toc 8" w:uiPriority="39"/>
+    <w:lsdException w:name="toc 9" w:uiPriority="39"/>
+    <w:lsdException w:name="caption" w:uiPriority="35" w:qFormat="1"/>
+    <w:lsdException w:name="Title" w:semiHidden="0" w:uiPriority="10" w:unhideWhenUsed="0" w:qFormat="1"/>
+    <w:lsdException w:name="Default Paragraph Font" w:uiPriority="1"/>
+    <w:lsdException w:name="Subtitle" w:semiHidden="0" w:uiPriority="11" w:unhideWhenUsed="0" w:qFormat="1"/>
+    <w:lsdException w:name="Strong" w:semiHidden="0" w:uiPriority="22" w:unhideWhenUsed="0" w:qFormat="1"/>
+    <w:lsdException w:name="Emphasis" w:semiHidden="0" w:uiPriority="20" w:unhideWhenUsed="0" w:qFormat="1"/>
+    <w:lsdException w:name="Table Grid" w:uiPriority="59"/>
+    <w:lsdException w:name="Placeholder Text" w:unhideWhenUsed="0"/>
+    <w:lsdException w:name="No Spacing" w:semiHidden="0" w:uiPriority="1" w:unhideWhenUsed="0" w:qFormat="1"/>
+    <w:lsdException w:name="Light Shading" w:semiHidden="0" w:uiPriority="60" w:unhideWhenUsed="0"/>
+    <w:lsdException w:name="Light List" w:semiHidden="0" w:uiPriority="61" w:unhideWhenUsed="0"/>
+    <w:lsdException w:name="Light Grid" w:semiHidden="0" w:uiPriority="62" w:unhideWhenUsed="0"/>
+    <w:lsdException w:name="Medium Shading 1" w:semiHidden="0" w:uiPriority="63" w:unhideWhenUsed="0"/>
+    <w:lsdException w:name="Medium Shading 2" w:semiHidden="0" w:uiPriority="64" w:unhideWhenUsed="0"/>
+    <w:lsdException w:name="Medium List 1" w:semiHidden="0" w:uiPriority="65" w:unhideWhenUsed="0"/>
+    <w:lsdException w:name="Medium List 2" w:semiHidden="0" w:uiPriority="66" w:unhideWhenUsed="0"/>
+    <w:lsdException w:name="Medium Grid 1" w:semiHidden="0" w:uiPriority="67" w:unhideWhenUsed="0"/>
+    <w:lsdException w:name="Medium Grid 2" w:semiHidden="0" w:uiPriority="68" w:unhideWhenUsed="0"/>
+    <w:lsdException w:name="Medium Grid 3" w:semiHidden="0" w:uiPriority="69" w:unhideWhenUsed="0"/>
+    <w:lsdException w:name="Dark List" w:semiHidden="0" w:uiPriority="70" w:unhideWhenUsed="0"/>
+    <w:lsdException w:name="Colorful Shading" w:semiHidden="0" w:uiPriority="71" w:unhideWhenUsed="0"/>
+    <w:lsdException w:name="Colorful List" w:semiHidden="0" w:uiPriority="72" w:unhideWhenUsed="0"/>
+    <w:lsdException w:name="Colorful Grid" w:semiHidden="0" w:uiPriority="73" w:unhideWhenUsed="0"/>
+    <w:lsdException w:name="Light Shading Accent 1" w:semiHidden="0" w:uiPriority="60" w:unhideWhenUsed="0"/>
+    <w:lsdException w:name="Light List Accent 1" w:semiHidden="0" w:uiPriority="61" w:unhideWhenUsed="0"/>
+    <w:lsdException w:name="Light Grid Accent 1" w:semiHidden="0" w:uiPriority="62" w:unhideWhenUsed="0"/>
+    <w:lsdException w:name="Medium Shading 1 Accent 1" w:semiHidden="0" w:uiPriority="63" w:unhideWhenUsed="0"/>
+    <w:lsdException w:name="Medium Shading 2 Accent 1" w:semiHidden="0" w:uiPriority="64" w:unhideWhenUsed="0"/>
+    <w:lsdException w:name="Medium List 1 Accent 1" w:semiHidden="0" w:uiPriority="65" w:unhideWhenUsed="0"/>
+    <w:lsdException w:name="Revision" w:unhideWhenUsed="0"/>
+    <w:lsdException w:name="List Paragraph" w:semiHidden="0" w:uiPriority="34" w:unhideWhenUsed="0" w:qFormat="1"/>
+    <w:lsdException w:name="Quote" w:semiHidden="0" w:uiPriority="29" w:unhideWhenUsed="0" w:qFormat="1"/>
+    <w:lsdException w:name="Intense Quote" w:semiHidden="0" w:uiPriority="30" w:unhideWhenUsed="0" w:qFormat="1"/>
+    <w:lsdException w:name="Medium List 2 Accent 1" w:semiHidden="0" w:uiPriority="66" w:unhideWhenUsed="0"/>
+    <w:lsdException w:name="Medium Grid 1 Accent 1" w:semiHidden="0" w:uiPriority="67" w:unhideWhenUsed="0"/>
+    <w:lsdException w:name="Medium Grid 2 Accent 1" w:semiHidden="0" w:uiPriority="68" w:unhideWhenUsed="0"/>
+    <w:lsdException w:name="Medium Grid 3 Accent 1" w:semiHidden="0" w:uiPriority="69" w:unhideWhenUsed="0"/>
+    <w:lsdException w:name="Dark List Accent 1" w:semiHidden="0" w:uiPriority="70" w:unhideWhenUsed="0"/>
+    <w:lsdException w:name="Colorful Shading Accent 1" w:semiHidden="0" w:uiPriority="71" w:unhideWhenUsed="0"/>
+    <w:lsdException w:name="Colorful List Accent 1" w:semiHidden="0" w:uiPriority="72" w:unhideWhenUsed="0"/>
+    <w:lsdException w:name="Colorful Grid Accent 1" w:semiHidden="0" w:uiPriority="73" w:unhideWhenUsed="0"/>
+    <w:lsdException w:name="Light Shading Accent 2" w:semiHidden="0" w:uiPriority="60" w:unhideWhenUsed="0"/>
+    <w:lsdException w:name="Light List Accent 2" w:semiHidden="0" w:uiPriority="61" w:unhideWhenUsed="0"/>
+    <w:lsdException w:name="Light Grid Accent 2" w:semiHidden="0" w:uiPriority="62" w:unhideWhenUsed="0"/>
+    <w:lsdException w:name="Medium Shading 1 Accent 2" w:semiHidden="0" w:uiPriority="63" w:unhideWhenUsed="0"/>
+    <w:lsdException w:name="Medium Shading 2 Accent 2" w:semiHidden="0" w:uiPriority="64" w:unhideWhenUsed="0"/>
+    <w:lsdException w:name="Medium List 1 Accent 2" w:semiHidden="0" w:uiPriority="65" w:unhideWhenUsed="0"/>
+    <w:lsdException w:name="Medium List 2 Accent 2" w:semiHidden="0" w:uiPriority="66" w:unhideWhenUsed="0"/>
+    <w:lsdException w:name="Medium Grid 1 Accent 2" w:semiHidden="0" w:uiPriority="67" w:unhideWhenUsed="0"/>
+    <w:lsdException w:name="Medium Grid 2 Accent 2" w:semiHidden="0" w:uiPriority="68" w:unhideWhenUsed="0"/>
+    <w:lsdException w:name="Medium Grid 3 Accent 2" w:semiHidden="0" w:uiPriority="69" w:unhideWhenUsed="0"/>
+    <w:lsdException w:name="Dark List Accent 2" w:semiHidden="0" w:uiPriority="70" w:unhideWhenUsed="0"/>
+    <w:lsdException w:name="Colorful Shading Accent 2" w:semiHidden="0" w:uiPriority="71" w:unhideWhenUsed="0"/>
+    <w:lsdException w:name="Colorful List Accent 2" w:semiHidden="0" w:uiPriority="72" w:unhideWhenUsed="0"/>
+    <w:lsdException w:name="Colorful Grid Accent 2" w:semiHidden="0" w:uiPriority="73" w:unhideWhenUsed="0"/>
+    <w:lsdException w:name="Light Shading Accent 3" w:semiHidden="0" w:uiPriority="60" w:unhideWhenUsed="0"/>
+    <w:lsdException w:name="Light List Accent 3" w:semiHidden="0" w:uiPriority="61" w:unhideWhenUsed="0"/>
+    <w:lsdException w:name="Light Grid Accent 3" w:semiHidden="0" w:uiPriority="62" w:unhideWhenUsed="0"/>
+    <w:lsdException w:name="Medium Shading 1 Accent 3" w:semiHidden="0" w:uiPriority="63" w:unhideWhenUsed="0"/>
+    <w:lsdException w:name="Medium Shading 2 Accent 3" w:semiHidden="0" w:uiPriority="64" w:unhideWhenUsed="0"/>
+    <w:lsdException w:name="Medium List 1 Accent 3" w:semiHidden="0" w:uiPriority="65" w:unhideWhenUsed="0"/>
+    <w:lsdException w:name="Medium List 2 Accent 3" w:semiHidden="0" w:uiPriority="66" w:unhideWhenUsed="0"/>
+    <w:lsdException w:name="Medium Grid 1 Accent 3" w:semiHidden="0" w:uiPriority="67" w:unhideWhenUsed="0"/>
+    <w:lsdException w:name="Medium Grid 2 Accent 3" w:semiHidden="0" w:uiPriority="68" w:unhideWhenUsed="0"/>
+    <w:lsdException w:name="Medium Grid 3 Accent 3" w:semiHidden="0" w:uiPriority="69" w:unhideWhenUsed="0"/>
+    <w:lsdException w:name="Dark List Accent 3" w:semiHidden="0" w:uiPriority="70" w:unhideWhenUsed="0"/>
+    <w:lsdException w:name="Colorful Shading Accent 3" w:semiHidden="0" w:uiPriority="71" w:unhideWhenUsed="0"/>
+    <w:lsdException w:name="Colorful List Accent 3" w:semiHidden="0" w:uiPriority="72" w:unhideWhenUsed="0"/>
+    <w:lsdException w:name="Colorful Grid Accent 3" w:semiHidden="0" w:uiPriority="73" w:unhideWhenUsed="0"/>
+    <w:lsdException w:name="Light Shading Accent 4" w:semiHidden="0" w:uiPriority="60" w:unhideWhenUsed="0"/>
+    <w:lsdException w:name="Light List Accent 4" w:semiHidden="0" w:uiPriority="61" w:unhideWhenUsed="0"/>
+    <w:lsdException w:name="Light Grid Accent 4" w:semiHidden="0" w:uiPriority="62" w:unhideWhenUsed="0"/>
+    <w:lsdException w:name="Medium Shading 1 Accent 4" w:semiHidden="0" w:uiPriority="63" w:unhideWhenUsed="0"/>
+    <w:lsdException w:name="Medium Shading 2 Accent 4" w:semiHidden="0" w:uiPriority="64" w:unhideWhenUsed="0"/>
+    <w:lsdException w:name="Medium List 1 Accent 4" w:semiHidden="0" w:uiPriority="65" w:unhideWhenUsed="0"/>
+    <w:lsdException w:name="Medium List 2 Accent 4" w:semiHidden="0" w:uiPriority="66" w:unhideWhenUsed="0"/>
+    <w:lsdException w:name="Medium Grid 1 Accent 4" w:semiHidden="0" w:uiPriority="67" w:unhideWhenUsed="0"/>
+    <w:lsdException w:name="Medium Grid 2 Accent 4" w:semiHidden="0" w:uiPriority="68" w:unhideWhenUsed="0"/>
+    <w:lsdException w:name="Medium Grid 3 Accent 4" w:semiHidden="0" w:uiPriority="69" w:unhideWhenUsed="0"/>
+    <w:lsdException w:name="Dark List Accent 4" w:semiHidden="0" w:uiPriority="70" w:unhideWhenUsed="0"/>
+    <w:lsdException w:name="Colorful Shading Accent 4" w:semiHidden="0" w:uiPriority="71" w:unhideWhenUsed="0"/>
+    <w:lsdException w:name="Colorful List Accent 4" w:semiHidden="0" w:uiPriority="72" w:unhideWhenUsed="0"/>
+    <w:lsdException w:name="Colorful Grid Accent 4" w:semiHidden="0" w:uiPriority="73" w:unhideWhenUsed="0"/>
+    <w:lsdException w:name="Light Shading Accent 5" w:semiHidden="0" w:uiPriority="60" w:unhideWhenUsed="0"/>
+    <w:lsdException w:name="Light List Accent 5" w:semiHidden="0" w:uiPriority="61" w:unhideWhenUsed="0"/>
+    <w:lsdException w:name="Light Grid Accent 5" w:semiHidden="0" w:uiPriority="62" w:unhideWhenUsed="0"/>
+    <w:lsdException w:name="Medium Shading 1 Accent 5" w:semiHidden="0" w:uiPriority="63" w:unhideWhenUsed="0"/>
+    <w:lsdException w:name="Medium Shading 2 Accent 5" w:semiHidden="0" w:uiPriority="64" w:unhideWhenUsed="0"/>
+    <w:lsdException w:name="Medium List 1 Accent 5" w:semiHidden="0" w:uiPriority="65" w:unhideWhenUsed="0"/>
+    <w:lsdException w:name="Medium List 2 Accent 5" w:semiHidden="0" w:uiPriority="66" w:unhideWhenUsed="0"/>
+    <w:lsdException w:name="Medium Grid 1 Accent 5" w:semiHidden="0" w:uiPriority="67" w:unhideWhenUsed="0"/>
+    <w:lsdException w:name="Medium Grid 2 Accent 5" w:semiHidden="0" w:uiPriority="68" w:unhideWhenUsed="0"/>
+    <w:lsdException w:name="Medium Grid 3 Accent 5" w:semiHidden="0" w:uiPriority="69" w:unhideWhenUsed="0"/>
+    <w:lsdException w:name="Dark List Accent 5" w:semiHidden="0" w:uiPriority="70" w:unhideWhenUsed="0"/>
+    <w:lsdException w:name="Colorful Shading Accent 5" w:semiHidden="0" w:uiPriority="71" w:unhideWhenUsed="0"/>
+    <w:lsdException w:name="Colorful List Accent 5" w:semiHidden="0" w:uiPriority="72" w:unhideWhenUsed="0"/>
+    <w:lsdException w:name="Colorful Grid Accent 5" w:semiHidden="0" w:uiPriority="73" w:unhideWhenUsed="0"/>
+    <w:lsdException w:name="Light Shading Accent 6" w:semiHidden="0" w:uiPriority="60" w:unhideWhenUsed="0"/>
+    <w:lsdException w:name="Light List Accent 6" w:semiHidden="0" w:uiPriority="61" w:unhideWhenUsed="0"/>
+    <w:lsdException w:name="Light Grid Accent 6" w:semiHidden="0" w:uiPriority="62" w:unhideWhenUsed="0"/>
+    <w:lsdException w:name="Medium Shading 1 Accent 6" w:semiHidden="0" w:uiPriority="63" w:unhideWhenUsed="0"/>
+    <w:lsdException w:name="Medium Shading 2 Accent 6" w:semiHidden="0" w:uiPriority="64" w:unhideWhenUsed="0"/>
+    <w:lsdException w:name="Medium List 1 Accent 6" w:semiHidden="0" w:uiPriority="65" w:unhideWhenUsed="0"/>
+    <w:lsdException w:name="Medium List 2 Accent 6" w:semiHidden="0" w:uiPriority="66" w:unhideWhenUsed="0"/>
+    <w:lsdException w:name="Medium Grid 1 Accent 6" w:semiHidden="0" w:uiPriority="67" w:unhideWhenUsed="0"/>
+    <w:lsdException w:name="Medium Grid 2 Accent 6" w:semiHidden="0" w:uiPriority="68" w:unhideWhenUsed="0"/>
+    <w:lsdException w:name="Medium Grid 3 Accent 6" w:semiHidden="0" w:uiPriority="69" w:unhideWhenUsed="0"/>
+    <w:lsdException w:name="Dark List Accent 6" w:semiHidden="0" w:uiPriority="70" w:unhideWhenUsed="0"/>
+    <w:lsdException w:name="Colorful Shading Accent 6" w:semiHidden="0" w:uiPriority="71" w:unhideWhenUsed="0"/>
+    <w:lsdException w:name="Colorful List Accent 6" w:semiHidden="0" w:uiPriority="72" w:unhideWhenUsed="0"/>
+    <w:lsdException w:name="Colorful Grid Accent 6" w:semiHidden="0" w:uiPriority="73" w:unhideWhenUsed="0"/>
+    <w:lsdException w:name="Subtle Emphasis" w:semiHidden="0" w:uiPriority="19" w:unhideWhenUsed="0" w:qFormat="1"/>
+    <w:lsdException w:name="Intense Emphasis" w:semiHidden="0" w:uiPriority="21" w:unhideWhenUsed="0" w:qFormat="1"/>
+    <w:lsdException w:name="Subtle Reference" w:semiHidden="0" w:uiPriority="31" w:unhideWhenUsed="0" w:qFormat="1"/>
+    <w:lsdException w:name="Intense Reference" w:semiHidden="0" w:uiPriority="32" w:unhideWhenUsed="0" w:qFormat="1"/>
+    <w:lsdException w:name="Book Title" w:semiHidden="0" w:uiPriority="33" w:unhideWhenUsed="0" w:qFormat="1"/>
+    <w:lsdException w:name="Bibliography" w:uiPriority="37"/>
+    <w:lsdException w:name="TOC Heading" w:uiPriority="39" w:qFormat="1"/>
   </w:latentStyles>
   <w:style w:type="paragraph" w:default="1" w:styleId="a">
     <w:name w:val="Normal"/>
